--- a/Пояснительная_записка.docx
+++ b/Пояснительная_записка.docx
@@ -323,7 +323,7 @@
       </w:pPr>
       <w:r>
         <w:rPr/>
-        <w:t>_________________ Володина О.В.</w:t>
+        <w:t>_________________ Баринов В.Р.</w:t>
       </w:r>
     </w:p>
     <w:p>
@@ -586,7 +586,7 @@
         </w:tabs>
         <w:bidi w:val="0"/>
         <w:spacing w:before="0" w:after="0"/>
-        <w:ind w:firstLine="426" w:left="709"/>
+        <w:ind w:firstLine="426"/>
         <w:rPr/>
       </w:pPr>
       <w:r>
@@ -607,7 +607,7 @@
         </w:tabs>
         <w:bidi w:val="0"/>
         <w:spacing w:before="0" w:after="0"/>
-        <w:ind w:firstLine="426" w:left="709"/>
+        <w:ind w:firstLine="426"/>
         <w:rPr/>
       </w:pPr>
       <w:r>
@@ -628,7 +628,7 @@
         </w:tabs>
         <w:bidi w:val="0"/>
         <w:spacing w:before="0" w:after="0"/>
-        <w:ind w:firstLine="426" w:left="709"/>
+        <w:ind w:firstLine="426"/>
         <w:rPr/>
       </w:pPr>
       <w:r>
@@ -649,7 +649,7 @@
         </w:tabs>
         <w:bidi w:val="0"/>
         <w:spacing w:before="0" w:after="0"/>
-        <w:ind w:firstLine="426" w:left="709"/>
+        <w:ind w:firstLine="426"/>
         <w:rPr/>
       </w:pPr>
       <w:r>
@@ -669,7 +669,7 @@
           <w:tab w:val="left" w:pos="709" w:leader="none"/>
         </w:tabs>
         <w:bidi w:val="0"/>
-        <w:ind w:firstLine="426" w:left="709"/>
+        <w:ind w:firstLine="426"/>
         <w:rPr/>
       </w:pPr>
       <w:r>
@@ -746,7 +746,7 @@
         </w:tabs>
         <w:bidi w:val="0"/>
         <w:spacing w:before="0" w:after="0"/>
-        <w:ind w:firstLine="426" w:left="709"/>
+        <w:ind w:firstLine="426"/>
         <w:rPr/>
       </w:pPr>
       <w:r>
@@ -767,7 +767,7 @@
         </w:tabs>
         <w:bidi w:val="0"/>
         <w:spacing w:before="0" w:after="0"/>
-        <w:ind w:firstLine="426" w:left="709"/>
+        <w:ind w:firstLine="426"/>
         <w:rPr/>
       </w:pPr>
       <w:r>
@@ -788,7 +788,7 @@
         </w:tabs>
         <w:bidi w:val="0"/>
         <w:spacing w:before="0" w:after="0"/>
-        <w:ind w:firstLine="426" w:left="709"/>
+        <w:ind w:firstLine="426"/>
         <w:rPr/>
       </w:pPr>
       <w:r>
@@ -809,7 +809,7 @@
         </w:tabs>
         <w:bidi w:val="0"/>
         <w:spacing w:before="0" w:after="0"/>
-        <w:ind w:firstLine="426" w:left="709"/>
+        <w:ind w:firstLine="426"/>
         <w:rPr/>
       </w:pPr>
       <w:r>
@@ -829,7 +829,7 @@
           <w:tab w:val="left" w:pos="709" w:leader="none"/>
         </w:tabs>
         <w:bidi w:val="0"/>
-        <w:ind w:firstLine="426" w:left="709"/>
+        <w:ind w:firstLine="426"/>
         <w:rPr/>
       </w:pPr>
       <w:r>
@@ -1094,7 +1094,7 @@
         </w:tabs>
         <w:bidi w:val="0"/>
         <w:spacing w:before="0" w:after="0"/>
-        <w:ind w:firstLine="426" w:left="709"/>
+        <w:ind w:firstLine="426"/>
         <w:rPr/>
       </w:pPr>
       <w:r>
@@ -1115,7 +1115,7 @@
         </w:tabs>
         <w:bidi w:val="0"/>
         <w:spacing w:before="0" w:after="0"/>
-        <w:ind w:firstLine="426" w:left="709"/>
+        <w:ind w:firstLine="426"/>
         <w:rPr/>
       </w:pPr>
       <w:r>
@@ -1135,7 +1135,7 @@
           <w:tab w:val="left" w:pos="709" w:leader="none"/>
         </w:tabs>
         <w:bidi w:val="0"/>
-        <w:ind w:firstLine="426" w:left="709"/>
+        <w:ind w:firstLine="426"/>
         <w:rPr/>
       </w:pPr>
       <w:r>
@@ -1213,7 +1213,7 @@
     </w:p>
     <w:p>
       <w:pPr>
-        <w:pStyle w:val="Style20"/>
+        <w:pStyle w:val="user9"/>
         <w:bidi w:val="0"/>
         <w:rPr/>
       </w:pPr>
@@ -1224,7 +1224,7 @@
     </w:p>
     <w:p>
       <w:pPr>
-        <w:pStyle w:val="Style20"/>
+        <w:pStyle w:val="user9"/>
         <w:bidi w:val="0"/>
         <w:rPr/>
       </w:pPr>
@@ -1239,7 +1239,7 @@
     </w:p>
     <w:p>
       <w:pPr>
-        <w:pStyle w:val="Style20"/>
+        <w:pStyle w:val="user9"/>
         <w:bidi w:val="0"/>
         <w:rPr/>
       </w:pPr>
@@ -1254,7 +1254,7 @@
     </w:p>
     <w:p>
       <w:pPr>
-        <w:pStyle w:val="Style20"/>
+        <w:pStyle w:val="user9"/>
         <w:bidi w:val="0"/>
         <w:rPr/>
       </w:pPr>
@@ -1269,7 +1269,7 @@
     </w:p>
     <w:p>
       <w:pPr>
-        <w:pStyle w:val="Style20"/>
+        <w:pStyle w:val="user9"/>
         <w:bidi w:val="0"/>
         <w:rPr/>
       </w:pPr>
@@ -1284,7 +1284,7 @@
     </w:p>
     <w:p>
       <w:pPr>
-        <w:pStyle w:val="Style20"/>
+        <w:pStyle w:val="user9"/>
         <w:bidi w:val="0"/>
         <w:rPr/>
       </w:pPr>
@@ -1299,7 +1299,7 @@
     </w:p>
     <w:p>
       <w:pPr>
-        <w:pStyle w:val="Style20"/>
+        <w:pStyle w:val="user9"/>
         <w:bidi w:val="0"/>
         <w:rPr/>
       </w:pPr>
@@ -1314,7 +1314,7 @@
     </w:p>
     <w:p>
       <w:pPr>
-        <w:pStyle w:val="Style20"/>
+        <w:pStyle w:val="user9"/>
         <w:bidi w:val="0"/>
         <w:rPr/>
       </w:pPr>
@@ -1329,7 +1329,7 @@
     </w:p>
     <w:p>
       <w:pPr>
-        <w:pStyle w:val="Style20"/>
+        <w:pStyle w:val="user9"/>
         <w:bidi w:val="0"/>
         <w:rPr/>
       </w:pPr>
@@ -1344,7 +1344,7 @@
     </w:p>
     <w:p>
       <w:pPr>
-        <w:pStyle w:val="Style20"/>
+        <w:pStyle w:val="user9"/>
         <w:bidi w:val="0"/>
         <w:rPr/>
       </w:pPr>
@@ -1359,7 +1359,7 @@
     </w:p>
     <w:p>
       <w:pPr>
-        <w:pStyle w:val="Style20"/>
+        <w:pStyle w:val="user9"/>
         <w:bidi w:val="0"/>
         <w:rPr/>
       </w:pPr>
@@ -1374,7 +1374,7 @@
     </w:p>
     <w:p>
       <w:pPr>
-        <w:pStyle w:val="Style20"/>
+        <w:pStyle w:val="user9"/>
         <w:bidi w:val="0"/>
         <w:rPr/>
       </w:pPr>
@@ -1389,7 +1389,7 @@
     </w:p>
     <w:p>
       <w:pPr>
-        <w:pStyle w:val="Style20"/>
+        <w:pStyle w:val="user9"/>
         <w:bidi w:val="0"/>
         <w:rPr/>
       </w:pPr>
@@ -1404,7 +1404,7 @@
     </w:p>
     <w:p>
       <w:pPr>
-        <w:pStyle w:val="Style20"/>
+        <w:pStyle w:val="user9"/>
         <w:bidi w:val="0"/>
         <w:rPr/>
       </w:pPr>
@@ -1419,7 +1419,7 @@
     </w:p>
     <w:p>
       <w:pPr>
-        <w:pStyle w:val="Style20"/>
+        <w:pStyle w:val="user9"/>
         <w:bidi w:val="0"/>
         <w:rPr/>
       </w:pPr>
@@ -1434,7 +1434,7 @@
     </w:p>
     <w:p>
       <w:pPr>
-        <w:pStyle w:val="Style20"/>
+        <w:pStyle w:val="user9"/>
         <w:bidi w:val="0"/>
         <w:rPr/>
       </w:pPr>
@@ -1449,7 +1449,7 @@
     </w:p>
     <w:p>
       <w:pPr>
-        <w:pStyle w:val="Style20"/>
+        <w:pStyle w:val="user9"/>
         <w:bidi w:val="0"/>
         <w:rPr/>
       </w:pPr>
@@ -1464,7 +1464,7 @@
     </w:p>
     <w:p>
       <w:pPr>
-        <w:pStyle w:val="Style20"/>
+        <w:pStyle w:val="user9"/>
         <w:bidi w:val="0"/>
         <w:rPr/>
       </w:pPr>
@@ -1479,7 +1479,7 @@
     </w:p>
     <w:p>
       <w:pPr>
-        <w:pStyle w:val="Style20"/>
+        <w:pStyle w:val="user9"/>
         <w:bidi w:val="0"/>
         <w:rPr/>
       </w:pPr>
@@ -1494,7 +1494,7 @@
     </w:p>
     <w:p>
       <w:pPr>
-        <w:pStyle w:val="Style20"/>
+        <w:pStyle w:val="user9"/>
         <w:bidi w:val="0"/>
         <w:rPr/>
       </w:pPr>
@@ -1509,7 +1509,7 @@
     </w:p>
     <w:p>
       <w:pPr>
-        <w:pStyle w:val="Style20"/>
+        <w:pStyle w:val="user9"/>
         <w:bidi w:val="0"/>
         <w:spacing w:before="0" w:after="283"/>
         <w:rPr/>
@@ -1559,7 +1559,7 @@
     </w:p>
     <w:p>
       <w:pPr>
-        <w:pStyle w:val="Style20"/>
+        <w:pStyle w:val="user9"/>
         <w:bidi w:val="0"/>
         <w:rPr/>
       </w:pPr>
@@ -1570,7 +1570,7 @@
     </w:p>
     <w:p>
       <w:pPr>
-        <w:pStyle w:val="Style20"/>
+        <w:pStyle w:val="user9"/>
         <w:bidi w:val="0"/>
         <w:rPr/>
       </w:pPr>
@@ -1585,7 +1585,7 @@
     </w:p>
     <w:p>
       <w:pPr>
-        <w:pStyle w:val="Style20"/>
+        <w:pStyle w:val="user9"/>
         <w:bidi w:val="0"/>
         <w:rPr/>
       </w:pPr>
@@ -1600,7 +1600,7 @@
     </w:p>
     <w:p>
       <w:pPr>
-        <w:pStyle w:val="Style20"/>
+        <w:pStyle w:val="user9"/>
         <w:bidi w:val="0"/>
         <w:rPr/>
       </w:pPr>
@@ -1615,7 +1615,7 @@
     </w:p>
     <w:p>
       <w:pPr>
-        <w:pStyle w:val="Style20"/>
+        <w:pStyle w:val="user9"/>
         <w:bidi w:val="0"/>
         <w:rPr/>
       </w:pPr>
@@ -1630,7 +1630,7 @@
     </w:p>
     <w:p>
       <w:pPr>
-        <w:pStyle w:val="Style20"/>
+        <w:pStyle w:val="user9"/>
         <w:bidi w:val="0"/>
         <w:rPr/>
       </w:pPr>
@@ -1645,7 +1645,7 @@
     </w:p>
     <w:p>
       <w:pPr>
-        <w:pStyle w:val="Style20"/>
+        <w:pStyle w:val="user9"/>
         <w:bidi w:val="0"/>
         <w:rPr/>
       </w:pPr>
@@ -1660,7 +1660,7 @@
     </w:p>
     <w:p>
       <w:pPr>
-        <w:pStyle w:val="Style20"/>
+        <w:pStyle w:val="user9"/>
         <w:bidi w:val="0"/>
         <w:rPr/>
       </w:pPr>
@@ -1675,7 +1675,7 @@
     </w:p>
     <w:p>
       <w:pPr>
-        <w:pStyle w:val="Style20"/>
+        <w:pStyle w:val="user9"/>
         <w:bidi w:val="0"/>
         <w:spacing w:before="0" w:after="283"/>
         <w:rPr/>
@@ -1709,7 +1709,7 @@
         </w:tabs>
         <w:bidi w:val="0"/>
         <w:spacing w:before="0" w:after="0"/>
-        <w:ind w:firstLine="426" w:left="709"/>
+        <w:ind w:firstLine="426"/>
         <w:rPr/>
       </w:pPr>
       <w:r>
@@ -1730,7 +1730,7 @@
         </w:tabs>
         <w:bidi w:val="0"/>
         <w:spacing w:before="0" w:after="0"/>
-        <w:ind w:firstLine="426" w:left="709"/>
+        <w:ind w:firstLine="426"/>
         <w:rPr/>
       </w:pPr>
       <w:r>
@@ -1751,7 +1751,7 @@
         </w:tabs>
         <w:bidi w:val="0"/>
         <w:spacing w:before="0" w:after="0"/>
-        <w:ind w:firstLine="426" w:left="709"/>
+        <w:ind w:firstLine="426"/>
         <w:rPr/>
       </w:pPr>
       <w:r>
@@ -1771,7 +1771,7 @@
           <w:tab w:val="left" w:pos="709" w:leader="none"/>
         </w:tabs>
         <w:bidi w:val="0"/>
-        <w:ind w:firstLine="426" w:left="709"/>
+        <w:ind w:firstLine="426"/>
         <w:rPr/>
       </w:pPr>
       <w:r>
@@ -1815,7 +1815,7 @@
     </w:p>
     <w:p>
       <w:pPr>
-        <w:pStyle w:val="Style20"/>
+        <w:pStyle w:val="user9"/>
         <w:bidi w:val="0"/>
         <w:rPr/>
       </w:pPr>
@@ -1826,7 +1826,7 @@
     </w:p>
     <w:p>
       <w:pPr>
-        <w:pStyle w:val="Style20"/>
+        <w:pStyle w:val="user9"/>
         <w:bidi w:val="0"/>
         <w:rPr/>
       </w:pPr>
@@ -1841,7 +1841,7 @@
     </w:p>
     <w:p>
       <w:pPr>
-        <w:pStyle w:val="Style20"/>
+        <w:pStyle w:val="user9"/>
         <w:bidi w:val="0"/>
         <w:rPr/>
       </w:pPr>
@@ -1856,7 +1856,7 @@
     </w:p>
     <w:p>
       <w:pPr>
-        <w:pStyle w:val="Style20"/>
+        <w:pStyle w:val="user9"/>
         <w:bidi w:val="0"/>
         <w:rPr/>
       </w:pPr>
@@ -1871,7 +1871,7 @@
     </w:p>
     <w:p>
       <w:pPr>
-        <w:pStyle w:val="Style20"/>
+        <w:pStyle w:val="user9"/>
         <w:bidi w:val="0"/>
         <w:rPr/>
       </w:pPr>
@@ -1886,7 +1886,7 @@
     </w:p>
     <w:p>
       <w:pPr>
-        <w:pStyle w:val="Style20"/>
+        <w:pStyle w:val="user9"/>
         <w:bidi w:val="0"/>
         <w:rPr/>
       </w:pPr>
@@ -1901,7 +1901,7 @@
     </w:p>
     <w:p>
       <w:pPr>
-        <w:pStyle w:val="Style20"/>
+        <w:pStyle w:val="user9"/>
         <w:bidi w:val="0"/>
         <w:spacing w:before="0" w:after="283"/>
         <w:rPr/>
@@ -1935,7 +1935,7 @@
         </w:tabs>
         <w:bidi w:val="0"/>
         <w:spacing w:before="0" w:after="0"/>
-        <w:ind w:firstLine="426" w:left="709"/>
+        <w:ind w:firstLine="426"/>
         <w:rPr/>
       </w:pPr>
       <w:r>
@@ -1956,7 +1956,7 @@
         </w:tabs>
         <w:bidi w:val="0"/>
         <w:spacing w:before="0" w:after="0"/>
-        <w:ind w:firstLine="426" w:left="709"/>
+        <w:ind w:firstLine="426"/>
         <w:rPr/>
       </w:pPr>
       <w:r>
@@ -1976,7 +1976,7 @@
           <w:tab w:val="left" w:pos="709" w:leader="none"/>
         </w:tabs>
         <w:bidi w:val="0"/>
-        <w:ind w:firstLine="426" w:left="709"/>
+        <w:ind w:firstLine="426"/>
         <w:rPr/>
       </w:pPr>
       <w:r>
@@ -2057,7 +2057,7 @@
           </w:tcPr>
           <w:p>
             <w:pPr>
-              <w:pStyle w:val="Style21"/>
+              <w:pStyle w:val="user10"/>
               <w:suppressLineNumbers/>
               <w:bidi w:val="0"/>
               <w:spacing w:before="0" w:after="120"/>
@@ -2078,7 +2078,7 @@
           </w:tcPr>
           <w:p>
             <w:pPr>
-              <w:pStyle w:val="Style21"/>
+              <w:pStyle w:val="user10"/>
               <w:suppressLineNumbers/>
               <w:bidi w:val="0"/>
               <w:spacing w:before="0" w:after="120"/>
@@ -2099,7 +2099,7 @@
           </w:tcPr>
           <w:p>
             <w:pPr>
-              <w:pStyle w:val="Style21"/>
+              <w:pStyle w:val="user10"/>
               <w:suppressLineNumbers/>
               <w:bidi w:val="0"/>
               <w:spacing w:before="0" w:after="120"/>
@@ -2123,7 +2123,7 @@
           </w:tcPr>
           <w:p>
             <w:pPr>
-              <w:pStyle w:val="Style17"/>
+              <w:pStyle w:val="user6"/>
               <w:bidi w:val="0"/>
               <w:spacing w:before="0" w:after="120"/>
               <w:jc w:val="left"/>
@@ -2143,7 +2143,7 @@
           </w:tcPr>
           <w:p>
             <w:pPr>
-              <w:pStyle w:val="Style17"/>
+              <w:pStyle w:val="user6"/>
               <w:bidi w:val="0"/>
               <w:spacing w:before="0" w:after="120"/>
               <w:jc w:val="left"/>
@@ -2163,7 +2163,7 @@
           </w:tcPr>
           <w:p>
             <w:pPr>
-              <w:pStyle w:val="Style17"/>
+              <w:pStyle w:val="user6"/>
               <w:bidi w:val="0"/>
               <w:spacing w:before="0" w:after="120"/>
               <w:jc w:val="left"/>
@@ -2186,7 +2186,7 @@
           </w:tcPr>
           <w:p>
             <w:pPr>
-              <w:pStyle w:val="Style17"/>
+              <w:pStyle w:val="user6"/>
               <w:bidi w:val="0"/>
               <w:spacing w:before="0" w:after="120"/>
               <w:jc w:val="left"/>
@@ -2206,7 +2206,7 @@
           </w:tcPr>
           <w:p>
             <w:pPr>
-              <w:pStyle w:val="Style17"/>
+              <w:pStyle w:val="user6"/>
               <w:bidi w:val="0"/>
               <w:spacing w:before="0" w:after="120"/>
               <w:jc w:val="left"/>
@@ -2226,7 +2226,7 @@
           </w:tcPr>
           <w:p>
             <w:pPr>
-              <w:pStyle w:val="Style17"/>
+              <w:pStyle w:val="user6"/>
               <w:bidi w:val="0"/>
               <w:spacing w:before="0" w:after="120"/>
               <w:jc w:val="left"/>
@@ -2249,7 +2249,7 @@
           </w:tcPr>
           <w:p>
             <w:pPr>
-              <w:pStyle w:val="Style17"/>
+              <w:pStyle w:val="user6"/>
               <w:bidi w:val="0"/>
               <w:spacing w:before="0" w:after="120"/>
               <w:jc w:val="left"/>
@@ -2269,7 +2269,7 @@
           </w:tcPr>
           <w:p>
             <w:pPr>
-              <w:pStyle w:val="Style17"/>
+              <w:pStyle w:val="user6"/>
               <w:bidi w:val="0"/>
               <w:spacing w:before="0" w:after="120"/>
               <w:jc w:val="left"/>
@@ -2289,7 +2289,7 @@
           </w:tcPr>
           <w:p>
             <w:pPr>
-              <w:pStyle w:val="Style17"/>
+              <w:pStyle w:val="user6"/>
               <w:bidi w:val="0"/>
               <w:spacing w:before="0" w:after="120"/>
               <w:jc w:val="left"/>
@@ -2338,7 +2338,7 @@
     </w:p>
     <w:p>
       <w:pPr>
-        <w:pStyle w:val="Style20"/>
+        <w:pStyle w:val="user9"/>
         <w:bidi w:val="0"/>
         <w:rPr/>
       </w:pPr>
@@ -2349,7 +2349,7 @@
     </w:p>
     <w:p>
       <w:pPr>
-        <w:pStyle w:val="Style20"/>
+        <w:pStyle w:val="user9"/>
         <w:bidi w:val="0"/>
         <w:rPr/>
       </w:pPr>
@@ -2360,7 +2360,7 @@
     </w:p>
     <w:p>
       <w:pPr>
-        <w:pStyle w:val="Style20"/>
+        <w:pStyle w:val="user9"/>
         <w:bidi w:val="0"/>
         <w:spacing w:before="0" w:after="283"/>
         <w:rPr/>
@@ -2394,7 +2394,7 @@
     </w:p>
     <w:p>
       <w:pPr>
-        <w:pStyle w:val="Style20"/>
+        <w:pStyle w:val="user9"/>
         <w:bidi w:val="0"/>
         <w:rPr/>
       </w:pPr>
@@ -2405,7 +2405,7 @@
     </w:p>
     <w:p>
       <w:pPr>
-        <w:pStyle w:val="Style20"/>
+        <w:pStyle w:val="user9"/>
         <w:bidi w:val="0"/>
         <w:rPr/>
       </w:pPr>
@@ -2416,7 +2416,7 @@
     </w:p>
     <w:p>
       <w:pPr>
-        <w:pStyle w:val="Style20"/>
+        <w:pStyle w:val="user9"/>
         <w:bidi w:val="0"/>
         <w:rPr/>
       </w:pPr>
@@ -2427,7 +2427,7 @@
     </w:p>
     <w:p>
       <w:pPr>
-        <w:pStyle w:val="Style20"/>
+        <w:pStyle w:val="user9"/>
         <w:bidi w:val="0"/>
         <w:rPr/>
       </w:pPr>
@@ -2438,7 +2438,7 @@
     </w:p>
     <w:p>
       <w:pPr>
-        <w:pStyle w:val="Style20"/>
+        <w:pStyle w:val="user9"/>
         <w:bidi w:val="0"/>
         <w:spacing w:before="0" w:after="283"/>
         <w:rPr/>
@@ -2484,7 +2484,7 @@
     </w:p>
     <w:p>
       <w:pPr>
-        <w:pStyle w:val="Style20"/>
+        <w:pStyle w:val="user9"/>
         <w:bidi w:val="0"/>
         <w:rPr/>
       </w:pPr>
@@ -2495,7 +2495,7 @@
     </w:p>
     <w:p>
       <w:pPr>
-        <w:pStyle w:val="Style20"/>
+        <w:pStyle w:val="user9"/>
         <w:bidi w:val="0"/>
         <w:rPr/>
       </w:pPr>
@@ -2506,7 +2506,7 @@
     </w:p>
     <w:p>
       <w:pPr>
-        <w:pStyle w:val="Style20"/>
+        <w:pStyle w:val="user9"/>
         <w:bidi w:val="0"/>
         <w:rPr/>
       </w:pPr>
@@ -2517,7 +2517,7 @@
     </w:p>
     <w:p>
       <w:pPr>
-        <w:pStyle w:val="Style20"/>
+        <w:pStyle w:val="user9"/>
         <w:bidi w:val="0"/>
         <w:rPr/>
       </w:pPr>
@@ -2528,7 +2528,7 @@
     </w:p>
     <w:p>
       <w:pPr>
-        <w:pStyle w:val="Style20"/>
+        <w:pStyle w:val="user9"/>
         <w:bidi w:val="0"/>
         <w:rPr/>
       </w:pPr>
@@ -2539,7 +2539,7 @@
     </w:p>
     <w:p>
       <w:pPr>
-        <w:pStyle w:val="Style20"/>
+        <w:pStyle w:val="user9"/>
         <w:bidi w:val="0"/>
         <w:rPr/>
       </w:pPr>
@@ -2550,7 +2550,7 @@
     </w:p>
     <w:p>
       <w:pPr>
-        <w:pStyle w:val="Style20"/>
+        <w:pStyle w:val="user9"/>
         <w:bidi w:val="0"/>
         <w:spacing w:before="0" w:after="283"/>
         <w:rPr/>
@@ -2588,7 +2588,7 @@
     </w:p>
     <w:p>
       <w:pPr>
-        <w:pStyle w:val="Style20"/>
+        <w:pStyle w:val="user9"/>
         <w:bidi w:val="0"/>
         <w:rPr/>
       </w:pPr>
@@ -2599,7 +2599,7 @@
     </w:p>
     <w:p>
       <w:pPr>
-        <w:pStyle w:val="Style20"/>
+        <w:pStyle w:val="user9"/>
         <w:bidi w:val="0"/>
         <w:rPr/>
       </w:pPr>
@@ -2614,7 +2614,7 @@
     </w:p>
     <w:p>
       <w:pPr>
-        <w:pStyle w:val="Style20"/>
+        <w:pStyle w:val="user9"/>
         <w:bidi w:val="0"/>
         <w:rPr/>
       </w:pPr>
@@ -2629,7 +2629,7 @@
     </w:p>
     <w:p>
       <w:pPr>
-        <w:pStyle w:val="Style20"/>
+        <w:pStyle w:val="user9"/>
         <w:bidi w:val="0"/>
         <w:rPr/>
       </w:pPr>
@@ -2644,7 +2644,7 @@
     </w:p>
     <w:p>
       <w:pPr>
-        <w:pStyle w:val="Style20"/>
+        <w:pStyle w:val="user9"/>
         <w:bidi w:val="0"/>
         <w:spacing w:before="0" w:after="283"/>
         <w:rPr/>
@@ -2711,7 +2711,7 @@
         </w:tabs>
         <w:bidi w:val="0"/>
         <w:spacing w:before="0" w:after="0"/>
-        <w:ind w:firstLine="426" w:left="709"/>
+        <w:ind w:firstLine="426"/>
         <w:rPr/>
       </w:pPr>
       <w:r>
@@ -2732,7 +2732,7 @@
         </w:tabs>
         <w:bidi w:val="0"/>
         <w:spacing w:before="0" w:after="0"/>
-        <w:ind w:firstLine="426" w:left="709"/>
+        <w:ind w:firstLine="426"/>
         <w:rPr/>
       </w:pPr>
       <w:r>
@@ -2753,7 +2753,7 @@
         </w:tabs>
         <w:bidi w:val="0"/>
         <w:spacing w:before="0" w:after="0"/>
-        <w:ind w:firstLine="426" w:left="709"/>
+        <w:ind w:firstLine="426"/>
         <w:rPr/>
       </w:pPr>
       <w:r>
@@ -2774,7 +2774,7 @@
         </w:tabs>
         <w:bidi w:val="0"/>
         <w:spacing w:before="0" w:after="0"/>
-        <w:ind w:firstLine="426" w:left="709"/>
+        <w:ind w:firstLine="426"/>
         <w:rPr/>
       </w:pPr>
       <w:r>
@@ -2794,7 +2794,7 @@
           <w:tab w:val="left" w:pos="709" w:leader="none"/>
         </w:tabs>
         <w:bidi w:val="0"/>
-        <w:ind w:firstLine="426" w:left="709"/>
+        <w:ind w:firstLine="426"/>
         <w:rPr/>
       </w:pPr>
       <w:r>
@@ -2859,7 +2859,7 @@
         </w:tabs>
         <w:bidi w:val="0"/>
         <w:spacing w:before="0" w:after="0"/>
-        <w:ind w:firstLine="426" w:left="709"/>
+        <w:ind w:firstLine="426"/>
         <w:rPr/>
       </w:pPr>
       <w:r>
@@ -2880,7 +2880,7 @@
         </w:tabs>
         <w:bidi w:val="0"/>
         <w:spacing w:before="0" w:after="0"/>
-        <w:ind w:firstLine="426" w:left="709"/>
+        <w:ind w:firstLine="426"/>
         <w:rPr/>
       </w:pPr>
       <w:r>
@@ -2901,7 +2901,7 @@
         </w:tabs>
         <w:bidi w:val="0"/>
         <w:spacing w:before="0" w:after="0"/>
-        <w:ind w:firstLine="426" w:left="709"/>
+        <w:ind w:firstLine="426"/>
         <w:rPr/>
       </w:pPr>
       <w:r>
@@ -2922,7 +2922,7 @@
         </w:tabs>
         <w:bidi w:val="0"/>
         <w:spacing w:before="0" w:after="0"/>
-        <w:ind w:firstLine="426" w:left="709"/>
+        <w:ind w:firstLine="426"/>
         <w:rPr/>
       </w:pPr>
       <w:r>
@@ -2943,7 +2943,7 @@
         </w:tabs>
         <w:bidi w:val="0"/>
         <w:spacing w:before="0" w:after="0"/>
-        <w:ind w:firstLine="426" w:left="709"/>
+        <w:ind w:firstLine="426"/>
         <w:rPr/>
       </w:pPr>
       <w:r>
@@ -2964,7 +2964,7 @@
         </w:tabs>
         <w:bidi w:val="0"/>
         <w:spacing w:before="0" w:after="0"/>
-        <w:ind w:firstLine="426" w:left="709"/>
+        <w:ind w:firstLine="426"/>
         <w:rPr/>
       </w:pPr>
       <w:r>
@@ -2985,7 +2985,7 @@
         </w:tabs>
         <w:bidi w:val="0"/>
         <w:spacing w:before="0" w:after="0"/>
-        <w:ind w:firstLine="426" w:left="709"/>
+        <w:ind w:firstLine="426"/>
         <w:rPr/>
       </w:pPr>
       <w:r>
@@ -3006,7 +3006,7 @@
         </w:tabs>
         <w:bidi w:val="0"/>
         <w:spacing w:before="0" w:after="0"/>
-        <w:ind w:firstLine="426" w:left="709"/>
+        <w:ind w:firstLine="426"/>
         <w:rPr/>
       </w:pPr>
       <w:r>
@@ -3027,7 +3027,7 @@
         </w:tabs>
         <w:bidi w:val="0"/>
         <w:spacing w:before="0" w:after="0"/>
-        <w:ind w:firstLine="426" w:left="709"/>
+        <w:ind w:firstLine="426"/>
         <w:rPr/>
       </w:pPr>
       <w:r>
@@ -3048,7 +3048,7 @@
         </w:tabs>
         <w:bidi w:val="0"/>
         <w:spacing w:before="0" w:after="120"/>
-        <w:ind w:firstLine="426" w:left="709"/>
+        <w:ind w:firstLine="426"/>
         <w:rPr/>
       </w:pPr>
       <w:r>
@@ -3993,7 +3993,6 @@
     <w:lvl w:ilvl="1">
       <w:start w:val="1"/>
       <w:numFmt w:val="none"/>
-      <w:pStyle w:val="Heading2"/>
       <w:suff w:val="nothing"/>
       <w:lvlText w:val=""/>
       <w:lvlJc w:val="left"/>
@@ -4007,7 +4006,6 @@
     <w:lvl w:ilvl="2">
       <w:start w:val="1"/>
       <w:numFmt w:val="none"/>
-      <w:pStyle w:val="Heading3"/>
       <w:suff w:val="nothing"/>
       <w:lvlText w:val=""/>
       <w:lvlJc w:val="left"/>
@@ -4146,13 +4144,15 @@
     <w:qFormat/>
     <w:pPr>
       <w:widowControl w:val="false"/>
+      <w:suppressAutoHyphens w:val="true"/>
       <w:bidi w:val="0"/>
-      <w:spacing w:lineRule="auto" w:line="360"/>
+      <w:spacing w:lineRule="auto" w:line="360" w:before="0" w:after="0"/>
       <w:jc w:val="both"/>
     </w:pPr>
     <w:rPr>
       <w:rFonts w:ascii="Times New Roman;serif" w:hAnsi="Times New Roman;serif" w:eastAsia="Times New Roman;serif" w:cs="Times New Roman;serif"/>
       <w:color w:val="auto"/>
+      <w:kern w:val="0"/>
       <w:sz w:val="28"/>
       <w:szCs w:val="28"/>
       <w:lang w:val="ru-RU" w:eastAsia="zh-CN" w:bidi="hi-IN"/>
@@ -4160,7 +4160,7 @@
   </w:style>
   <w:style w:type="paragraph" w:styleId="Heading1">
     <w:name w:val="heading 1"/>
-    <w:basedOn w:val="Style19"/>
+    <w:basedOn w:val="user8"/>
     <w:next w:val="BodyText"/>
     <w:qFormat/>
     <w:pPr>
@@ -4179,7 +4179,7 @@
   </w:style>
   <w:style w:type="paragraph" w:styleId="Heading2">
     <w:name w:val="heading 2"/>
-    <w:basedOn w:val="Style19"/>
+    <w:basedOn w:val="user8"/>
     <w:next w:val="BodyText"/>
     <w:qFormat/>
     <w:pPr>
@@ -4198,7 +4198,7 @@
   </w:style>
   <w:style w:type="paragraph" w:styleId="Heading3">
     <w:name w:val="heading 3"/>
-    <w:basedOn w:val="Style19"/>
+    <w:basedOn w:val="user8"/>
     <w:next w:val="BodyText"/>
     <w:qFormat/>
     <w:pPr>
@@ -4215,8 +4215,22 @@
       <w:szCs w:val="28"/>
     </w:rPr>
   </w:style>
+  <w:style w:type="character" w:styleId="Style11">
+    <w:name w:val="Символ концевой сноски"/>
+    <w:qFormat/>
+    <w:rPr>
+      <w:vertAlign w:val="superscript"/>
+    </w:rPr>
+  </w:style>
   <w:style w:type="character" w:styleId="EndnoteReference">
     <w:name w:val="endnote reference"/>
+    <w:rPr>
+      <w:vertAlign w:val="superscript"/>
+    </w:rPr>
+  </w:style>
+  <w:style w:type="character" w:styleId="Style12">
+    <w:name w:val="Символ сноски"/>
+    <w:qFormat/>
     <w:rPr>
       <w:vertAlign w:val="superscript"/>
     </w:rPr>
@@ -4227,13 +4241,13 @@
       <w:vertAlign w:val="superscript"/>
     </w:rPr>
   </w:style>
-  <w:style w:type="character" w:styleId="Style11">
-    <w:name w:val="Символ концевой сноски"/>
+  <w:style w:type="character" w:styleId="user">
+    <w:name w:val="Символ концевой сноски (user)"/>
     <w:qFormat/>
     <w:rPr/>
   </w:style>
-  <w:style w:type="character" w:styleId="Style12">
-    <w:name w:val="Символ сноски"/>
+  <w:style w:type="character" w:styleId="user1">
+    <w:name w:val="Символ сноски (user)"/>
     <w:qFormat/>
     <w:rPr/>
   </w:style>
@@ -4244,8 +4258,8 @@
       <w:u w:val="single"/>
     </w:rPr>
   </w:style>
-  <w:style w:type="character" w:styleId="Style13">
-    <w:name w:val="Исходный текст"/>
+  <w:style w:type="character" w:styleId="user2">
+    <w:name w:val="Исходный текст (user)"/>
     <w:qFormat/>
     <w:rPr>
       <w:rFonts w:ascii="Courier New;monospace" w:hAnsi="Courier New;monospace" w:eastAsia="Courier New;monospace" w:cs="Courier New;monospace"/>
@@ -4261,20 +4275,79 @@
       <w:bCs/>
     </w:rPr>
   </w:style>
-  <w:style w:type="character" w:styleId="Style14">
-    <w:name w:val="Маркеры"/>
+  <w:style w:type="character" w:styleId="user3">
+    <w:name w:val="Маркеры (user)"/>
     <w:qFormat/>
     <w:rPr>
       <w:rFonts w:ascii="OpenSymbol" w:hAnsi="OpenSymbol" w:eastAsia="OpenSymbol" w:cs="OpenSymbol"/>
     </w:rPr>
   </w:style>
-  <w:style w:type="character" w:styleId="Style15">
-    <w:name w:val="Символ нумерации"/>
+  <w:style w:type="character" w:styleId="user4">
+    <w:name w:val="Символ нумерации (user)"/>
     <w:qFormat/>
     <w:rPr/>
   </w:style>
-  <w:style w:type="paragraph" w:styleId="Style16">
-    <w:name w:val="Горизонтальная линия"/>
+  <w:style w:type="paragraph" w:styleId="Style13">
+    <w:name w:val="Заголовок"/>
+    <w:basedOn w:val="Normal"/>
+    <w:next w:val="BodyText"/>
+    <w:qFormat/>
+    <w:pPr>
+      <w:keepNext w:val="true"/>
+      <w:spacing w:before="240" w:after="120"/>
+    </w:pPr>
+    <w:rPr>
+      <w:rFonts w:ascii="Liberation Sans" w:hAnsi="Liberation Sans" w:eastAsia="Noto Sans CJK SC" w:cs="Noto Sans Devanagari"/>
+      <w:sz w:val="28"/>
+      <w:szCs w:val="28"/>
+    </w:rPr>
+  </w:style>
+  <w:style w:type="paragraph" w:styleId="BodyText">
+    <w:name w:val="Body Text"/>
+    <w:basedOn w:val="Normal"/>
+    <w:pPr>
+      <w:spacing w:before="0" w:after="120"/>
+      <w:ind w:firstLine="709"/>
+    </w:pPr>
+    <w:rPr/>
+  </w:style>
+  <w:style w:type="paragraph" w:styleId="List">
+    <w:name w:val="List"/>
+    <w:basedOn w:val="BodyText"/>
+    <w:pPr/>
+    <w:rPr>
+      <w:rFonts w:cs="Noto Sans Devanagari"/>
+    </w:rPr>
+  </w:style>
+  <w:style w:type="paragraph" w:styleId="Caption">
+    <w:name w:val="caption"/>
+    <w:basedOn w:val="Normal"/>
+    <w:qFormat/>
+    <w:pPr>
+      <w:suppressLineNumbers/>
+      <w:spacing w:before="120" w:after="120"/>
+    </w:pPr>
+    <w:rPr>
+      <w:rFonts w:cs="Noto Sans Devanagari"/>
+      <w:i/>
+      <w:iCs/>
+      <w:sz w:val="24"/>
+      <w:szCs w:val="24"/>
+    </w:rPr>
+  </w:style>
+  <w:style w:type="paragraph" w:styleId="Style14">
+    <w:name w:val="Указатель"/>
+    <w:basedOn w:val="Normal"/>
+    <w:qFormat/>
+    <w:pPr>
+      <w:suppressLineNumbers/>
+    </w:pPr>
+    <w:rPr>
+      <w:rFonts w:cs="Noto Sans Devanagari"/>
+    </w:rPr>
+  </w:style>
+  <w:style w:type="paragraph" w:styleId="user5">
+    <w:name w:val="Горизонтальная линия (user)"/>
     <w:basedOn w:val="Normal"/>
     <w:next w:val="BodyText"/>
     <w:qFormat/>
@@ -4296,8 +4369,8 @@
       <w:i/>
     </w:rPr>
   </w:style>
-  <w:style w:type="paragraph" w:styleId="Style17">
-    <w:name w:val="Содержимое таблицы"/>
+  <w:style w:type="paragraph" w:styleId="user6">
+    <w:name w:val="Содержимое таблицы (user)"/>
     <w:basedOn w:val="BodyText"/>
     <w:qFormat/>
     <w:pPr>
@@ -4305,8 +4378,8 @@
     </w:pPr>
     <w:rPr/>
   </w:style>
-  <w:style w:type="paragraph" w:styleId="Style18">
-    <w:name w:val="Указатель"/>
+  <w:style w:type="paragraph" w:styleId="user7">
+    <w:name w:val="Указатель (user)"/>
     <w:basedOn w:val="Normal"/>
     <w:qFormat/>
     <w:pPr>
@@ -4316,41 +4389,8 @@
       <w:rFonts w:cs="Noto Sans Devanagari"/>
     </w:rPr>
   </w:style>
-  <w:style w:type="paragraph" w:styleId="Caption">
-    <w:name w:val="caption"/>
-    <w:basedOn w:val="Normal"/>
-    <w:qFormat/>
-    <w:pPr>
-      <w:suppressLineNumbers/>
-      <w:spacing w:before="120" w:after="120"/>
-    </w:pPr>
-    <w:rPr>
-      <w:rFonts w:cs="Noto Sans Devanagari"/>
-      <w:i/>
-      <w:iCs/>
-      <w:sz w:val="24"/>
-      <w:szCs w:val="24"/>
-    </w:rPr>
-  </w:style>
-  <w:style w:type="paragraph" w:styleId="List">
-    <w:name w:val="List"/>
-    <w:basedOn w:val="BodyText"/>
-    <w:pPr/>
-    <w:rPr>
-      <w:rFonts w:cs="Noto Sans Devanagari"/>
-    </w:rPr>
-  </w:style>
-  <w:style w:type="paragraph" w:styleId="BodyText">
-    <w:name w:val="Body Text"/>
-    <w:basedOn w:val="Normal"/>
-    <w:pPr>
-      <w:spacing w:before="0" w:after="120"/>
-      <w:ind w:firstLine="709"/>
-    </w:pPr>
-    <w:rPr/>
-  </w:style>
-  <w:style w:type="paragraph" w:styleId="Style19">
-    <w:name w:val="Заголовок"/>
+  <w:style w:type="paragraph" w:styleId="user8">
+    <w:name w:val="Заголовок (user)"/>
     <w:basedOn w:val="Normal"/>
     <w:next w:val="BodyText"/>
     <w:qFormat/>
@@ -4364,13 +4404,12 @@
       <w:szCs w:val="28"/>
     </w:rPr>
   </w:style>
-  <w:style w:type="paragraph" w:styleId="Style20">
-    <w:name w:val="Текст в заданном формате"/>
+  <w:style w:type="paragraph" w:styleId="user9">
+    <w:name w:val="Текст в заданном формате (user)"/>
     <w:basedOn w:val="Normal"/>
     <w:qFormat/>
     <w:pPr>
-      <w:pBdr/>
-      <w:shd w:fill="F5F5F5" w:val="clear"/>
+      <w:shd w:val="clear" w:fill="F5F5F5"/>
       <w:spacing w:before="0" w:after="0"/>
     </w:pPr>
     <w:rPr>
@@ -4379,9 +4418,9 @@
       <w:szCs w:val="24"/>
     </w:rPr>
   </w:style>
-  <w:style w:type="paragraph" w:styleId="Style21">
-    <w:name w:val="Заголовок таблицы"/>
-    <w:basedOn w:val="Style17"/>
+  <w:style w:type="paragraph" w:styleId="user10">
+    <w:name w:val="Заголовок таблицы (user)"/>
+    <w:basedOn w:val="user6"/>
     <w:qFormat/>
     <w:pPr>
       <w:suppressLineNumbers/>

--- a/Пояснительная_записка.docx
+++ b/Пояснительная_записка.docx
@@ -172,7 +172,7 @@
       </w:pPr>
       <w:r>
         <w:rPr/>
-        <w:t>Тема: «Backend-фреймворк на PHP. Разработка IT-блога с MVC-архитектурой»</w:t>
+        <w:t>Тема: «Backend-фреймворк на PHP. Разработка IT-форума DevHub с MVC-архитектурой»</w:t>
       </w:r>
     </w:p>
     <w:p>
@@ -323,7 +323,7 @@
       </w:pPr>
       <w:r>
         <w:rPr/>
-        <w:t>_________________ Баринов В.Р.</w:t>
+        <w:t>_________________ Володина О.В.</w:t>
       </w:r>
     </w:p>
     <w:p>
@@ -438,95 +438,117 @@
       </w:pPr>
       <w:r>
         <w:rPr/>
-        <w:t>1.3. Обзор используемых технологий .................................................... 6</w:t>
-      </w:r>
-    </w:p>
-    <w:p>
-      <w:pPr>
-        <w:pStyle w:val="BodyText"/>
-        <w:bidi w:val="0"/>
-        <w:rPr/>
-      </w:pPr>
-      <w:r>
-        <w:rPr/>
-        <w:t>Глава 2. ПРАКТИЧЕСКАЯ ЧАСТЬ ........................................................... 8</w:t>
-      </w:r>
-    </w:p>
-    <w:p>
-      <w:pPr>
-        <w:pStyle w:val="BodyText"/>
-        <w:bidi w:val="0"/>
-        <w:rPr/>
-      </w:pPr>
-      <w:r>
-        <w:rPr/>
-        <w:t>2.1. Архитектура приложения (MVC) ..................................................... 8</w:t>
-      </w:r>
-    </w:p>
-    <w:p>
-      <w:pPr>
-        <w:pStyle w:val="BodyText"/>
-        <w:bidi w:val="0"/>
-        <w:rPr/>
-      </w:pPr>
-      <w:r>
-        <w:rPr/>
-        <w:t>2.2. Маршрутизация и фронт-контроллер ............................................. 9</w:t>
-      </w:r>
-    </w:p>
-    <w:p>
-      <w:pPr>
-        <w:pStyle w:val="BodyText"/>
-        <w:bidi w:val="0"/>
-        <w:rPr/>
-      </w:pPr>
-      <w:r>
-        <w:rPr/>
-        <w:t>2.3. Шаблонизация и работа с представлениями ................................. 11</w:t>
-      </w:r>
-    </w:p>
-    <w:p>
-      <w:pPr>
-        <w:pStyle w:val="BodyText"/>
-        <w:bidi w:val="0"/>
-        <w:rPr/>
-      </w:pPr>
-      <w:r>
-        <w:rPr/>
-        <w:t>2.4. Структура базы данных и работа через PDO ............................... 12</w:t>
-      </w:r>
-    </w:p>
-    <w:p>
-      <w:pPr>
-        <w:pStyle w:val="BodyText"/>
-        <w:bidi w:val="0"/>
-        <w:rPr/>
-      </w:pPr>
-      <w:r>
-        <w:rPr/>
-        <w:t>2.5. Реализация калькулятора с рекурсивным парсером .................... 14</w:t>
-      </w:r>
-    </w:p>
-    <w:p>
-      <w:pPr>
-        <w:pStyle w:val="BodyText"/>
-        <w:bidi w:val="0"/>
-        <w:rPr/>
-      </w:pPr>
-      <w:r>
-        <w:rPr/>
-        <w:t>ЗАКЛЮЧЕНИЕ ........................................................................................... 16</w:t>
-      </w:r>
-    </w:p>
-    <w:p>
-      <w:pPr>
-        <w:pStyle w:val="BodyText"/>
-        <w:bidi w:val="0"/>
-        <w:rPr/>
-      </w:pPr>
-      <w:r>
-        <w:rPr/>
-        <w:t>СПИСОК ИСПОЛЬЗОВАННОЙ ЛИТЕРАТУРЫ .................................. 17</w:t>
+        <w:t>1.3. Обзор используемых технологий .................................................... 7</w:t>
+      </w:r>
+    </w:p>
+    <w:p>
+      <w:pPr>
+        <w:pStyle w:val="BodyText"/>
+        <w:bidi w:val="0"/>
+        <w:rPr/>
+      </w:pPr>
+      <w:r>
+        <w:rPr/>
+        <w:t>Глава 2. ПРАКТИЧЕСКАЯ ЧАСТЬ ........................................................... 9</w:t>
+      </w:r>
+    </w:p>
+    <w:p>
+      <w:pPr>
+        <w:pStyle w:val="BodyText"/>
+        <w:bidi w:val="0"/>
+        <w:rPr/>
+      </w:pPr>
+      <w:r>
+        <w:rPr/>
+        <w:t>2.1. Архитектура приложения (MVC) ..................................................... 9</w:t>
+      </w:r>
+    </w:p>
+    <w:p>
+      <w:pPr>
+        <w:pStyle w:val="BodyText"/>
+        <w:bidi w:val="0"/>
+        <w:rPr/>
+      </w:pPr>
+      <w:r>
+        <w:rPr/>
+        <w:t>2.2. Маршрутизация и фронт-контроллер ........................................... 10</w:t>
+      </w:r>
+    </w:p>
+    <w:p>
+      <w:pPr>
+        <w:pStyle w:val="BodyText"/>
+        <w:bidi w:val="0"/>
+        <w:rPr/>
+      </w:pPr>
+      <w:r>
+        <w:rPr/>
+        <w:t>2.3. Шаблонизация и работа с представлениями ............................... 12</w:t>
+      </w:r>
+    </w:p>
+    <w:p>
+      <w:pPr>
+        <w:pStyle w:val="BodyText"/>
+        <w:bidi w:val="0"/>
+        <w:rPr/>
+      </w:pPr>
+      <w:r>
+        <w:rPr/>
+        <w:t>2.4. Структура базы данных и работа через PDO ............................... 13</w:t>
+      </w:r>
+    </w:p>
+    <w:p>
+      <w:pPr>
+        <w:pStyle w:val="BodyText"/>
+        <w:bidi w:val="0"/>
+        <w:rPr/>
+      </w:pPr>
+      <w:r>
+        <w:rPr/>
+        <w:t>2.5. Реализация форумной логики ........................................................ 15</w:t>
+      </w:r>
+    </w:p>
+    <w:p>
+      <w:pPr>
+        <w:pStyle w:val="BodyText"/>
+        <w:bidi w:val="0"/>
+        <w:rPr/>
+      </w:pPr>
+      <w:r>
+        <w:rPr/>
+        <w:t>2.6. Калькулятор с рекурсивным парсером .......................................... 17</w:t>
+      </w:r>
+    </w:p>
+    <w:p>
+      <w:pPr>
+        <w:pStyle w:val="BodyText"/>
+        <w:bidi w:val="0"/>
+        <w:rPr/>
+      </w:pPr>
+      <w:r>
+        <w:rPr/>
+        <w:t>2.7. Клиентская часть: дизайн и анимации ......................................... 18</w:t>
+      </w:r>
+    </w:p>
+    <w:p>
+      <w:pPr>
+        <w:pStyle w:val="BodyText"/>
+        <w:bidi w:val="0"/>
+        <w:rPr/>
+      </w:pPr>
+      <w:r>
+        <w:rPr/>
+        <w:t>ЗАКЛЮЧЕНИЕ ........................................................................................... 20</w:t>
+      </w:r>
+    </w:p>
+    <w:p>
+      <w:pPr>
+        <w:pStyle w:val="BodyText"/>
+        <w:bidi w:val="0"/>
+        <w:rPr/>
+      </w:pPr>
+      <w:r>
+        <w:rPr/>
+        <w:t>СПИСОК ИСПОЛЬЗОВАННОЙ ЛИТЕРАТУРЫ .................................. 21</w:t>
       </w:r>
     </w:p>
     <w:p>
@@ -548,18 +570,29 @@
       </w:pPr>
       <w:r>
         <w:rPr/>
-        <w:t>В рамках курсовой работы по дисциплине «Серверная веб-разработка» был разработан полноценный сайт — IT-блог, посвящённый темам PHP, ООП, архитектуре MVC и веб-разработке. Проект объединяет в себе результаты всех лабораторных работ, выполненных в течение семестра, и демонстрирует практическое применение изученных технологий.</w:t>
-      </w:r>
-    </w:p>
-    <w:p>
-      <w:pPr>
-        <w:pStyle w:val="BodyText"/>
-        <w:bidi w:val="0"/>
-        <w:rPr/>
-      </w:pPr>
-      <w:r>
-        <w:rPr/>
-        <w:t>Выбор тематики обусловлен личным интересом к серверной разработке и желанием создать сайт, который сам по себе является и предметом изучения, и инструментом для публикации материалов на эту тему. IT-блог позволяет публиковать статьи, оставлять комментарии и редактировать опубликованный контент, а также содержит интерактивный калькулятор, реализующий рекурсивный разбор математических выражений.</w:t>
+        <w:t>В рамках курсовой работы по дисциплине «Серверная веб-разработка» был разработан полнофункциональный веб-сайт — IT-форум сообщества разработчиков под названием «DevHub». Проект объединяет результаты всех лабораторных работ, выполненных в течение семестра, и демонстрирует практическое применение изученных технологий серверной разработки.</w:t>
+      </w:r>
+    </w:p>
+    <w:p>
+      <w:pPr>
+        <w:pStyle w:val="BodyText"/>
+        <w:bidi w:val="0"/>
+        <w:rPr/>
+      </w:pPr>
+      <w:r>
+        <w:rPr/>
+        <w:t>Выбор тематики обусловлен тем, что форумы остаются одним из наиболее востребованных форматов профессиональных IT-сообществ (Stack Overflow, Reddit, профильные форумы). Форум — это нетривиальное веб-приложение: оно требует продуманной модели данных (категории, темы, ответы, пользователи), навигации, агрегации статистики и удобного интерфейса. Это делает его хорошим объектом для демонстрации архитектурных навыков.</w:t>
+      </w:r>
+    </w:p>
+    <w:p>
+      <w:pPr>
+        <w:pStyle w:val="BodyText"/>
+        <w:bidi w:val="0"/>
+        <w:rPr/>
+      </w:pPr>
+      <w:r>
+        <w:rPr/>
+        <w:t>Разработанный форум содержит разделы по семи категориям (PHP, JavaScript, базы данных, DevOps, Frontend, алгоритмы, карьера), систему тем и ответов, счётчики просмотров, рейтинг авторов, живой поиск и современный анимированный интерфейс. Дополнительно реализован интерактивный калькулятор с рекурсивным разбором математических выражений.</w:t>
       </w:r>
     </w:p>
     <w:p>
@@ -586,7 +619,7 @@
         </w:tabs>
         <w:bidi w:val="0"/>
         <w:spacing w:before="0" w:after="0"/>
-        <w:ind w:firstLine="426"/>
+        <w:ind w:firstLine="426" w:left="709"/>
         <w:rPr/>
       </w:pPr>
       <w:r>
@@ -607,12 +640,12 @@
         </w:tabs>
         <w:bidi w:val="0"/>
         <w:spacing w:before="0" w:after="0"/>
-        <w:ind w:firstLine="426"/>
-        <w:rPr/>
-      </w:pPr>
-      <w:r>
-        <w:rPr/>
-        <w:t xml:space="preserve">применение принципов ООП (инкапсуляция, ответственность класса) при проектировании всех ключевых компонентов; </w:t>
+        <w:ind w:firstLine="426" w:left="709"/>
+        <w:rPr/>
+      </w:pPr>
+      <w:r>
+        <w:rPr/>
+        <w:t xml:space="preserve">применение принципов ООП (инкапсуляция, единственная ответственность класса, паттерн «Одиночка») при проектировании ключевых компонентов; </w:t>
       </w:r>
     </w:p>
     <w:p>
@@ -628,12 +661,12 @@
         </w:tabs>
         <w:bidi w:val="0"/>
         <w:spacing w:before="0" w:after="0"/>
-        <w:ind w:firstLine="426"/>
-        <w:rPr/>
-      </w:pPr>
-      <w:r>
-        <w:rPr/>
-        <w:t xml:space="preserve">использование автозагрузки классов по стандарту PSR-4; </w:t>
+        <w:ind w:firstLine="426" w:left="709"/>
+        <w:rPr/>
+      </w:pPr>
+      <w:r>
+        <w:rPr/>
+        <w:t xml:space="preserve">автозагрузка классов по стандарту PSR-4; </w:t>
       </w:r>
     </w:p>
     <w:p>
@@ -649,7 +682,7 @@
         </w:tabs>
         <w:bidi w:val="0"/>
         <w:spacing w:before="0" w:after="0"/>
-        <w:ind w:firstLine="426"/>
+        <w:ind w:firstLine="426" w:left="709"/>
         <w:rPr/>
       </w:pPr>
       <w:r>
@@ -669,23 +702,44 @@
           <w:tab w:val="left" w:pos="709" w:leader="none"/>
         </w:tabs>
         <w:bidi w:val="0"/>
-        <w:ind w:firstLine="426"/>
-        <w:rPr/>
-      </w:pPr>
-      <w:r>
-        <w:rPr/>
-        <w:t xml:space="preserve">чистый адаптивный интерфейс на CSS Grid и Flexbox. </w:t>
-      </w:r>
-    </w:p>
-    <w:p>
-      <w:pPr>
-        <w:pStyle w:val="BodyText"/>
-        <w:bidi w:val="0"/>
-        <w:rPr/>
-      </w:pPr>
-      <w:r>
-        <w:rPr/>
-        <w:t>Цель работы — закрепление практических навыков серверной разработки на PHP и проектирования веб-приложений по архитектурному паттерну Model-View-Controller.</w:t>
+        <w:spacing w:before="0" w:after="0"/>
+        <w:ind w:firstLine="426" w:left="709"/>
+        <w:rPr/>
+      </w:pPr>
+      <w:r>
+        <w:rPr/>
+        <w:t xml:space="preserve">агрегирующие SQL-запросы (GROUP BY, подзапросы, JOIN) для построения статистики форума; </w:t>
+      </w:r>
+    </w:p>
+    <w:p>
+      <w:pPr>
+        <w:pStyle w:val="BodyText"/>
+        <w:numPr>
+          <w:ilvl w:val="0"/>
+          <w:numId w:val="1"/>
+        </w:numPr>
+        <w:tabs>
+          <w:tab w:val="clear" w:pos="1134"/>
+          <w:tab w:val="left" w:pos="709" w:leader="none"/>
+        </w:tabs>
+        <w:bidi w:val="0"/>
+        <w:ind w:firstLine="426" w:left="709"/>
+        <w:rPr/>
+      </w:pPr>
+      <w:r>
+        <w:rPr/>
+        <w:t xml:space="preserve">современный адаптивный интерфейс с тёмной темой, glassmorphism и анимациями появления контента. </w:t>
+      </w:r>
+    </w:p>
+    <w:p>
+      <w:pPr>
+        <w:pStyle w:val="BodyText"/>
+        <w:bidi w:val="0"/>
+        <w:rPr/>
+      </w:pPr>
+      <w:r>
+        <w:rPr/>
+        <w:t>Цель работы — закрепление практических навыков серверной разработки на PHP и проектирования веб-приложений по архитектурному паттерну Model-View-Controller на примере нетривиальной предметной области — форума сообщества.</w:t>
       </w:r>
     </w:p>
     <w:p>
@@ -719,18 +773,7 @@
       </w:pPr>
       <w:r>
         <w:rPr/>
-        <w:t>Современный веб-разработчик постоянно сталкивается с необходимостью изучения и систематизации информации о технологиях, фреймворках и паттернах проектирования. Личный технический блог — удобный инструмент для публикации заметок, накопления опыта и обмена знаниями с сообществом.</w:t>
-      </w:r>
-    </w:p>
-    <w:p>
-      <w:pPr>
-        <w:pStyle w:val="BodyText"/>
-        <w:bidi w:val="0"/>
-        <w:rPr/>
-      </w:pPr>
-      <w:r>
-        <w:rPr/>
-        <w:t>Анализ существующих решений (Habr, Dev.to, Medium) показывает, что ключевыми функциями блог-платформы являются:</w:t>
+        <w:t>Профессиональные IT-сообщества традиционно строятся вокруг форумов и платформ вопросов-ответов. Анализ существующих решений (Stack Overflow, Habr Q&amp;A, Reddit, тематические форумы) показывает, что ключевыми сущностями такой системы являются:</w:t>
       </w:r>
     </w:p>
     <w:p>
@@ -746,12 +789,18 @@
         </w:tabs>
         <w:bidi w:val="0"/>
         <w:spacing w:before="0" w:after="0"/>
-        <w:ind w:firstLine="426"/>
-        <w:rPr/>
-      </w:pPr>
-      <w:r>
-        <w:rPr/>
-        <w:t xml:space="preserve">публикация и редактирование статей; </w:t>
+        <w:ind w:firstLine="426" w:left="709"/>
+        <w:rPr/>
+      </w:pPr>
+      <w:r>
+        <w:rPr>
+          <w:rStyle w:val="Strong"/>
+        </w:rPr>
+        <w:t>Пользователь</w:t>
+      </w:r>
+      <w:r>
+        <w:rPr/>
+        <w:t xml:space="preserve"> — автор тем и ответов, имеет никнейм и роль (администратор, модератор, эксперт, участник); </w:t>
       </w:r>
     </w:p>
     <w:p>
@@ -767,12 +816,18 @@
         </w:tabs>
         <w:bidi w:val="0"/>
         <w:spacing w:before="0" w:after="0"/>
-        <w:ind w:firstLine="426"/>
-        <w:rPr/>
-      </w:pPr>
-      <w:r>
-        <w:rPr/>
-        <w:t xml:space="preserve">привязка статей к авторам; </w:t>
+        <w:ind w:firstLine="426" w:left="709"/>
+        <w:rPr/>
+      </w:pPr>
+      <w:r>
+        <w:rPr>
+          <w:rStyle w:val="Strong"/>
+        </w:rPr>
+        <w:t>Категория</w:t>
+      </w:r>
+      <w:r>
+        <w:rPr/>
+        <w:t xml:space="preserve"> — тематический раздел форума, объединяющий близкие по смыслу темы; </w:t>
       </w:r>
     </w:p>
     <w:p>
@@ -788,12 +843,18 @@
         </w:tabs>
         <w:bidi w:val="0"/>
         <w:spacing w:before="0" w:after="0"/>
-        <w:ind w:firstLine="426"/>
-        <w:rPr/>
-      </w:pPr>
-      <w:r>
-        <w:rPr/>
-        <w:t xml:space="preserve">возможность оставлять и редактировать комментарии; </w:t>
+        <w:ind w:firstLine="426" w:left="709"/>
+        <w:rPr/>
+      </w:pPr>
+      <w:r>
+        <w:rPr>
+          <w:rStyle w:val="Strong"/>
+        </w:rPr>
+        <w:t>Тема</w:t>
+      </w:r>
+      <w:r>
+        <w:rPr/>
+        <w:t xml:space="preserve"> — публикация с заголовком, текстом, привязкой к категории и автору, счётчиком просмотров; </w:t>
       </w:r>
     </w:p>
     <w:p>
@@ -808,84 +869,63 @@
           <w:tab w:val="left" w:pos="709" w:leader="none"/>
         </w:tabs>
         <w:bidi w:val="0"/>
-        <w:spacing w:before="0" w:after="0"/>
-        <w:ind w:firstLine="426"/>
-        <w:rPr/>
-      </w:pPr>
-      <w:r>
-        <w:rPr/>
-        <w:t xml:space="preserve">навигация по статьям, удобное чтение длинных материалов; </w:t>
-      </w:r>
-    </w:p>
-    <w:p>
-      <w:pPr>
-        <w:pStyle w:val="BodyText"/>
-        <w:numPr>
-          <w:ilvl w:val="0"/>
-          <w:numId w:val="2"/>
-        </w:numPr>
-        <w:tabs>
-          <w:tab w:val="clear" w:pos="1134"/>
-          <w:tab w:val="left" w:pos="709" w:leader="none"/>
-        </w:tabs>
-        <w:bidi w:val="0"/>
-        <w:ind w:firstLine="426"/>
-        <w:rPr/>
-      </w:pPr>
-      <w:r>
-        <w:rPr/>
-        <w:t xml:space="preserve">дополнительные интерактивные инструменты (для технического блога это могут быть фрагменты кода, калькуляторы и т.п.). </w:t>
-      </w:r>
-    </w:p>
-    <w:p>
-      <w:pPr>
-        <w:pStyle w:val="BodyText"/>
-        <w:bidi w:val="0"/>
-        <w:rPr/>
-      </w:pPr>
-      <w:r>
-        <w:rPr/>
-        <w:t>В рамках курсовой работы была поставлена задача реализовать минимально жизнеспособную версию (MVP) такой платформы с акцентом на качество архитектуры, а не на количество функций.</w:t>
-      </w:r>
-    </w:p>
-    <w:p>
-      <w:pPr>
-        <w:pStyle w:val="Heading2"/>
-        <w:bidi w:val="0"/>
-        <w:jc w:val="left"/>
-        <w:rPr/>
-      </w:pPr>
-      <w:r>
-        <w:rPr/>
-        <w:t>1.2. Анализ функциональности проекта</w:t>
-      </w:r>
-    </w:p>
-    <w:p>
-      <w:pPr>
-        <w:pStyle w:val="BodyText"/>
-        <w:bidi w:val="0"/>
-        <w:rPr/>
-      </w:pPr>
-      <w:r>
-        <w:rPr/>
-        <w:t>Разработанный сайт реализует следующие пользовательские сценарии:</w:t>
-      </w:r>
-    </w:p>
-    <w:p>
-      <w:pPr>
-        <w:pStyle w:val="BodyText"/>
-        <w:bidi w:val="0"/>
+        <w:ind w:firstLine="426" w:left="709"/>
         <w:rPr/>
       </w:pPr>
       <w:r>
         <w:rPr>
           <w:rStyle w:val="Strong"/>
         </w:rPr>
-        <w:t>1. Просмотр главной страницы.</w:t>
-      </w:r>
-      <w:r>
-        <w:rPr/>
-        <w:t xml:space="preserve"> Пользователь видит приветственный блок и три последние опубликованные статьи. С главной страницы доступна навигация к полному списку статей и к калькулятору.</w:t>
+        <w:t>Ответ (комментарий)</w:t>
+      </w:r>
+      <w:r>
+        <w:rPr/>
+        <w:t xml:space="preserve"> — реакция пользователя на тему. </w:t>
+      </w:r>
+    </w:p>
+    <w:p>
+      <w:pPr>
+        <w:pStyle w:val="BodyText"/>
+        <w:bidi w:val="0"/>
+        <w:rPr/>
+      </w:pPr>
+      <w:r>
+        <w:rPr/>
+        <w:t>Помимо хранения данных, форум должен предоставлять агрегированную информацию: число тем в каждой категории, рейтинг наиболее активных авторов, список самых обсуждаемых тем, общую статистику сообщества. Эта информация формируется агрегирующими SQL-запросами и отображается в боковой панели.</w:t>
+      </w:r>
+    </w:p>
+    <w:p>
+      <w:pPr>
+        <w:pStyle w:val="BodyText"/>
+        <w:bidi w:val="0"/>
+        <w:rPr/>
+      </w:pPr>
+      <w:r>
+        <w:rPr/>
+        <w:t>В рамках курсовой работы была поставлена задача реализовать минимально жизнеспособную, но функционально полную версию форума с акцентом на качество архитектуры и проработанность модели данных.</w:t>
+      </w:r>
+    </w:p>
+    <w:p>
+      <w:pPr>
+        <w:pStyle w:val="Heading2"/>
+        <w:bidi w:val="0"/>
+        <w:jc w:val="left"/>
+        <w:rPr/>
+      </w:pPr>
+      <w:r>
+        <w:rPr/>
+        <w:t>1.2. Анализ функциональности проекта</w:t>
+      </w:r>
+    </w:p>
+    <w:p>
+      <w:pPr>
+        <w:pStyle w:val="BodyText"/>
+        <w:bidi w:val="0"/>
+        <w:rPr/>
+      </w:pPr>
+      <w:r>
+        <w:rPr/>
+        <w:t>Разработанный форум реализует следующие пользовательские сценарии.</w:t>
       </w:r>
     </w:p>
     <w:p>
@@ -898,11 +938,11 @@
         <w:rPr>
           <w:rStyle w:val="Strong"/>
         </w:rPr>
-        <w:t>2. Просмотр списка статей.</w:t>
-      </w:r>
-      <w:r>
-        <w:rPr/>
-        <w:t xml:space="preserve"> Все статьи отображаются в виде карточек с указанием автора, даты публикации и краткого анонса. Каждая карточка содержит ссылку на полную версию статьи.</w:t>
+        <w:t>1. Главная страница (лендинг форума).</w:t>
+      </w:r>
+      <w:r>
+        <w:rPr/>
+        <w:t xml:space="preserve"> Содержит приветственный блок (hero), блок статистики сообщества с анимированными счётчиками (количество тем, ответов, участников, просмотров), карточки всех семи разделов с иконками и список свежих тем.</w:t>
       </w:r>
     </w:p>
     <w:p>
@@ -915,11 +955,11 @@
         <w:rPr>
           <w:rStyle w:val="Strong"/>
         </w:rPr>
-        <w:t>3. Чтение статьи.</w:t>
-      </w:r>
-      <w:r>
-        <w:rPr/>
-        <w:t xml:space="preserve"> Открывается отдельная страница с полным текстом, указанием автора, ссылкой на редактирование и списком комментариев. Внизу страницы — форма для добавления нового комментария.</w:t>
+        <w:t>2. Просмотр форума.</w:t>
+      </w:r>
+      <w:r>
+        <w:rPr/>
+        <w:t xml:space="preserve"> Все темы сгруппированы по категориям. Для каждой категории отображается её название и количество тем. Каждая тема представлена строкой с аватаром автора (первая буква никнейма), заголовком, ролью автора, датой, количеством ответов и просмотров.</w:t>
       </w:r>
     </w:p>
     <w:p>
@@ -932,11 +972,11 @@
         <w:rPr>
           <w:rStyle w:val="Strong"/>
         </w:rPr>
-        <w:t>4. Редактирование статьи.</w:t>
-      </w:r>
-      <w:r>
-        <w:rPr/>
-        <w:t xml:space="preserve"> С страницы статьи доступна ссылка «Редактировать», ведущая на форму с предзаполненными полями заголовка и текста. После сохранения изменений происходит редирект обратно на страницу статьи (паттерн Post-Redirect-Get).</w:t>
+        <w:t>3. Живой поиск по темам.</w:t>
+      </w:r>
+      <w:r>
+        <w:rPr/>
+        <w:t xml:space="preserve"> Поле поиска в шапке форума фильтрует темы в реальном времени средствами JavaScript без перезагрузки страницы. Категории без совпадений скрываются, при отсутствии результатов выводится сообщение.</w:t>
       </w:r>
     </w:p>
     <w:p>
@@ -949,11 +989,11 @@
         <w:rPr>
           <w:rStyle w:val="Strong"/>
         </w:rPr>
-        <w:t>5. Добавление и редактирование комментариев.</w:t>
-      </w:r>
-      <w:r>
-        <w:rPr/>
-        <w:t xml:space="preserve"> Любой посетитель может оставить комментарий к статье. Каждый комментарий отображается с указанием автора, даты и ссылкой на редактирование. После добавления комментария пользователя перебрасывает на статью с якорем непосредственно на новый комментарий (URL вида /articles/1#comment5).</w:t>
+        <w:t>4. Просмотр темы.</w:t>
+      </w:r>
+      <w:r>
+        <w:rPr/>
+        <w:t xml:space="preserve"> Открывается страница с хлебными крошками (Форум → Категория → Тема), полным текстом, информацией об авторе и его роли, счётчиком просмотров, списком ответов и формой добавления нового ответа. При каждом открытии темы счётчик просмотров увеличивается на единицу.</w:t>
       </w:r>
     </w:p>
     <w:p>
@@ -966,11 +1006,62 @@
         <w:rPr>
           <w:rStyle w:val="Strong"/>
         </w:rPr>
-        <w:t>6. Использование калькулятора.</w:t>
-      </w:r>
-      <w:r>
-        <w:rPr/>
-        <w:t xml:space="preserve"> Отдельная страница содержит форму для ввода математического выражения. Поддерживаются арифметические операции, возведение в степень, факториал, квадратный корень, натуральный логарифм и десятичный логарифм, скобки и константы π и e. Результат отображается на той же странице.</w:t>
+        <w:t>5. Добавление и редактирование ответов.</w:t>
+      </w:r>
+      <w:r>
+        <w:rPr/>
+        <w:t xml:space="preserve"> Любой посетитель может оставить ответ в теме. После добавления пользователя перебрасывает на тему с якорем непосредственно к новому ответу (URL вида /articles/1#comment15). Каждый ответ можно отредактировать.</w:t>
+      </w:r>
+    </w:p>
+    <w:p>
+      <w:pPr>
+        <w:pStyle w:val="BodyText"/>
+        <w:bidi w:val="0"/>
+        <w:rPr/>
+      </w:pPr>
+      <w:r>
+        <w:rPr>
+          <w:rStyle w:val="Strong"/>
+        </w:rPr>
+        <w:t>6. Редактирование темы.</w:t>
+      </w:r>
+      <w:r>
+        <w:rPr/>
+        <w:t xml:space="preserve"> Со страницы темы доступна форма редактирования с предзаполненными полями. После сохранения происходит редирект обратно (паттерн Post-Redirect-Get).</w:t>
+      </w:r>
+    </w:p>
+    <w:p>
+      <w:pPr>
+        <w:pStyle w:val="BodyText"/>
+        <w:bidi w:val="0"/>
+        <w:rPr/>
+      </w:pPr>
+      <w:r>
+        <w:rPr>
+          <w:rStyle w:val="Strong"/>
+        </w:rPr>
+        <w:t>7. Боковая панель.</w:t>
+      </w:r>
+      <w:r>
+        <w:rPr/>
+        <w:t xml:space="preserve"> На страницах форума и темы отображается панель с четырьмя блоками: статистика форума, список категорий с количеством тем, «горячие» темы (по числу ответов) и топ-5 авторов с рангами.</w:t>
+      </w:r>
+    </w:p>
+    <w:p>
+      <w:pPr>
+        <w:pStyle w:val="BodyText"/>
+        <w:bidi w:val="0"/>
+        <w:rPr/>
+      </w:pPr>
+      <w:r>
+        <w:rPr>
+          <w:rStyle w:val="Strong"/>
+        </w:rPr>
+        <w:t>8. Калькулятор.</w:t>
+      </w:r>
+      <w:r>
+        <w:rPr/>
+        <w:t xml:space="preserve"> Отдельная страница с формой ввода математического выражения. Поддерживаются арифметические операции, степень, факториал, квадратный корень, логарифмы, скобки, константы π и e.</w:t>
       </w:r>
     </w:p>
     <w:p>
@@ -983,17 +1074,6 @@
       <w:r>
         <w:rPr/>
         <w:t>1.3. Обзор используемых технологий</w:t>
-      </w:r>
-    </w:p>
-    <w:p>
-      <w:pPr>
-        <w:pStyle w:val="BodyText"/>
-        <w:bidi w:val="0"/>
-        <w:rPr/>
-      </w:pPr>
-      <w:r>
-        <w:rPr/>
-        <w:t>Для реализации проекта были выбраны следующие технологии:</w:t>
       </w:r>
     </w:p>
     <w:p>
@@ -1010,7 +1090,7 @@
       </w:r>
       <w:r>
         <w:rPr/>
-        <w:t xml:space="preserve"> Серверный язык программирования, на котором реализована вся бизнес-логика сайта. Версия 8 выбрана за поддержку строгой типизации, конструктор-промоутера свойств, объединённых типов (union types) и других современных возможностей языка.</w:t>
+        <w:t xml:space="preserve"> Серверный язык программирования, на котором реализована вся бизнес-логика. Использованы современные возможности: строгая типизация, объединённые типы (float|int), оператор объединения с null (??), стрелочные функции.</w:t>
       </w:r>
     </w:p>
     <w:p>
@@ -1027,7 +1107,7 @@
       </w:r>
       <w:r>
         <w:rPr/>
-        <w:t xml:space="preserve"> Встраиваемая реляционная СУБД, не требующая отдельного сервера. Подходит для учебных и небольших проектов, поскольку база хранится в одном файле и не нужна настройка сетевого окружения. На хостинге файл базы размещён в /tmp/kurs.sqlite — папке, всегда доступной на запись.</w:t>
+        <w:t xml:space="preserve"> Встраиваемая реляционная СУБД, не требующая отдельного сервера. База хранится в одном файле (/tmp/kurs.sqlite — каталог, всегда доступный на запись в контейнере хостинга).</w:t>
       </w:r>
     </w:p>
     <w:p>
@@ -1044,7 +1124,7 @@
       </w:r>
       <w:r>
         <w:rPr/>
-        <w:t xml:space="preserve"> Унифицированный интерфейс PHP для работы с разными СУБД. Главное преимущество — использование подготовленных запросов (prepared statements), которые автоматически защищают от SQL-инъекций.</w:t>
+        <w:t xml:space="preserve"> Унифицированный интерфейс работы с БД. Подготовленные запросы (prepared statements) автоматически защищают от SQL-инъекций.</w:t>
       </w:r>
     </w:p>
     <w:p>
@@ -1057,11 +1137,11 @@
         <w:rPr>
           <w:rStyle w:val="Strong"/>
         </w:rPr>
-        <w:t>HTML5 и CSS3.</w:t>
-      </w:r>
-      <w:r>
-        <w:rPr/>
-        <w:t xml:space="preserve"> Разметка и стилизация интерфейса. Для адаптивной сетки карточек применён CSS Grid, для горизонтальных меню — Flexbox. Цветовая схема построена на палитре slate/blue (тёмно-синий + голубой).</w:t>
+        <w:t>HTML5, CSS3, JavaScript.</w:t>
+      </w:r>
+      <w:r>
+        <w:rPr/>
+        <w:t xml:space="preserve"> Клиентская часть. Применены CSS Grid и Flexbox для раскладки, CSS-переменные для темизации, keyframes-анимации, эффект glassmorphism (полупрозрачные блоки с размытием фона). JavaScript реализует появление элементов при скролле (IntersectionObserver), анимацию счётчиков и живой поиск.</w:t>
       </w:r>
     </w:p>
     <w:p>
@@ -1074,11 +1154,551 @@
         <w:rPr>
           <w:rStyle w:val="Strong"/>
         </w:rPr>
-        <w:t>Архитектурный паттерн MVC (Model-View-Controller).</w:t>
-      </w:r>
-      <w:r>
-        <w:rPr/>
-        <w:t xml:space="preserve"> Разделение приложения на три слоя:</w:t>
+        <w:t>Архитектурный паттерн MVC.</w:t>
+      </w:r>
+      <w:r>
+        <w:rPr/>
+        <w:t xml:space="preserve"> Разделение приложения на контроллеры (Controllers/), представления (Views/) и слой работы с данными (PDO внутри контроллеров).</w:t>
+      </w:r>
+    </w:p>
+    <w:p>
+      <w:pPr>
+        <w:pStyle w:val="BodyText"/>
+        <w:bidi w:val="0"/>
+        <w:rPr/>
+      </w:pPr>
+      <w:r>
+        <w:rPr>
+          <w:rStyle w:val="Strong"/>
+        </w:rPr>
+        <w:t>Паттерн Front Controller.</w:t>
+      </w:r>
+      <w:r>
+        <w:rPr/>
+        <w:t xml:space="preserve"> Все запросы проходят через единый index.php, который выполняет маршрутизацию.</w:t>
+      </w:r>
+    </w:p>
+    <w:p>
+      <w:pPr>
+        <w:pStyle w:val="BodyText"/>
+        <w:bidi w:val="0"/>
+        <w:rPr/>
+      </w:pPr>
+      <w:r>
+        <w:rPr>
+          <w:rStyle w:val="Strong"/>
+        </w:rPr>
+        <w:t>Паттерн Singleton.</w:t>
+      </w:r>
+      <w:r>
+        <w:rPr/>
+        <w:t xml:space="preserve"> Класс Database гарантирует единственное подключение к БД за время работы скрипта.</w:t>
+      </w:r>
+    </w:p>
+    <w:p>
+      <w:pPr>
+        <w:pStyle w:val="BodyText"/>
+        <w:bidi w:val="0"/>
+        <w:rPr/>
+      </w:pPr>
+      <w:r>
+        <w:rPr>
+          <w:rStyle w:val="Strong"/>
+        </w:rPr>
+        <w:t>Стандарт PSR-4.</w:t>
+      </w:r>
+      <w:r>
+        <w:rPr/>
+        <w:t xml:space="preserve"> Автозагрузка классов: имя класса с неймспейсом однозначно соответствует пути к файлу.</w:t>
+      </w:r>
+    </w:p>
+    <w:p>
+      <w:pPr>
+        <w:pStyle w:val="Heading1"/>
+        <w:bidi w:val="0"/>
+        <w:rPr/>
+      </w:pPr>
+      <w:r>
+        <w:rPr/>
+        <w:t>Глава 2. ПРАКТИЧЕСКАЯ ЧАСТЬ</w:t>
+      </w:r>
+    </w:p>
+    <w:p>
+      <w:pPr>
+        <w:pStyle w:val="Heading2"/>
+        <w:bidi w:val="0"/>
+        <w:jc w:val="left"/>
+        <w:rPr/>
+      </w:pPr>
+      <w:r>
+        <w:rPr/>
+        <w:t>2.1. Архитектура приложения (MVC)</w:t>
+      </w:r>
+    </w:p>
+    <w:p>
+      <w:pPr>
+        <w:pStyle w:val="BodyText"/>
+        <w:bidi w:val="0"/>
+        <w:rPr/>
+      </w:pPr>
+      <w:r>
+        <w:rPr/>
+        <w:t>Структура каталогов проекта построена в соответствии с паттерном MVC:</w:t>
+      </w:r>
+    </w:p>
+    <w:p>
+      <w:pPr>
+        <w:pStyle w:val="Style20"/>
+        <w:bidi w:val="0"/>
+        <w:rPr/>
+      </w:pPr>
+      <w:r>
+        <w:rPr/>
+        <w:t>mospolytech-php/</w:t>
+      </w:r>
+    </w:p>
+    <w:p>
+      <w:pPr>
+        <w:pStyle w:val="Style20"/>
+        <w:bidi w:val="0"/>
+        <w:rPr/>
+      </w:pPr>
+      <w:r>
+        <w:rPr/>
+        <w:t xml:space="preserve">├── </w:t>
+      </w:r>
+      <w:r>
+        <w:rPr/>
+        <w:t>index.php              — фронт-контроллер (точка входа)</w:t>
+      </w:r>
+    </w:p>
+    <w:p>
+      <w:pPr>
+        <w:pStyle w:val="Style20"/>
+        <w:bidi w:val="0"/>
+        <w:rPr/>
+      </w:pPr>
+      <w:r>
+        <w:rPr/>
+        <w:t xml:space="preserve">├── </w:t>
+      </w:r>
+      <w:r>
+        <w:rPr/>
+        <w:t>Database.php           — подключение к БД (Singleton)</w:t>
+      </w:r>
+    </w:p>
+    <w:p>
+      <w:pPr>
+        <w:pStyle w:val="Style20"/>
+        <w:bidi w:val="0"/>
+        <w:rPr/>
+      </w:pPr>
+      <w:r>
+        <w:rPr/>
+        <w:t xml:space="preserve">├── </w:t>
+      </w:r>
+      <w:r>
+        <w:rPr/>
+        <w:t>Calculator.php         — класс калькулятора (рекурсивный парсер)</w:t>
+      </w:r>
+    </w:p>
+    <w:p>
+      <w:pPr>
+        <w:pStyle w:val="Style20"/>
+        <w:bidi w:val="0"/>
+        <w:rPr/>
+      </w:pPr>
+      <w:r>
+        <w:rPr/>
+        <w:t xml:space="preserve">├── </w:t>
+      </w:r>
+      <w:r>
+        <w:rPr/>
+        <w:t>migrate.php            — миграция и наполнение БД</w:t>
+      </w:r>
+    </w:p>
+    <w:p>
+      <w:pPr>
+        <w:pStyle w:val="Style20"/>
+        <w:bidi w:val="0"/>
+        <w:rPr/>
+      </w:pPr>
+      <w:r>
+        <w:rPr/>
+        <w:t xml:space="preserve">├── </w:t>
+      </w:r>
+      <w:r>
+        <w:rPr/>
+        <w:t>style.css              — стили (тёмная тема, анимации)</w:t>
+      </w:r>
+    </w:p>
+    <w:p>
+      <w:pPr>
+        <w:pStyle w:val="Style20"/>
+        <w:bidi w:val="0"/>
+        <w:rPr/>
+      </w:pPr>
+      <w:r>
+        <w:rPr/>
+        <w:t xml:space="preserve">├── </w:t>
+      </w:r>
+      <w:r>
+        <w:rPr/>
+        <w:t>app.js                 — клиентский JavaScript</w:t>
+      </w:r>
+    </w:p>
+    <w:p>
+      <w:pPr>
+        <w:pStyle w:val="Style20"/>
+        <w:bidi w:val="0"/>
+        <w:rPr/>
+      </w:pPr>
+      <w:r>
+        <w:rPr/>
+        <w:t xml:space="preserve">├── </w:t>
+      </w:r>
+      <w:r>
+        <w:rPr/>
+        <w:t>Controllers/           — контроллеры</w:t>
+      </w:r>
+    </w:p>
+    <w:p>
+      <w:pPr>
+        <w:pStyle w:val="Style20"/>
+        <w:bidi w:val="0"/>
+        <w:rPr/>
+      </w:pPr>
+      <w:r>
+        <w:rPr/>
+        <w:t xml:space="preserve">│   ├── </w:t>
+      </w:r>
+      <w:r>
+        <w:rPr/>
+        <w:t>HomeController.php</w:t>
+      </w:r>
+    </w:p>
+    <w:p>
+      <w:pPr>
+        <w:pStyle w:val="Style20"/>
+        <w:bidi w:val="0"/>
+        <w:rPr/>
+      </w:pPr>
+      <w:r>
+        <w:rPr/>
+        <w:t xml:space="preserve">│   ├── </w:t>
+      </w:r>
+      <w:r>
+        <w:rPr/>
+        <w:t>ArticlesController.php</w:t>
+      </w:r>
+    </w:p>
+    <w:p>
+      <w:pPr>
+        <w:pStyle w:val="Style20"/>
+        <w:bidi w:val="0"/>
+        <w:rPr/>
+      </w:pPr>
+      <w:r>
+        <w:rPr/>
+        <w:t xml:space="preserve">│   └── </w:t>
+      </w:r>
+      <w:r>
+        <w:rPr/>
+        <w:t>CommentsController.php</w:t>
+      </w:r>
+    </w:p>
+    <w:p>
+      <w:pPr>
+        <w:pStyle w:val="Style20"/>
+        <w:bidi w:val="0"/>
+        <w:rPr/>
+      </w:pPr>
+      <w:r>
+        <w:rPr/>
+        <w:t xml:space="preserve">└── </w:t>
+      </w:r>
+      <w:r>
+        <w:rPr/>
+        <w:t>Views/                 — представления</w:t>
+      </w:r>
+    </w:p>
+    <w:p>
+      <w:pPr>
+        <w:pStyle w:val="Style20"/>
+        <w:bidi w:val="0"/>
+        <w:rPr/>
+      </w:pPr>
+      <w:r>
+        <w:rPr/>
+        <w:t xml:space="preserve">    ├── </w:t>
+      </w:r>
+      <w:r>
+        <w:rPr/>
+        <w:t>layout.php         — общий каркас</w:t>
+      </w:r>
+    </w:p>
+    <w:p>
+      <w:pPr>
+        <w:pStyle w:val="Style20"/>
+        <w:bidi w:val="0"/>
+        <w:rPr/>
+      </w:pPr>
+      <w:r>
+        <w:rPr/>
+        <w:t xml:space="preserve">    ├── </w:t>
+      </w:r>
+      <w:r>
+        <w:rPr/>
+        <w:t>404.php</w:t>
+      </w:r>
+    </w:p>
+    <w:p>
+      <w:pPr>
+        <w:pStyle w:val="Style20"/>
+        <w:bidi w:val="0"/>
+        <w:rPr/>
+      </w:pPr>
+      <w:r>
+        <w:rPr/>
+        <w:t xml:space="preserve">    ├── </w:t>
+      </w:r>
+      <w:r>
+        <w:rPr/>
+        <w:t>home/index.php</w:t>
+      </w:r>
+    </w:p>
+    <w:p>
+      <w:pPr>
+        <w:pStyle w:val="Style20"/>
+        <w:bidi w:val="0"/>
+        <w:rPr/>
+      </w:pPr>
+      <w:r>
+        <w:rPr/>
+        <w:t xml:space="preserve">    ├── </w:t>
+      </w:r>
+      <w:r>
+        <w:rPr/>
+        <w:t>calculator/index.php</w:t>
+      </w:r>
+    </w:p>
+    <w:p>
+      <w:pPr>
+        <w:pStyle w:val="Style20"/>
+        <w:bidi w:val="0"/>
+        <w:rPr/>
+      </w:pPr>
+      <w:r>
+        <w:rPr/>
+        <w:t xml:space="preserve">    ├── </w:t>
+      </w:r>
+      <w:r>
+        <w:rPr/>
+        <w:t>articles/{index,show,edit}.php</w:t>
+      </w:r>
+    </w:p>
+    <w:p>
+      <w:pPr>
+        <w:pStyle w:val="Style20"/>
+        <w:bidi w:val="0"/>
+        <w:rPr/>
+      </w:pPr>
+      <w:r>
+        <w:rPr/>
+        <w:t xml:space="preserve">    ├── </w:t>
+      </w:r>
+      <w:r>
+        <w:rPr/>
+        <w:t>comments/edit.php</w:t>
+      </w:r>
+    </w:p>
+    <w:p>
+      <w:pPr>
+        <w:pStyle w:val="Style20"/>
+        <w:bidi w:val="0"/>
+        <w:spacing w:before="0" w:after="283"/>
+        <w:rPr/>
+      </w:pPr>
+      <w:r>
+        <w:rPr/>
+        <w:t xml:space="preserve">    └── </w:t>
+      </w:r>
+      <w:r>
+        <w:rPr/>
+        <w:t>partials/sidebar.php — боковая панель форума</w:t>
+      </w:r>
+    </w:p>
+    <w:p>
+      <w:pPr>
+        <w:pStyle w:val="BodyText"/>
+        <w:bidi w:val="0"/>
+        <w:rPr/>
+      </w:pPr>
+      <w:r>
+        <w:rPr/>
+        <w:t>Каждый контроллер — класс в неймспейсе Controllers с публичными методами-действиями. Например, ArticlesController содержит index() (список тем по категориям), show() (страница темы) и edit() (редактирование). Приватный метод sidebarData() готовит данные для боковой панели и переиспользуется несколькими действиями — это пример вынесения повторяющейся логики.</w:t>
+      </w:r>
+    </w:p>
+    <w:p>
+      <w:pPr>
+        <w:pStyle w:val="Heading2"/>
+        <w:bidi w:val="0"/>
+        <w:jc w:val="left"/>
+        <w:rPr/>
+      </w:pPr>
+      <w:r>
+        <w:rPr/>
+        <w:t>2.2. Маршрутизация и фронт-контроллер</w:t>
+      </w:r>
+    </w:p>
+    <w:p>
+      <w:pPr>
+        <w:pStyle w:val="BodyText"/>
+        <w:bidi w:val="0"/>
+        <w:rPr/>
+      </w:pPr>
+      <w:r>
+        <w:rPr/>
+        <w:t>Фронт-контроллер index.php реализует маршрутизацию через таблицу маршрутов — массив, где ключ это регулярное выражение для URI, а значение пара [класс контроллера, метод]:</w:t>
+      </w:r>
+    </w:p>
+    <w:p>
+      <w:pPr>
+        <w:pStyle w:val="Style20"/>
+        <w:bidi w:val="0"/>
+        <w:rPr/>
+      </w:pPr>
+      <w:r>
+        <w:rPr/>
+        <w:t>$routes = [</w:t>
+      </w:r>
+    </w:p>
+    <w:p>
+      <w:pPr>
+        <w:pStyle w:val="Style20"/>
+        <w:bidi w:val="0"/>
+        <w:rPr/>
+      </w:pPr>
+      <w:r>
+        <w:rPr/>
+        <w:t xml:space="preserve">    </w:t>
+      </w:r>
+      <w:r>
+        <w:rPr/>
+        <w:t>'~^$~'                        =&gt; [HomeController::class,     'index'],</w:t>
+      </w:r>
+    </w:p>
+    <w:p>
+      <w:pPr>
+        <w:pStyle w:val="Style20"/>
+        <w:bidi w:val="0"/>
+        <w:rPr/>
+      </w:pPr>
+      <w:r>
+        <w:rPr/>
+        <w:t xml:space="preserve">    </w:t>
+      </w:r>
+      <w:r>
+        <w:rPr/>
+        <w:t>'~^calculator$~'              =&gt; [HomeController::class,     'calculator'],</w:t>
+      </w:r>
+    </w:p>
+    <w:p>
+      <w:pPr>
+        <w:pStyle w:val="Style20"/>
+        <w:bidi w:val="0"/>
+        <w:rPr/>
+      </w:pPr>
+      <w:r>
+        <w:rPr/>
+        <w:t xml:space="preserve">    </w:t>
+      </w:r>
+      <w:r>
+        <w:rPr/>
+        <w:t>'~^articles$~'                =&gt; [ArticlesController::class, 'index'],</w:t>
+      </w:r>
+    </w:p>
+    <w:p>
+      <w:pPr>
+        <w:pStyle w:val="Style20"/>
+        <w:bidi w:val="0"/>
+        <w:rPr/>
+      </w:pPr>
+      <w:r>
+        <w:rPr/>
+        <w:t xml:space="preserve">    </w:t>
+      </w:r>
+      <w:r>
+        <w:rPr/>
+        <w:t>'~^articles/(\d+)$~'          =&gt; [ArticlesController::class, 'show'],</w:t>
+      </w:r>
+    </w:p>
+    <w:p>
+      <w:pPr>
+        <w:pStyle w:val="Style20"/>
+        <w:bidi w:val="0"/>
+        <w:rPr/>
+      </w:pPr>
+      <w:r>
+        <w:rPr/>
+        <w:t xml:space="preserve">    </w:t>
+      </w:r>
+      <w:r>
+        <w:rPr/>
+        <w:t>'~^articles/(\d+)/edit$~'     =&gt; [ArticlesController::class, 'edit'],</w:t>
+      </w:r>
+    </w:p>
+    <w:p>
+      <w:pPr>
+        <w:pStyle w:val="Style20"/>
+        <w:bidi w:val="0"/>
+        <w:rPr/>
+      </w:pPr>
+      <w:r>
+        <w:rPr/>
+        <w:t xml:space="preserve">    </w:t>
+      </w:r>
+      <w:r>
+        <w:rPr/>
+        <w:t>'~^articles/(\d+)/comments$~' =&gt; [CommentsController::class, 'add'],</w:t>
+      </w:r>
+    </w:p>
+    <w:p>
+      <w:pPr>
+        <w:pStyle w:val="Style20"/>
+        <w:bidi w:val="0"/>
+        <w:rPr/>
+      </w:pPr>
+      <w:r>
+        <w:rPr/>
+        <w:t xml:space="preserve">    </w:t>
+      </w:r>
+      <w:r>
+        <w:rPr/>
+        <w:t>'~^comments/(\d+)/edit$~'     =&gt; [CommentsController::class, 'edit'],</w:t>
+      </w:r>
+    </w:p>
+    <w:p>
+      <w:pPr>
+        <w:pStyle w:val="Style20"/>
+        <w:bidi w:val="0"/>
+        <w:spacing w:before="0" w:after="283"/>
+        <w:rPr/>
+      </w:pPr>
+      <w:r>
+        <w:rPr/>
+        <w:t>];</w:t>
+      </w:r>
+    </w:p>
+    <w:p>
+      <w:pPr>
+        <w:pStyle w:val="BodyText"/>
+        <w:bidi w:val="0"/>
+        <w:rPr/>
+      </w:pPr>
+      <w:r>
+        <w:rPr/>
+        <w:t>Алгоритм обработки запроса:</w:t>
       </w:r>
     </w:p>
     <w:p>
@@ -1094,12 +1714,12 @@
         </w:tabs>
         <w:bidi w:val="0"/>
         <w:spacing w:before="0" w:after="0"/>
-        <w:ind w:firstLine="426"/>
-        <w:rPr/>
-      </w:pPr>
-      <w:r>
-        <w:rPr/>
-        <w:t xml:space="preserve">Model — модели данных (в проекте роль моделей выполняет работа с БД через PDO в контроллерах); </w:t>
+        <w:ind w:firstLine="426" w:left="709"/>
+        <w:rPr/>
+      </w:pPr>
+      <w:r>
+        <w:rPr/>
+        <w:t xml:space="preserve">Из $_SERVER['REQUEST_URI'] извлекается путь, декодируется URL-кодировка (для кириллицы), убирается базовый путь до index.php и слэши по краям. </w:t>
       </w:r>
     </w:p>
     <w:p>
@@ -1115,12 +1735,12 @@
         </w:tabs>
         <w:bidi w:val="0"/>
         <w:spacing w:before="0" w:after="0"/>
-        <w:ind w:firstLine="426"/>
-        <w:rPr/>
-      </w:pPr>
-      <w:r>
-        <w:rPr/>
-        <w:t xml:space="preserve">View — представления (PHP-шаблоны в папке Views/); </w:t>
+        <w:ind w:firstLine="426" w:left="709"/>
+        <w:rPr/>
+      </w:pPr>
+      <w:r>
+        <w:rPr/>
+        <w:t xml:space="preserve">В цикле перебираются маршруты; при совпадении регулярного выражения извлекается параметр (id), создаётся контроллер и вызывается его метод. </w:t>
       </w:r>
     </w:p>
     <w:p>
@@ -1135,57 +1755,23 @@
           <w:tab w:val="left" w:pos="709" w:leader="none"/>
         </w:tabs>
         <w:bidi w:val="0"/>
-        <w:ind w:firstLine="426"/>
-        <w:rPr/>
-      </w:pPr>
-      <w:r>
-        <w:rPr/>
-        <w:t xml:space="preserve">Controller — контроллеры (классы в папке Controllers/, обрабатывающие пользовательские запросы). </w:t>
-      </w:r>
-    </w:p>
-    <w:p>
-      <w:pPr>
-        <w:pStyle w:val="BodyText"/>
-        <w:bidi w:val="0"/>
-        <w:rPr/>
-      </w:pPr>
-      <w:r>
-        <w:rPr>
-          <w:rStyle w:val="Strong"/>
-        </w:rPr>
-        <w:t>Паттерн Front Controller.</w:t>
-      </w:r>
-      <w:r>
-        <w:rPr/>
-        <w:t xml:space="preserve"> Все HTTP-запросы проходят через единый файл index.php, который выполняет маршрутизацию и вызывает нужный метод контроллера.</w:t>
-      </w:r>
-    </w:p>
-    <w:p>
-      <w:pPr>
-        <w:pStyle w:val="BodyText"/>
-        <w:bidi w:val="0"/>
-        <w:rPr/>
-      </w:pPr>
-      <w:r>
-        <w:rPr>
-          <w:rStyle w:val="Strong"/>
-        </w:rPr>
-        <w:t>Стандарт PSR-4.</w:t>
-      </w:r>
-      <w:r>
-        <w:rPr/>
-        <w:t xml:space="preserve"> Стандарт автозагрузки классов: имя класса с неймспейсом однозначно соответствует пути к файлу. Реализован через функцию spl_autoload_register.</w:t>
-      </w:r>
-    </w:p>
-    <w:p>
-      <w:pPr>
-        <w:pStyle w:val="Heading1"/>
-        <w:bidi w:val="0"/>
-        <w:rPr/>
-      </w:pPr>
-      <w:r>
-        <w:rPr/>
-        <w:t>Глава 2. ПРАКТИЧЕСКАЯ ЧАСТЬ</w:t>
+        <w:ind w:firstLine="426" w:left="709"/>
+        <w:rPr/>
+      </w:pPr>
+      <w:r>
+        <w:rPr/>
+        <w:t xml:space="preserve">Если ни один маршрут не подошёл — выдаётся ответ 404 со стилизованной страницей-заглушкой. </w:t>
+      </w:r>
+    </w:p>
+    <w:p>
+      <w:pPr>
+        <w:pStyle w:val="BodyText"/>
+        <w:bidi w:val="0"/>
+        <w:rPr/>
+      </w:pPr>
+      <w:r>
+        <w:rPr/>
+        <w:t>Автозагрузка реализована через spl_autoload_register: имя класса с неймспейсом преобразуется в путь к файлу заменой обратных слэшей на прямые.</w:t>
       </w:r>
     </w:p>
     <w:p>
@@ -1197,341 +1783,138 @@
       </w:pPr>
       <w:r>
         <w:rPr/>
-        <w:t>2.1. Архитектура приложения (MVC)</w:t>
-      </w:r>
-    </w:p>
-    <w:p>
-      <w:pPr>
-        <w:pStyle w:val="BodyText"/>
-        <w:bidi w:val="0"/>
-        <w:rPr/>
-      </w:pPr>
-      <w:r>
-        <w:rPr/>
-        <w:t>Структура каталогов проекта построена в соответствии с паттерном MVC:</w:t>
-      </w:r>
-    </w:p>
-    <w:p>
-      <w:pPr>
-        <w:pStyle w:val="user9"/>
-        <w:bidi w:val="0"/>
-        <w:rPr/>
-      </w:pPr>
-      <w:r>
-        <w:rPr/>
-        <w:t>mospolytech-php/</w:t>
-      </w:r>
-    </w:p>
-    <w:p>
-      <w:pPr>
-        <w:pStyle w:val="user9"/>
-        <w:bidi w:val="0"/>
-        <w:rPr/>
-      </w:pPr>
-      <w:r>
-        <w:rPr/>
-        <w:t xml:space="preserve">├── </w:t>
-      </w:r>
-      <w:r>
-        <w:rPr/>
-        <w:t>index.php              — фронт-контроллер (точка входа)</w:t>
-      </w:r>
-    </w:p>
-    <w:p>
-      <w:pPr>
-        <w:pStyle w:val="user9"/>
-        <w:bidi w:val="0"/>
-        <w:rPr/>
-      </w:pPr>
-      <w:r>
-        <w:rPr/>
-        <w:t xml:space="preserve">├── </w:t>
-      </w:r>
-      <w:r>
-        <w:rPr/>
-        <w:t>Database.php           — подключение к БД (Singleton)</w:t>
-      </w:r>
-    </w:p>
-    <w:p>
-      <w:pPr>
-        <w:pStyle w:val="user9"/>
-        <w:bidi w:val="0"/>
-        <w:rPr/>
-      </w:pPr>
-      <w:r>
-        <w:rPr/>
-        <w:t xml:space="preserve">├── </w:t>
-      </w:r>
-      <w:r>
-        <w:rPr/>
-        <w:t>Calculator.php         — класс калькулятора (рекурсивный парсер)</w:t>
-      </w:r>
-    </w:p>
-    <w:p>
-      <w:pPr>
-        <w:pStyle w:val="user9"/>
-        <w:bidi w:val="0"/>
-        <w:rPr/>
-      </w:pPr>
-      <w:r>
-        <w:rPr/>
-        <w:t xml:space="preserve">├── </w:t>
-      </w:r>
-      <w:r>
-        <w:rPr/>
-        <w:t>migrate.php            — скрипт миграции БД</w:t>
-      </w:r>
-    </w:p>
-    <w:p>
-      <w:pPr>
-        <w:pStyle w:val="user9"/>
-        <w:bidi w:val="0"/>
-        <w:rPr/>
-      </w:pPr>
-      <w:r>
-        <w:rPr/>
-        <w:t xml:space="preserve">├── </w:t>
-      </w:r>
-      <w:r>
-        <w:rPr/>
-        <w:t>style.css              — стили интерфейса</w:t>
-      </w:r>
-    </w:p>
-    <w:p>
-      <w:pPr>
-        <w:pStyle w:val="user9"/>
-        <w:bidi w:val="0"/>
-        <w:rPr/>
-      </w:pPr>
-      <w:r>
-        <w:rPr/>
-        <w:t xml:space="preserve">├── </w:t>
-      </w:r>
-      <w:r>
-        <w:rPr/>
-        <w:t>Controllers/           — контроллеры</w:t>
-      </w:r>
-    </w:p>
-    <w:p>
-      <w:pPr>
-        <w:pStyle w:val="user9"/>
-        <w:bidi w:val="0"/>
-        <w:rPr/>
-      </w:pPr>
-      <w:r>
-        <w:rPr/>
-        <w:t xml:space="preserve">│   ├── </w:t>
-      </w:r>
-      <w:r>
-        <w:rPr/>
-        <w:t>HomeController.php</w:t>
-      </w:r>
-    </w:p>
-    <w:p>
-      <w:pPr>
-        <w:pStyle w:val="user9"/>
-        <w:bidi w:val="0"/>
-        <w:rPr/>
-      </w:pPr>
-      <w:r>
-        <w:rPr/>
-        <w:t xml:space="preserve">│   ├── </w:t>
-      </w:r>
-      <w:r>
-        <w:rPr/>
-        <w:t>ArticlesController.php</w:t>
-      </w:r>
-    </w:p>
-    <w:p>
-      <w:pPr>
-        <w:pStyle w:val="user9"/>
-        <w:bidi w:val="0"/>
-        <w:rPr/>
-      </w:pPr>
-      <w:r>
-        <w:rPr/>
-        <w:t xml:space="preserve">│   └── </w:t>
-      </w:r>
-      <w:r>
-        <w:rPr/>
-        <w:t>CommentsController.php</w:t>
-      </w:r>
-    </w:p>
-    <w:p>
-      <w:pPr>
-        <w:pStyle w:val="user9"/>
-        <w:bidi w:val="0"/>
-        <w:rPr/>
-      </w:pPr>
-      <w:r>
-        <w:rPr/>
-        <w:t xml:space="preserve">└── </w:t>
-      </w:r>
-      <w:r>
-        <w:rPr/>
-        <w:t>Views/                 — шаблоны</w:t>
-      </w:r>
-    </w:p>
-    <w:p>
-      <w:pPr>
-        <w:pStyle w:val="user9"/>
-        <w:bidi w:val="0"/>
-        <w:rPr/>
-      </w:pPr>
-      <w:r>
-        <w:rPr/>
-        <w:t xml:space="preserve">    ├── </w:t>
-      </w:r>
-      <w:r>
-        <w:rPr/>
-        <w:t>layout.php         — общий каркас (header, nav, footer)</w:t>
-      </w:r>
-    </w:p>
-    <w:p>
-      <w:pPr>
-        <w:pStyle w:val="user9"/>
-        <w:bidi w:val="0"/>
-        <w:rPr/>
-      </w:pPr>
-      <w:r>
-        <w:rPr/>
-        <w:t xml:space="preserve">    ├── </w:t>
-      </w:r>
-      <w:r>
-        <w:rPr/>
-        <w:t>404.php</w:t>
-      </w:r>
-    </w:p>
-    <w:p>
-      <w:pPr>
-        <w:pStyle w:val="user9"/>
-        <w:bidi w:val="0"/>
-        <w:rPr/>
-      </w:pPr>
-      <w:r>
-        <w:rPr/>
-        <w:t xml:space="preserve">    ├── </w:t>
-      </w:r>
-      <w:r>
-        <w:rPr/>
-        <w:t>home/index.php</w:t>
-      </w:r>
-    </w:p>
-    <w:p>
-      <w:pPr>
-        <w:pStyle w:val="user9"/>
-        <w:bidi w:val="0"/>
-        <w:rPr/>
-      </w:pPr>
-      <w:r>
-        <w:rPr/>
-        <w:t xml:space="preserve">    ├── </w:t>
-      </w:r>
-      <w:r>
-        <w:rPr/>
-        <w:t>calculator/index.php</w:t>
-      </w:r>
-    </w:p>
-    <w:p>
-      <w:pPr>
-        <w:pStyle w:val="user9"/>
-        <w:bidi w:val="0"/>
-        <w:rPr/>
-      </w:pPr>
-      <w:r>
-        <w:rPr/>
-        <w:t xml:space="preserve">    ├── </w:t>
-      </w:r>
-      <w:r>
-        <w:rPr/>
-        <w:t>articles/</w:t>
-      </w:r>
-    </w:p>
-    <w:p>
-      <w:pPr>
-        <w:pStyle w:val="user9"/>
-        <w:bidi w:val="0"/>
-        <w:rPr/>
-      </w:pPr>
-      <w:r>
-        <w:rPr/>
-        <w:t xml:space="preserve">    │   ├── </w:t>
-      </w:r>
-      <w:r>
-        <w:rPr/>
-        <w:t>index.php</w:t>
-      </w:r>
-    </w:p>
-    <w:p>
-      <w:pPr>
-        <w:pStyle w:val="user9"/>
-        <w:bidi w:val="0"/>
-        <w:rPr/>
-      </w:pPr>
-      <w:r>
-        <w:rPr/>
-        <w:t xml:space="preserve">    │   ├── </w:t>
-      </w:r>
-      <w:r>
-        <w:rPr/>
-        <w:t>show.php</w:t>
-      </w:r>
-    </w:p>
-    <w:p>
-      <w:pPr>
-        <w:pStyle w:val="user9"/>
-        <w:bidi w:val="0"/>
-        <w:rPr/>
-      </w:pPr>
-      <w:r>
-        <w:rPr/>
-        <w:t xml:space="preserve">    │   └── </w:t>
-      </w:r>
-      <w:r>
-        <w:rPr/>
-        <w:t>edit.php</w:t>
-      </w:r>
-    </w:p>
-    <w:p>
-      <w:pPr>
-        <w:pStyle w:val="user9"/>
-        <w:bidi w:val="0"/>
-        <w:rPr/>
-      </w:pPr>
-      <w:r>
-        <w:rPr/>
-        <w:t xml:space="preserve">    └── </w:t>
-      </w:r>
-      <w:r>
-        <w:rPr/>
-        <w:t>comments/</w:t>
-      </w:r>
-    </w:p>
-    <w:p>
-      <w:pPr>
-        <w:pStyle w:val="user9"/>
+        <w:t>2.3. Шаблонизация и работа с представлениями</w:t>
+      </w:r>
+    </w:p>
+    <w:p>
+      <w:pPr>
+        <w:pStyle w:val="BodyText"/>
+        <w:bidi w:val="0"/>
+        <w:rPr/>
+      </w:pPr>
+      <w:r>
+        <w:rPr/>
+        <w:t>Для отрисовки страниц реализована собственная система шаблонизации на основе функции render() и буферизации вывода:</w:t>
+      </w:r>
+    </w:p>
+    <w:p>
+      <w:pPr>
+        <w:pStyle w:val="Style20"/>
+        <w:bidi w:val="0"/>
+        <w:rPr/>
+      </w:pPr>
+      <w:r>
+        <w:rPr/>
+        <w:t>function render(string $view, array $vars = []): void {</w:t>
+      </w:r>
+    </w:p>
+    <w:p>
+      <w:pPr>
+        <w:pStyle w:val="Style20"/>
+        <w:bidi w:val="0"/>
+        <w:rPr/>
+      </w:pPr>
+      <w:r>
+        <w:rPr/>
+        <w:t xml:space="preserve">    </w:t>
+      </w:r>
+      <w:r>
+        <w:rPr/>
+        <w:t>extract($vars);</w:t>
+      </w:r>
+    </w:p>
+    <w:p>
+      <w:pPr>
+        <w:pStyle w:val="Style20"/>
+        <w:bidi w:val="0"/>
+        <w:rPr/>
+      </w:pPr>
+      <w:r>
+        <w:rPr/>
+        <w:t xml:space="preserve">    </w:t>
+      </w:r>
+      <w:r>
+        <w:rPr/>
+        <w:t>ob_start();</w:t>
+      </w:r>
+    </w:p>
+    <w:p>
+      <w:pPr>
+        <w:pStyle w:val="Style20"/>
+        <w:bidi w:val="0"/>
+        <w:rPr/>
+      </w:pPr>
+      <w:r>
+        <w:rPr/>
+        <w:t xml:space="preserve">    </w:t>
+      </w:r>
+      <w:r>
+        <w:rPr/>
+        <w:t>include __DIR__ . '/Views/' . $view . '.php';</w:t>
+      </w:r>
+    </w:p>
+    <w:p>
+      <w:pPr>
+        <w:pStyle w:val="Style20"/>
+        <w:bidi w:val="0"/>
+        <w:rPr/>
+      </w:pPr>
+      <w:r>
+        <w:rPr/>
+        <w:t xml:space="preserve">    </w:t>
+      </w:r>
+      <w:r>
+        <w:rPr/>
+        <w:t>$content = ob_get_clean();</w:t>
+      </w:r>
+    </w:p>
+    <w:p>
+      <w:pPr>
+        <w:pStyle w:val="Style20"/>
+        <w:bidi w:val="0"/>
+        <w:rPr/>
+      </w:pPr>
+      <w:r>
+        <w:rPr/>
+        <w:t xml:space="preserve">    </w:t>
+      </w:r>
+      <w:r>
+        <w:rPr/>
+        <w:t>include __DIR__ . '/Views/layout.php';</w:t>
+      </w:r>
+    </w:p>
+    <w:p>
+      <w:pPr>
+        <w:pStyle w:val="Style20"/>
         <w:bidi w:val="0"/>
         <w:spacing w:before="0" w:after="283"/>
         <w:rPr/>
       </w:pPr>
       <w:r>
         <w:rPr/>
-        <w:t xml:space="preserve">        └── </w:t>
-      </w:r>
-      <w:r>
-        <w:rPr/>
-        <w:t>edit.php</w:t>
-      </w:r>
-    </w:p>
-    <w:p>
-      <w:pPr>
-        <w:pStyle w:val="BodyText"/>
-        <w:bidi w:val="0"/>
-        <w:rPr/>
-      </w:pPr>
-      <w:r>
-        <w:rPr/>
-        <w:t>Каждый контроллер представляет собой класс в неймспейсе Controllers с публичными методами-действиями. Например, HomeController содержит методы index() (главная страница) и calculator() (страница калькулятора). При обращении к URL фронт-контроллер находит соответствующий класс и метод и вызывает его.</w:t>
+        <w:t>}</w:t>
+      </w:r>
+    </w:p>
+    <w:p>
+      <w:pPr>
+        <w:pStyle w:val="BodyText"/>
+        <w:bidi w:val="0"/>
+        <w:rPr/>
+      </w:pPr>
+      <w:r>
+        <w:rPr/>
+        <w:t>Функция extract() превращает ключи массива в локальные переменные шаблона. Между ob_start() и ob_get_clean() выполняется конкретный шаблон, его вывод собирается в строку $content, после чего подключается общий layout.php. Заголовок страницы подставляется через оператор ?? со значением по умолчанию.</w:t>
+      </w:r>
+    </w:p>
+    <w:p>
+      <w:pPr>
+        <w:pStyle w:val="BodyText"/>
+        <w:bidi w:val="0"/>
+        <w:rPr/>
+      </w:pPr>
+      <w:r>
+        <w:rPr/>
+        <w:t>Боковая панель вынесена в отдельный частичный шаблон Views/partials/sidebar.php, который подключается из шаблонов списка тем и страницы темы директивой include. Это устраняет дублирование разметки. Все пользовательские данные перед выводом экранируются htmlspecialchars() для защиты от XSS, многострочный текст дополнительно обрабатывается nl2br().</w:t>
       </w:r>
     </w:p>
     <w:p>
@@ -1543,478 +1926,6 @@
       </w:pPr>
       <w:r>
         <w:rPr/>
-        <w:t>2.2. Маршрутизация и фронт-контроллер</w:t>
-      </w:r>
-    </w:p>
-    <w:p>
-      <w:pPr>
-        <w:pStyle w:val="BodyText"/>
-        <w:bidi w:val="0"/>
-        <w:rPr/>
-      </w:pPr>
-      <w:r>
-        <w:rPr/>
-        <w:t>Фронт-контроллер index.php реализует маршрутизацию через таблицу маршрутов — ассоциативный массив, в котором ключ — регулярное выражение для URI, а значение — пара [класс контроллера, имя метода]:</w:t>
-      </w:r>
-    </w:p>
-    <w:p>
-      <w:pPr>
-        <w:pStyle w:val="user9"/>
-        <w:bidi w:val="0"/>
-        <w:rPr/>
-      </w:pPr>
-      <w:r>
-        <w:rPr/>
-        <w:t>$routes = [</w:t>
-      </w:r>
-    </w:p>
-    <w:p>
-      <w:pPr>
-        <w:pStyle w:val="user9"/>
-        <w:bidi w:val="0"/>
-        <w:rPr/>
-      </w:pPr>
-      <w:r>
-        <w:rPr/>
-        <w:t xml:space="preserve">    </w:t>
-      </w:r>
-      <w:r>
-        <w:rPr/>
-        <w:t>'~^$~'                          =&gt; [HomeController::class,     'index'],</w:t>
-      </w:r>
-    </w:p>
-    <w:p>
-      <w:pPr>
-        <w:pStyle w:val="user9"/>
-        <w:bidi w:val="0"/>
-        <w:rPr/>
-      </w:pPr>
-      <w:r>
-        <w:rPr/>
-        <w:t xml:space="preserve">    </w:t>
-      </w:r>
-      <w:r>
-        <w:rPr/>
-        <w:t>'~^calculator$~'                =&gt; [HomeController::class,     'calculator'],</w:t>
-      </w:r>
-    </w:p>
-    <w:p>
-      <w:pPr>
-        <w:pStyle w:val="user9"/>
-        <w:bidi w:val="0"/>
-        <w:rPr/>
-      </w:pPr>
-      <w:r>
-        <w:rPr/>
-        <w:t xml:space="preserve">    </w:t>
-      </w:r>
-      <w:r>
-        <w:rPr/>
-        <w:t>'~^articles$~'                  =&gt; [ArticlesController::class, 'index'],</w:t>
-      </w:r>
-    </w:p>
-    <w:p>
-      <w:pPr>
-        <w:pStyle w:val="user9"/>
-        <w:bidi w:val="0"/>
-        <w:rPr/>
-      </w:pPr>
-      <w:r>
-        <w:rPr/>
-        <w:t xml:space="preserve">    </w:t>
-      </w:r>
-      <w:r>
-        <w:rPr/>
-        <w:t>'~^articles/(\d+)$~'            =&gt; [ArticlesController::class, 'show'],</w:t>
-      </w:r>
-    </w:p>
-    <w:p>
-      <w:pPr>
-        <w:pStyle w:val="user9"/>
-        <w:bidi w:val="0"/>
-        <w:rPr/>
-      </w:pPr>
-      <w:r>
-        <w:rPr/>
-        <w:t xml:space="preserve">    </w:t>
-      </w:r>
-      <w:r>
-        <w:rPr/>
-        <w:t>'~^articles/(\d+)/edit$~'       =&gt; [ArticlesController::class, 'edit'],</w:t>
-      </w:r>
-    </w:p>
-    <w:p>
-      <w:pPr>
-        <w:pStyle w:val="user9"/>
-        <w:bidi w:val="0"/>
-        <w:rPr/>
-      </w:pPr>
-      <w:r>
-        <w:rPr/>
-        <w:t xml:space="preserve">    </w:t>
-      </w:r>
-      <w:r>
-        <w:rPr/>
-        <w:t>'~^articles/(\d+)/comments$~'   =&gt; [CommentsController::class, 'add'],</w:t>
-      </w:r>
-    </w:p>
-    <w:p>
-      <w:pPr>
-        <w:pStyle w:val="user9"/>
-        <w:bidi w:val="0"/>
-        <w:rPr/>
-      </w:pPr>
-      <w:r>
-        <w:rPr/>
-        <w:t xml:space="preserve">    </w:t>
-      </w:r>
-      <w:r>
-        <w:rPr/>
-        <w:t>'~^comments/(\d+)/edit$~'       =&gt; [CommentsController::class, 'edit'],</w:t>
-      </w:r>
-    </w:p>
-    <w:p>
-      <w:pPr>
-        <w:pStyle w:val="user9"/>
-        <w:bidi w:val="0"/>
-        <w:spacing w:before="0" w:after="283"/>
-        <w:rPr/>
-      </w:pPr>
-      <w:r>
-        <w:rPr/>
-        <w:t>];</w:t>
-      </w:r>
-    </w:p>
-    <w:p>
-      <w:pPr>
-        <w:pStyle w:val="BodyText"/>
-        <w:bidi w:val="0"/>
-        <w:rPr/>
-      </w:pPr>
-      <w:r>
-        <w:rPr/>
-        <w:t>Алгоритм обработки запроса:</w:t>
-      </w:r>
-    </w:p>
-    <w:p>
-      <w:pPr>
-        <w:pStyle w:val="BodyText"/>
-        <w:numPr>
-          <w:ilvl w:val="0"/>
-          <w:numId w:val="4"/>
-        </w:numPr>
-        <w:tabs>
-          <w:tab w:val="clear" w:pos="1134"/>
-          <w:tab w:val="left" w:pos="709" w:leader="none"/>
-        </w:tabs>
-        <w:bidi w:val="0"/>
-        <w:spacing w:before="0" w:after="0"/>
-        <w:ind w:firstLine="426"/>
-        <w:rPr/>
-      </w:pPr>
-      <w:r>
-        <w:rPr/>
-        <w:t xml:space="preserve">Из переменной $_SERVER['REQUEST_URI'] извлекается путь запроса. </w:t>
-      </w:r>
-    </w:p>
-    <w:p>
-      <w:pPr>
-        <w:pStyle w:val="BodyText"/>
-        <w:numPr>
-          <w:ilvl w:val="0"/>
-          <w:numId w:val="4"/>
-        </w:numPr>
-        <w:tabs>
-          <w:tab w:val="clear" w:pos="1134"/>
-          <w:tab w:val="left" w:pos="709" w:leader="none"/>
-        </w:tabs>
-        <w:bidi w:val="0"/>
-        <w:spacing w:before="0" w:after="0"/>
-        <w:ind w:firstLine="426"/>
-        <w:rPr/>
-      </w:pPr>
-      <w:r>
-        <w:rPr/>
-        <w:t xml:space="preserve">Декодируется URL-кодировка (для поддержки кириллицы), убирается базовый путь сервера и слэши по краям. </w:t>
-      </w:r>
-    </w:p>
-    <w:p>
-      <w:pPr>
-        <w:pStyle w:val="BodyText"/>
-        <w:numPr>
-          <w:ilvl w:val="0"/>
-          <w:numId w:val="4"/>
-        </w:numPr>
-        <w:tabs>
-          <w:tab w:val="clear" w:pos="1134"/>
-          <w:tab w:val="left" w:pos="709" w:leader="none"/>
-        </w:tabs>
-        <w:bidi w:val="0"/>
-        <w:spacing w:before="0" w:after="0"/>
-        <w:ind w:firstLine="426"/>
-        <w:rPr/>
-      </w:pPr>
-      <w:r>
-        <w:rPr/>
-        <w:t xml:space="preserve">В цикле перебираются маршруты. Если регулярное выражение совпадает с URI — извлекается параметр (например, id статьи), создаётся экземпляр контроллера и вызывается метод с параметром. </w:t>
-      </w:r>
-    </w:p>
-    <w:p>
-      <w:pPr>
-        <w:pStyle w:val="BodyText"/>
-        <w:numPr>
-          <w:ilvl w:val="0"/>
-          <w:numId w:val="4"/>
-        </w:numPr>
-        <w:tabs>
-          <w:tab w:val="clear" w:pos="1134"/>
-          <w:tab w:val="left" w:pos="709" w:leader="none"/>
-        </w:tabs>
-        <w:bidi w:val="0"/>
-        <w:ind w:firstLine="426"/>
-        <w:rPr/>
-      </w:pPr>
-      <w:r>
-        <w:rPr/>
-        <w:t xml:space="preserve">Если ни один маршрут не подошёл — отдаётся ответ 404 со страницей-заглушкой. </w:t>
-      </w:r>
-    </w:p>
-    <w:p>
-      <w:pPr>
-        <w:pStyle w:val="BodyText"/>
-        <w:bidi w:val="0"/>
-        <w:rPr/>
-      </w:pPr>
-      <w:r>
-        <w:rPr/>
-        <w:t>Автозагрузка классов реализована через spl_autoload_register: при первом обращении к классу его имя (с неймспейсом) преобразуется в путь к .php-файлу путём замены обратных слэшей на прямые. Например, обращение к \Controllers\HomeController приводит к подключению файла Controllers/HomeController.php.</w:t>
-      </w:r>
-    </w:p>
-    <w:p>
-      <w:pPr>
-        <w:pStyle w:val="Heading2"/>
-        <w:bidi w:val="0"/>
-        <w:jc w:val="left"/>
-        <w:rPr/>
-      </w:pPr>
-      <w:r>
-        <w:rPr/>
-        <w:t>2.3. Шаблонизация и работа с представлениями</w:t>
-      </w:r>
-    </w:p>
-    <w:p>
-      <w:pPr>
-        <w:pStyle w:val="BodyText"/>
-        <w:bidi w:val="0"/>
-        <w:rPr/>
-      </w:pPr>
-      <w:r>
-        <w:rPr/>
-        <w:t>Для отрисовки страниц реализована собственная мини-система шаблонизации на основе функции render($view, $vars) и буферизации вывода (ob_start / ob_get_clean):</w:t>
-      </w:r>
-    </w:p>
-    <w:p>
-      <w:pPr>
-        <w:pStyle w:val="user9"/>
-        <w:bidi w:val="0"/>
-        <w:rPr/>
-      </w:pPr>
-      <w:r>
-        <w:rPr/>
-        <w:t>function render(string $view, array $vars = []): void {</w:t>
-      </w:r>
-    </w:p>
-    <w:p>
-      <w:pPr>
-        <w:pStyle w:val="user9"/>
-        <w:bidi w:val="0"/>
-        <w:rPr/>
-      </w:pPr>
-      <w:r>
-        <w:rPr/>
-        <w:t xml:space="preserve">    </w:t>
-      </w:r>
-      <w:r>
-        <w:rPr/>
-        <w:t>extract($vars);</w:t>
-      </w:r>
-    </w:p>
-    <w:p>
-      <w:pPr>
-        <w:pStyle w:val="user9"/>
-        <w:bidi w:val="0"/>
-        <w:rPr/>
-      </w:pPr>
-      <w:r>
-        <w:rPr/>
-        <w:t xml:space="preserve">    </w:t>
-      </w:r>
-      <w:r>
-        <w:rPr/>
-        <w:t>ob_start();</w:t>
-      </w:r>
-    </w:p>
-    <w:p>
-      <w:pPr>
-        <w:pStyle w:val="user9"/>
-        <w:bidi w:val="0"/>
-        <w:rPr/>
-      </w:pPr>
-      <w:r>
-        <w:rPr/>
-        <w:t xml:space="preserve">    </w:t>
-      </w:r>
-      <w:r>
-        <w:rPr/>
-        <w:t>include __DIR__ . '/Views/' . $view . '.php';</w:t>
-      </w:r>
-    </w:p>
-    <w:p>
-      <w:pPr>
-        <w:pStyle w:val="user9"/>
-        <w:bidi w:val="0"/>
-        <w:rPr/>
-      </w:pPr>
-      <w:r>
-        <w:rPr/>
-        <w:t xml:space="preserve">    </w:t>
-      </w:r>
-      <w:r>
-        <w:rPr/>
-        <w:t>$content = ob_get_clean();</w:t>
-      </w:r>
-    </w:p>
-    <w:p>
-      <w:pPr>
-        <w:pStyle w:val="user9"/>
-        <w:bidi w:val="0"/>
-        <w:rPr/>
-      </w:pPr>
-      <w:r>
-        <w:rPr/>
-        <w:t xml:space="preserve">    </w:t>
-      </w:r>
-      <w:r>
-        <w:rPr/>
-        <w:t>include __DIR__ . '/Views/layout.php';</w:t>
-      </w:r>
-    </w:p>
-    <w:p>
-      <w:pPr>
-        <w:pStyle w:val="user9"/>
-        <w:bidi w:val="0"/>
-        <w:spacing w:before="0" w:after="283"/>
-        <w:rPr/>
-      </w:pPr>
-      <w:r>
-        <w:rPr/>
-        <w:t>}</w:t>
-      </w:r>
-    </w:p>
-    <w:p>
-      <w:pPr>
-        <w:pStyle w:val="BodyText"/>
-        <w:bidi w:val="0"/>
-        <w:rPr/>
-      </w:pPr>
-      <w:r>
-        <w:rPr/>
-        <w:t>Принцип работы:</w:t>
-      </w:r>
-    </w:p>
-    <w:p>
-      <w:pPr>
-        <w:pStyle w:val="BodyText"/>
-        <w:numPr>
-          <w:ilvl w:val="0"/>
-          <w:numId w:val="5"/>
-        </w:numPr>
-        <w:tabs>
-          <w:tab w:val="clear" w:pos="1134"/>
-          <w:tab w:val="left" w:pos="709" w:leader="none"/>
-        </w:tabs>
-        <w:bidi w:val="0"/>
-        <w:spacing w:before="0" w:after="0"/>
-        <w:ind w:firstLine="426"/>
-        <w:rPr/>
-      </w:pPr>
-      <w:r>
-        <w:rPr/>
-        <w:t xml:space="preserve">extract($vars) превращает ключи массива переменных в локальные переменные шаблона. Например, ['title' =&gt; 'Главная', 'articles' =&gt; $articles] создаёт $title и $articles, доступные в шаблоне. </w:t>
-      </w:r>
-    </w:p>
-    <w:p>
-      <w:pPr>
-        <w:pStyle w:val="BodyText"/>
-        <w:numPr>
-          <w:ilvl w:val="0"/>
-          <w:numId w:val="5"/>
-        </w:numPr>
-        <w:tabs>
-          <w:tab w:val="clear" w:pos="1134"/>
-          <w:tab w:val="left" w:pos="709" w:leader="none"/>
-        </w:tabs>
-        <w:bidi w:val="0"/>
-        <w:spacing w:before="0" w:after="0"/>
-        <w:ind w:firstLine="426"/>
-        <w:rPr/>
-      </w:pPr>
-      <w:r>
-        <w:rPr/>
-        <w:t xml:space="preserve">Между ob_start() и ob_get_clean() подключается файл с содержимым конкретной страницы. Весь его вывод попадает не в браузер, а в переменную $content. </w:t>
-      </w:r>
-    </w:p>
-    <w:p>
-      <w:pPr>
-        <w:pStyle w:val="BodyText"/>
-        <w:numPr>
-          <w:ilvl w:val="0"/>
-          <w:numId w:val="5"/>
-        </w:numPr>
-        <w:tabs>
-          <w:tab w:val="clear" w:pos="1134"/>
-          <w:tab w:val="left" w:pos="709" w:leader="none"/>
-        </w:tabs>
-        <w:bidi w:val="0"/>
-        <w:ind w:firstLine="426"/>
-        <w:rPr/>
-      </w:pPr>
-      <w:r>
-        <w:rPr/>
-        <w:t xml:space="preserve">Затем подключается общий layout.php, в котором уже доступны $title и $content. В нём задаётся общий каркас страницы: подключение CSS, навигационное меню, подвал. </w:t>
-      </w:r>
-    </w:p>
-    <w:p>
-      <w:pPr>
-        <w:pStyle w:val="BodyText"/>
-        <w:bidi w:val="0"/>
-        <w:rPr/>
-      </w:pPr>
-      <w:r>
-        <w:rPr/>
-        <w:t>Шаблон layout.php использует тернарный оператор объединения с null (??) для подстановки заголовка по умолчанию: &lt;title&gt;&lt;?= htmlspecialchars($title ?? 'IT-блог') ?&gt;&lt;/title&gt;. Это позволяет контроллеру не передавать title — тогда отобразится значение по умолчанию.</w:t>
-      </w:r>
-    </w:p>
-    <w:p>
-      <w:pPr>
-        <w:pStyle w:val="BodyText"/>
-        <w:bidi w:val="0"/>
-        <w:rPr/>
-      </w:pPr>
-      <w:r>
-        <w:rPr/>
-        <w:t>Для защиты от XSS все пользовательские данные перед выводом пропускаются через htmlspecialchars(). Для текстовых блоков с переводами строк дополнительно применяется nl2br().</w:t>
-      </w:r>
-    </w:p>
-    <w:p>
-      <w:pPr>
-        <w:pStyle w:val="Heading2"/>
-        <w:bidi w:val="0"/>
-        <w:jc w:val="left"/>
-        <w:rPr/>
-      </w:pPr>
-      <w:r>
-        <w:rPr/>
         <w:t>2.4. Структура базы данных и работа через PDO</w:t>
       </w:r>
     </w:p>
@@ -2026,12 +1937,12 @@
       </w:pPr>
       <w:r>
         <w:rPr/>
-        <w:t>База данных состоит из трёх таблиц:</w:t>
+        <w:t>База данных состоит из трёх таблиц со связями по внешним ключам.</w:t>
       </w:r>
     </w:p>
     <w:tbl>
       <w:tblPr>
-        <w:tblW w:w="6081" w:type="dxa"/>
+        <w:tblW w:w="5348" w:type="dxa"/>
         <w:jc w:val="left"/>
         <w:tblInd w:w="28" w:type="dxa"/>
         <w:tblLayout w:type="fixed"/>
@@ -2043,21 +1954,21 @@
         </w:tblCellMar>
       </w:tblPr>
       <w:tblGrid>
-        <w:gridCol w:w="2001"/>
-        <w:gridCol w:w="1493"/>
-        <w:gridCol w:w="2587"/>
+        <w:gridCol w:w="1816"/>
+        <w:gridCol w:w="1386"/>
+        <w:gridCol w:w="2146"/>
       </w:tblGrid>
       <w:tr>
         <w:trPr/>
         <w:tc>
           <w:tcPr>
-            <w:tcW w:w="2001" w:type="dxa"/>
+            <w:tcW w:w="1816" w:type="dxa"/>
             <w:tcBorders/>
             <w:vAlign w:val="center"/>
           </w:tcPr>
           <w:p>
             <w:pPr>
-              <w:pStyle w:val="user10"/>
+              <w:pStyle w:val="Style21"/>
               <w:suppressLineNumbers/>
               <w:bidi w:val="0"/>
               <w:spacing w:before="0" w:after="120"/>
@@ -2072,13 +1983,13 @@
         </w:tc>
         <w:tc>
           <w:tcPr>
-            <w:tcW w:w="1493" w:type="dxa"/>
+            <w:tcW w:w="1386" w:type="dxa"/>
             <w:tcBorders/>
             <w:vAlign w:val="center"/>
           </w:tcPr>
           <w:p>
             <w:pPr>
-              <w:pStyle w:val="user10"/>
+              <w:pStyle w:val="Style21"/>
               <w:suppressLineNumbers/>
               <w:bidi w:val="0"/>
               <w:spacing w:before="0" w:after="120"/>
@@ -2093,13 +2004,13 @@
         </w:tc>
         <w:tc>
           <w:tcPr>
-            <w:tcW w:w="2587" w:type="dxa"/>
+            <w:tcW w:w="2146" w:type="dxa"/>
             <w:tcBorders/>
             <w:vAlign w:val="center"/>
           </w:tcPr>
           <w:p>
             <w:pPr>
-              <w:pStyle w:val="user10"/>
+              <w:pStyle w:val="Style21"/>
               <w:suppressLineNumbers/>
               <w:bidi w:val="0"/>
               <w:spacing w:before="0" w:after="120"/>
@@ -2117,13 +2028,13 @@
         <w:trPr/>
         <w:tc>
           <w:tcPr>
-            <w:tcW w:w="2001" w:type="dxa"/>
+            <w:tcW w:w="1816" w:type="dxa"/>
             <w:tcBorders/>
             <w:vAlign w:val="center"/>
           </w:tcPr>
           <w:p>
             <w:pPr>
-              <w:pStyle w:val="user6"/>
+              <w:pStyle w:val="Style17"/>
               <w:bidi w:val="0"/>
               <w:spacing w:before="0" w:after="120"/>
               <w:jc w:val="left"/>
@@ -2137,13 +2048,13 @@
         </w:tc>
         <w:tc>
           <w:tcPr>
-            <w:tcW w:w="1493" w:type="dxa"/>
+            <w:tcW w:w="1386" w:type="dxa"/>
             <w:tcBorders/>
             <w:vAlign w:val="center"/>
           </w:tcPr>
           <w:p>
             <w:pPr>
-              <w:pStyle w:val="user6"/>
+              <w:pStyle w:val="Style17"/>
               <w:bidi w:val="0"/>
               <w:spacing w:before="0" w:after="120"/>
               <w:jc w:val="left"/>
@@ -2151,19 +2062,19 @@
             </w:pPr>
             <w:r>
               <w:rPr/>
-              <w:t>id, nickname</w:t>
+              <w:t>id, nickname, role</w:t>
             </w:r>
           </w:p>
         </w:tc>
         <w:tc>
           <w:tcPr>
-            <w:tcW w:w="2587" w:type="dxa"/>
+            <w:tcW w:w="2146" w:type="dxa"/>
             <w:tcBorders/>
             <w:vAlign w:val="center"/>
           </w:tcPr>
           <w:p>
             <w:pPr>
-              <w:pStyle w:val="user6"/>
+              <w:pStyle w:val="Style17"/>
               <w:bidi w:val="0"/>
               <w:spacing w:before="0" w:after="120"/>
               <w:jc w:val="left"/>
@@ -2171,7 +2082,7 @@
             </w:pPr>
             <w:r>
               <w:rPr/>
-              <w:t>Авторы статей и комментариев</w:t>
+              <w:t>Участники форума и их роли</w:t>
             </w:r>
           </w:p>
         </w:tc>
@@ -2180,13 +2091,13 @@
         <w:trPr/>
         <w:tc>
           <w:tcPr>
-            <w:tcW w:w="2001" w:type="dxa"/>
+            <w:tcW w:w="1816" w:type="dxa"/>
             <w:tcBorders/>
             <w:vAlign w:val="center"/>
           </w:tcPr>
           <w:p>
             <w:pPr>
-              <w:pStyle w:val="user6"/>
+              <w:pStyle w:val="Style17"/>
               <w:bidi w:val="0"/>
               <w:spacing w:before="0" w:after="120"/>
               <w:jc w:val="left"/>
@@ -2200,13 +2111,13 @@
         </w:tc>
         <w:tc>
           <w:tcPr>
-            <w:tcW w:w="1493" w:type="dxa"/>
+            <w:tcW w:w="1386" w:type="dxa"/>
             <w:tcBorders/>
             <w:vAlign w:val="center"/>
           </w:tcPr>
           <w:p>
             <w:pPr>
-              <w:pStyle w:val="user6"/>
+              <w:pStyle w:val="Style17"/>
               <w:bidi w:val="0"/>
               <w:spacing w:before="0" w:after="120"/>
               <w:jc w:val="left"/>
@@ -2214,19 +2125,19 @@
             </w:pPr>
             <w:r>
               <w:rPr/>
-              <w:t>id, title, text, user_id, created_at</w:t>
+              <w:t>id, title, text, category, user_id, views, created_at</w:t>
             </w:r>
           </w:p>
         </w:tc>
         <w:tc>
           <w:tcPr>
-            <w:tcW w:w="2587" w:type="dxa"/>
+            <w:tcW w:w="2146" w:type="dxa"/>
             <w:tcBorders/>
             <w:vAlign w:val="center"/>
           </w:tcPr>
           <w:p>
             <w:pPr>
-              <w:pStyle w:val="user6"/>
+              <w:pStyle w:val="Style17"/>
               <w:bidi w:val="0"/>
               <w:spacing w:before="0" w:after="120"/>
               <w:jc w:val="left"/>
@@ -2234,7 +2145,7 @@
             </w:pPr>
             <w:r>
               <w:rPr/>
-              <w:t>Статьи блога</w:t>
+              <w:t>Темы форума</w:t>
             </w:r>
           </w:p>
         </w:tc>
@@ -2243,13 +2154,13 @@
         <w:trPr/>
         <w:tc>
           <w:tcPr>
-            <w:tcW w:w="2001" w:type="dxa"/>
+            <w:tcW w:w="1816" w:type="dxa"/>
             <w:tcBorders/>
             <w:vAlign w:val="center"/>
           </w:tcPr>
           <w:p>
             <w:pPr>
-              <w:pStyle w:val="user6"/>
+              <w:pStyle w:val="Style17"/>
               <w:bidi w:val="0"/>
               <w:spacing w:before="0" w:after="120"/>
               <w:jc w:val="left"/>
@@ -2263,13 +2174,13 @@
         </w:tc>
         <w:tc>
           <w:tcPr>
-            <w:tcW w:w="1493" w:type="dxa"/>
+            <w:tcW w:w="1386" w:type="dxa"/>
             <w:tcBorders/>
             <w:vAlign w:val="center"/>
           </w:tcPr>
           <w:p>
             <w:pPr>
-              <w:pStyle w:val="user6"/>
+              <w:pStyle w:val="Style17"/>
               <w:bidi w:val="0"/>
               <w:spacing w:before="0" w:after="120"/>
               <w:jc w:val="left"/>
@@ -2283,13 +2194,13 @@
         </w:tc>
         <w:tc>
           <w:tcPr>
-            <w:tcW w:w="2587" w:type="dxa"/>
+            <w:tcW w:w="2146" w:type="dxa"/>
             <w:tcBorders/>
             <w:vAlign w:val="center"/>
           </w:tcPr>
           <w:p>
             <w:pPr>
-              <w:pStyle w:val="user6"/>
+              <w:pStyle w:val="Style17"/>
               <w:bidi w:val="0"/>
               <w:spacing w:before="0" w:after="120"/>
               <w:jc w:val="left"/>
@@ -2297,7 +2208,7 @@
             </w:pPr>
             <w:r>
               <w:rPr/>
-              <w:t>Комментарии к статьям</w:t>
+              <w:t>Ответы в темах</w:t>
             </w:r>
           </w:p>
         </w:tc>
@@ -2305,40 +2216,51 @@
     </w:tbl>
     <w:p>
       <w:pPr>
-        <w:pStyle w:val="BodyText"/>
-        <w:bidi w:val="0"/>
-        <w:rPr/>
-      </w:pPr>
-      <w:r>
-        <w:rPr/>
-        <w:t>Между таблицами установлены связи через внешние ключи: articles.user_id ссылается на users.id, а comments — и на users (автор), и на articles (статья, к которой написан комментарий).</w:t>
-      </w:r>
-    </w:p>
-    <w:p>
-      <w:pPr>
-        <w:pStyle w:val="BodyText"/>
-        <w:bidi w:val="0"/>
-        <w:rPr/>
-      </w:pPr>
-      <w:r>
-        <w:rPr/>
-        <w:t>Подключение к базе данных инкапсулировано в классе Database (паттерн Singleton): первое обращение к Database::getConnection() создаёт экземпляр PDO с настройками (режим ошибок — исключения, формат выборки — ассоциативный массив), а все последующие обращения возвращают уже существующее подключение. Это экономит ресурсы и упрощает повторное использование.</w:t>
-      </w:r>
-    </w:p>
-    <w:p>
-      <w:pPr>
-        <w:pStyle w:val="BodyText"/>
-        <w:bidi w:val="0"/>
-        <w:rPr/>
-      </w:pPr>
-      <w:r>
-        <w:rPr/>
-        <w:t>Все запросы к БД выполняются через подготовленные выражения (prepared statements):</w:t>
-      </w:r>
-    </w:p>
-    <w:p>
-      <w:pPr>
-        <w:pStyle w:val="user9"/>
+        <w:pStyle w:val="caption1"/>
+        <w:bidi w:val="0"/>
+        <w:rPr/>
+      </w:pPr>
+      <w:r>
+        <w:rPr/>
+        <w:t>Таблица 1 — Структура базы данных</w:t>
+      </w:r>
+    </w:p>
+    <w:p>
+      <w:pPr>
+        <w:pStyle w:val="BodyText"/>
+        <w:bidi w:val="0"/>
+        <w:rPr/>
+      </w:pPr>
+      <w:r>
+        <w:rPr/>
+        <w:t>По сравнению с базовой версией модель данных расширена: к темам добавлены поля category (категория для группировки) и views (счётчик просмотров), к пользователям — поле role.</w:t>
+      </w:r>
+    </w:p>
+    <w:p>
+      <w:pPr>
+        <w:pStyle w:val="BodyText"/>
+        <w:bidi w:val="0"/>
+        <w:rPr/>
+      </w:pPr>
+      <w:r>
+        <w:rPr/>
+        <w:t>Подключение к БД инкапсулировано в классе Database (паттерн Singleton): первый вызов Database::getConnection() создаёт PDO с настройками (режим ошибок — исключения, формат выборки — ассоциативный массив), последующие вызовы возвращают существующее подключение.</w:t>
+      </w:r>
+    </w:p>
+    <w:p>
+      <w:pPr>
+        <w:pStyle w:val="BodyText"/>
+        <w:bidi w:val="0"/>
+        <w:rPr/>
+      </w:pPr>
+      <w:r>
+        <w:rPr/>
+        <w:t>Все запросы выполняются через подготовленные выражения:</w:t>
+      </w:r>
+    </w:p>
+    <w:p>
+      <w:pPr>
+        <w:pStyle w:val="Style20"/>
         <w:bidi w:val="0"/>
         <w:rPr/>
       </w:pPr>
@@ -2349,7 +2271,7 @@
     </w:p>
     <w:p>
       <w:pPr>
-        <w:pStyle w:val="user9"/>
+        <w:pStyle w:val="Style20"/>
         <w:bidi w:val="0"/>
         <w:rPr/>
       </w:pPr>
@@ -2360,7 +2282,7 @@
     </w:p>
     <w:p>
       <w:pPr>
-        <w:pStyle w:val="user9"/>
+        <w:pStyle w:val="Style20"/>
         <w:bidi w:val="0"/>
         <w:spacing w:before="0" w:after="283"/>
         <w:rPr/>
@@ -2378,74 +2300,116 @@
       </w:pPr>
       <w:r>
         <w:rPr/>
-        <w:t>Это автоматически защищает от SQL-инъекций, поскольку PDO передаёт параметры отдельно от текста запроса.</w:t>
-      </w:r>
-    </w:p>
-    <w:p>
-      <w:pPr>
-        <w:pStyle w:val="BodyText"/>
-        <w:bidi w:val="0"/>
-        <w:rPr/>
-      </w:pPr>
-      <w:r>
-        <w:rPr/>
-        <w:t>На странице статьи выполняются три запроса: получение самой статьи, получение её автора и получение списка комментариев с никами их авторов. Для последнего запроса используется JOIN — это позволяет получить все нужные данные одним обращением к БД и избежать проблемы «N+1 запросов» в цикле шаблона:</w:t>
-      </w:r>
-    </w:p>
-    <w:p>
-      <w:pPr>
-        <w:pStyle w:val="user9"/>
-        <w:bidi w:val="0"/>
-        <w:rPr/>
-      </w:pPr>
-      <w:r>
-        <w:rPr/>
-        <w:t>SELECT comments.*, users.nickname AS author_nickname</w:t>
-      </w:r>
-    </w:p>
-    <w:p>
-      <w:pPr>
-        <w:pStyle w:val="user9"/>
-        <w:bidi w:val="0"/>
-        <w:rPr/>
-      </w:pPr>
-      <w:r>
-        <w:rPr/>
-        <w:t>FROM comments</w:t>
-      </w:r>
-    </w:p>
-    <w:p>
-      <w:pPr>
-        <w:pStyle w:val="user9"/>
-        <w:bidi w:val="0"/>
-        <w:rPr/>
-      </w:pPr>
-      <w:r>
-        <w:rPr/>
-        <w:t>JOIN users ON users.id = comments.user_id</w:t>
-      </w:r>
-    </w:p>
-    <w:p>
-      <w:pPr>
-        <w:pStyle w:val="user9"/>
-        <w:bidi w:val="0"/>
-        <w:rPr/>
-      </w:pPr>
-      <w:r>
-        <w:rPr/>
-        <w:t>WHERE comments.article_id = ?</w:t>
-      </w:r>
-    </w:p>
-    <w:p>
-      <w:pPr>
-        <w:pStyle w:val="user9"/>
+        <w:t>Для построения статистики форума применяются агрегирующие запросы. Например, рейтинг авторов формируется через JOIN, GROUP BY и сортировку по количеству тем:</w:t>
+      </w:r>
+    </w:p>
+    <w:p>
+      <w:pPr>
+        <w:pStyle w:val="Style20"/>
+        <w:bidi w:val="0"/>
+        <w:rPr/>
+      </w:pPr>
+      <w:r>
+        <w:rPr/>
+        <w:t>SELECT users.nickname, users.role, COUNT(articles.id) AS cnt</w:t>
+      </w:r>
+    </w:p>
+    <w:p>
+      <w:pPr>
+        <w:pStyle w:val="Style20"/>
+        <w:bidi w:val="0"/>
+        <w:rPr/>
+      </w:pPr>
+      <w:r>
+        <w:rPr/>
+        <w:t>FROM users JOIN articles ON articles.user_id = users.id</w:t>
+      </w:r>
+    </w:p>
+    <w:p>
+      <w:pPr>
+        <w:pStyle w:val="Style20"/>
         <w:bidi w:val="0"/>
         <w:spacing w:before="0" w:after="283"/>
         <w:rPr/>
       </w:pPr>
       <w:r>
         <w:rPr/>
-        <w:t>ORDER BY comments.created_at ASC</w:t>
+        <w:t>GROUP BY users.id ORDER BY cnt DESC LIMIT 5</w:t>
+      </w:r>
+    </w:p>
+    <w:p>
+      <w:pPr>
+        <w:pStyle w:val="BodyText"/>
+        <w:bidi w:val="0"/>
+        <w:rPr/>
+      </w:pPr>
+      <w:r>
+        <w:rPr/>
+        <w:t>Количество ответов в каждой теме вычисляется коррелированным подзапросом, что позволяет получить весь список тем со счётчиками одним запросом без проблемы «N+1»:</w:t>
+      </w:r>
+    </w:p>
+    <w:p>
+      <w:pPr>
+        <w:pStyle w:val="Style20"/>
+        <w:bidi w:val="0"/>
+        <w:rPr/>
+      </w:pPr>
+      <w:r>
+        <w:rPr/>
+        <w:t>SELECT articles.*, users.nickname AS author_nickname,</w:t>
+      </w:r>
+    </w:p>
+    <w:p>
+      <w:pPr>
+        <w:pStyle w:val="Style20"/>
+        <w:bidi w:val="0"/>
+        <w:rPr/>
+      </w:pPr>
+      <w:r>
+        <w:rPr/>
+        <w:t xml:space="preserve">  </w:t>
+      </w:r>
+      <w:r>
+        <w:rPr/>
+        <w:t>(SELECT COUNT(*) FROM comments</w:t>
+      </w:r>
+    </w:p>
+    <w:p>
+      <w:pPr>
+        <w:pStyle w:val="Style20"/>
+        <w:bidi w:val="0"/>
+        <w:rPr/>
+      </w:pPr>
+      <w:r>
+        <w:rPr/>
+        <w:t xml:space="preserve">   </w:t>
+      </w:r>
+      <w:r>
+        <w:rPr/>
+        <w:t>WHERE comments.article_id = articles.id) AS reply_count</w:t>
+      </w:r>
+    </w:p>
+    <w:p>
+      <w:pPr>
+        <w:pStyle w:val="Style20"/>
+        <w:bidi w:val="0"/>
+        <w:rPr/>
+      </w:pPr>
+      <w:r>
+        <w:rPr/>
+        <w:t>FROM articles JOIN users ON users.id = articles.user_id</w:t>
+      </w:r>
+    </w:p>
+    <w:p>
+      <w:pPr>
+        <w:pStyle w:val="Style20"/>
+        <w:bidi w:val="0"/>
+        <w:spacing w:before="0" w:after="283"/>
+        <w:rPr/>
+      </w:pPr>
+      <w:r>
+        <w:rPr/>
+        <w:t>ORDER BY articles.category, articles.created_at DESC</w:t>
       </w:r>
     </w:p>
     <w:p>
@@ -2457,149 +2421,169 @@
       </w:pPr>
       <w:r>
         <w:rPr/>
-        <w:t>2.5. Реализация калькулятора с рекурсивным парсером</w:t>
-      </w:r>
-    </w:p>
-    <w:p>
-      <w:pPr>
-        <w:pStyle w:val="BodyText"/>
-        <w:bidi w:val="0"/>
-        <w:rPr/>
-      </w:pPr>
-      <w:r>
-        <w:rPr/>
-        <w:t>Класс Calculator реализует разбор и вычисление математических выражений методом рекурсивного спуска. Это пример применения принципов ООП (инкапсуляция состояния парсера в приватных полях $src и $pos) и рекурсии в программировании.</w:t>
-      </w:r>
-    </w:p>
-    <w:p>
-      <w:pPr>
-        <w:pStyle w:val="BodyText"/>
-        <w:bidi w:val="0"/>
-        <w:rPr/>
-      </w:pPr>
-      <w:r>
-        <w:rPr/>
-        <w:t>Грамматика языка выражений описана в порядке возрастания приоритета операций:</w:t>
-      </w:r>
-    </w:p>
-    <w:p>
-      <w:pPr>
-        <w:pStyle w:val="user9"/>
-        <w:bidi w:val="0"/>
-        <w:rPr/>
-      </w:pPr>
-      <w:r>
-        <w:rPr/>
-        <w:t>expr    = term { (+|-) term }</w:t>
-      </w:r>
-    </w:p>
-    <w:p>
-      <w:pPr>
-        <w:pStyle w:val="user9"/>
-        <w:bidi w:val="0"/>
-        <w:rPr/>
-      </w:pPr>
-      <w:r>
-        <w:rPr/>
-        <w:t>term    = power { (*|/) power }</w:t>
-      </w:r>
-    </w:p>
-    <w:p>
-      <w:pPr>
-        <w:pStyle w:val="user9"/>
-        <w:bidi w:val="0"/>
-        <w:rPr/>
-      </w:pPr>
-      <w:r>
-        <w:rPr/>
-        <w:t>power   = unary [ ^ power ]              (правоассоциативная)</w:t>
-      </w:r>
-    </w:p>
-    <w:p>
-      <w:pPr>
-        <w:pStyle w:val="user9"/>
-        <w:bidi w:val="0"/>
-        <w:rPr/>
-      </w:pPr>
-      <w:r>
-        <w:rPr/>
-        <w:t>unary   = (+|-) unary | postfix</w:t>
-      </w:r>
-    </w:p>
-    <w:p>
-      <w:pPr>
-        <w:pStyle w:val="user9"/>
-        <w:bidi w:val="0"/>
-        <w:rPr/>
-      </w:pPr>
-      <w:r>
-        <w:rPr/>
-        <w:t>postfix = primary { ! }</w:t>
-      </w:r>
-    </w:p>
-    <w:p>
-      <w:pPr>
-        <w:pStyle w:val="user9"/>
-        <w:bidi w:val="0"/>
-        <w:rPr/>
-      </w:pPr>
-      <w:r>
-        <w:rPr/>
-        <w:t>primary = число | (expr) | pi | e</w:t>
-      </w:r>
-    </w:p>
-    <w:p>
-      <w:pPr>
-        <w:pStyle w:val="user9"/>
+        <w:t>2.5. Реализация форумной логики</w:t>
+      </w:r>
+    </w:p>
+    <w:p>
+      <w:pPr>
+        <w:pStyle w:val="BodyText"/>
+        <w:bidi w:val="0"/>
+        <w:rPr/>
+      </w:pPr>
+      <w:r>
+        <w:rPr/>
+        <w:t>Группировка тем по категориям выполняется в контроллере: результат SQL-запроса, отсортированный по категории, перебирается в цикле и раскладывается в ассоциативный массив, где ключ — название категории, а значение — массив тем этой категории:</w:t>
+      </w:r>
+    </w:p>
+    <w:p>
+      <w:pPr>
+        <w:pStyle w:val="Style20"/>
+        <w:bidi w:val="0"/>
+        <w:rPr/>
+      </w:pPr>
+      <w:r>
+        <w:rPr/>
+        <w:t>$categories = [];</w:t>
+      </w:r>
+    </w:p>
+    <w:p>
+      <w:pPr>
+        <w:pStyle w:val="Style20"/>
+        <w:bidi w:val="0"/>
+        <w:rPr/>
+      </w:pPr>
+      <w:r>
+        <w:rPr/>
+        <w:t>foreach ($rows as $row) {</w:t>
+      </w:r>
+    </w:p>
+    <w:p>
+      <w:pPr>
+        <w:pStyle w:val="Style20"/>
+        <w:bidi w:val="0"/>
+        <w:rPr/>
+      </w:pPr>
+      <w:r>
+        <w:rPr/>
+        <w:t xml:space="preserve">    </w:t>
+      </w:r>
+      <w:r>
+        <w:rPr/>
+        <w:t>$categories[$row['category']][] = $row;</w:t>
+      </w:r>
+    </w:p>
+    <w:p>
+      <w:pPr>
+        <w:pStyle w:val="Style20"/>
         <w:bidi w:val="0"/>
         <w:spacing w:before="0" w:after="283"/>
         <w:rPr/>
       </w:pPr>
       <w:r>
         <w:rPr/>
+        <w:t>}</w:t>
+      </w:r>
+    </w:p>
+    <w:p>
+      <w:pPr>
+        <w:pStyle w:val="BodyText"/>
+        <w:bidi w:val="0"/>
+        <w:rPr/>
+      </w:pPr>
+      <w:r>
+        <w:rPr/>
+        <w:t>Шаблон затем выводит каждую категорию отдельным блоком со списком её тем. Счётчик просмотров увеличивается в начале метода show() отдельным UPDATE-запросом перед выборкой данных темы.</w:t>
+      </w:r>
+    </w:p>
+    <w:p>
+      <w:pPr>
+        <w:pStyle w:val="BodyText"/>
+        <w:bidi w:val="0"/>
+        <w:rPr/>
+      </w:pPr>
+      <w:r>
+        <w:rPr/>
+        <w:t>Скрипт migrate.php пересоздаёт таблицы при каждом запуске (DROP + CREATE) и наполняет их детерминированным набором данных: 10 пользователей с ролями, 25 тем по 7 категориям и 12 ответов. Детерминированность гарантирует, что демо-форум всегда выглядит одинаково наполненным, что удобно при защите работы.</w:t>
+      </w:r>
+    </w:p>
+    <w:p>
+      <w:pPr>
+        <w:pStyle w:val="Heading2"/>
+        <w:bidi w:val="0"/>
+        <w:jc w:val="left"/>
+        <w:rPr/>
+      </w:pPr>
+      <w:r>
+        <w:rPr/>
+        <w:t>2.6. Калькулятор с рекурсивным парсером</w:t>
+      </w:r>
+    </w:p>
+    <w:p>
+      <w:pPr>
+        <w:pStyle w:val="BodyText"/>
+        <w:bidi w:val="0"/>
+        <w:rPr/>
+      </w:pPr>
+      <w:r>
+        <w:rPr/>
+        <w:t>Класс Calculator реализует разбор и вычисление математических выражений методом рекурсивного спуска. Состояние парсера (исходная строка и текущая позиция) инкапсулировано в приватных полях — пример инкапсуляции из ООП. Грамматика описана в порядке возрастания приоритета операций (сложение → умножение → степень → унарные операции → факториал → первичные выражения). Каждое правило реализовано отдельным приватным методом, рекурсивно вызывающим методы более высокого приоритета.</w:t>
+      </w:r>
+    </w:p>
+    <w:p>
+      <w:pPr>
+        <w:pStyle w:val="BodyText"/>
+        <w:bidi w:val="0"/>
+        <w:rPr/>
+      </w:pPr>
+      <w:r>
+        <w:rPr/>
+        <w:t>Рекурсия применяется явно в методах вычисления факториала и возведения в степень:</w:t>
+      </w:r>
+    </w:p>
+    <w:p>
+      <w:pPr>
+        <w:pStyle w:val="Style20"/>
+        <w:bidi w:val="0"/>
+        <w:rPr/>
+      </w:pPr>
+      <w:r>
+        <w:rPr/>
+        <w:t>private function factorial(float|int $n): int {</w:t>
+      </w:r>
+    </w:p>
+    <w:p>
+      <w:pPr>
+        <w:pStyle w:val="Style20"/>
+        <w:bidi w:val="0"/>
+        <w:rPr/>
+      </w:pPr>
+      <w:r>
+        <w:rPr/>
+        <w:t xml:space="preserve">    </w:t>
+      </w:r>
+      <w:r>
+        <w:rPr/>
+        <w:t>if (!is_int($n) || $n &lt; 0)</w:t>
+      </w:r>
+    </w:p>
+    <w:p>
+      <w:pPr>
+        <w:pStyle w:val="Style20"/>
+        <w:bidi w:val="0"/>
+        <w:rPr/>
+      </w:pPr>
+      <w:r>
+        <w:rPr/>
         <w:t xml:space="preserve">        </w:t>
       </w:r>
       <w:r>
         <w:rPr/>
-        <w:t>| sqrt(expr) | ln(expr) | log(expr)</w:t>
-      </w:r>
-    </w:p>
-    <w:p>
-      <w:pPr>
-        <w:pStyle w:val="BodyText"/>
-        <w:bidi w:val="0"/>
-        <w:rPr/>
-      </w:pPr>
-      <w:r>
-        <w:rPr/>
-        <w:t>Каждое правило грамматики реализовано отдельным приватным методом класса. Например, метод expr() разбирает сложение и вычитание, рекурсивно вызывая term() для каждого слагаемого, а term() в свою очередь вызывает power() и т.д.</w:t>
-      </w:r>
-    </w:p>
-    <w:p>
-      <w:pPr>
-        <w:pStyle w:val="BodyText"/>
-        <w:bidi w:val="0"/>
-        <w:rPr/>
-      </w:pPr>
-      <w:r>
-        <w:rPr/>
-        <w:t>Рекурсия применяется в двух местах самым очевидным образом — в методах powRecursive() (возведение в степень) и factorial() (вычисление факториала):</w:t>
-      </w:r>
-    </w:p>
-    <w:p>
-      <w:pPr>
-        <w:pStyle w:val="user9"/>
-        <w:bidi w:val="0"/>
-        <w:rPr/>
-      </w:pPr>
-      <w:r>
-        <w:rPr/>
-        <w:t>private function factorial(float|int $n): int {</w:t>
-      </w:r>
-    </w:p>
-    <w:p>
-      <w:pPr>
-        <w:pStyle w:val="user9"/>
+        <w:t>throw new Exception('факториал требует целое &gt;= 0');</w:t>
+      </w:r>
+    </w:p>
+    <w:p>
+      <w:pPr>
+        <w:pStyle w:val="Style20"/>
         <w:bidi w:val="0"/>
         <w:rPr/>
       </w:pPr>
@@ -2609,12 +2593,12 @@
       </w:r>
       <w:r>
         <w:rPr/>
-        <w:t>if (!is_int($n) || $n &lt; 0) throw new Exception('факториал требует целое &gt;= 0');</w:t>
-      </w:r>
-    </w:p>
-    <w:p>
-      <w:pPr>
-        <w:pStyle w:val="user9"/>
+        <w:t>if ($n &lt;= 1) return 1;</w:t>
+      </w:r>
+    </w:p>
+    <w:p>
+      <w:pPr>
+        <w:pStyle w:val="Style20"/>
         <w:bidi w:val="0"/>
         <w:rPr/>
       </w:pPr>
@@ -2624,27 +2608,12 @@
       </w:r>
       <w:r>
         <w:rPr/>
-        <w:t>if ($n &lt;= 1) return 1;</w:t>
-      </w:r>
-    </w:p>
-    <w:p>
-      <w:pPr>
-        <w:pStyle w:val="user9"/>
-        <w:bidi w:val="0"/>
-        <w:rPr/>
-      </w:pPr>
-      <w:r>
-        <w:rPr/>
-        <w:t xml:space="preserve">    </w:t>
-      </w:r>
-      <w:r>
-        <w:rPr/>
         <w:t>return $n * $this-&gt;factorial($n - 1);</w:t>
       </w:r>
     </w:p>
     <w:p>
       <w:pPr>
-        <w:pStyle w:val="user9"/>
+        <w:pStyle w:val="Style20"/>
         <w:bidi w:val="0"/>
         <w:spacing w:before="0" w:after="283"/>
         <w:rPr/>
@@ -2662,18 +2631,132 @@
       </w:pPr>
       <w:r>
         <w:rPr/>
-        <w:t>Калькулятор поддерживает арифметические операции, возведение в степень, факториал, квадратный корень, натуральный и десятичный логарифмы, скобки и константы π, e. При ошибке (деление на ноль, неверный символ, неполные скобки) выбрасывается исключение, которое перехватывается контроллером и показывается пользователю в виде понятного сообщения.</w:t>
-      </w:r>
-    </w:p>
-    <w:p>
-      <w:pPr>
-        <w:pStyle w:val="BodyText"/>
-        <w:bidi w:val="0"/>
-        <w:rPr/>
-      </w:pPr>
-      <w:r>
-        <w:rPr/>
-        <w:t>Контроллер HomeController::calculator() — тонкий, отвечает только за HTTP-уровень: принимает выражение из POST-запроса, передаёт его в Calculator::evaluate(), ловит исключения и отрисовывает шаблон с результатом или ошибкой.</w:t>
+        <w:t>При ошибке (деление на ноль, неверный символ, несбалансированные скобки) выбрасывается исключение, перехватываемое контроллером и отображаемое пользователю.</w:t>
+      </w:r>
+    </w:p>
+    <w:p>
+      <w:pPr>
+        <w:pStyle w:val="Heading2"/>
+        <w:bidi w:val="0"/>
+        <w:jc w:val="left"/>
+        <w:rPr/>
+      </w:pPr>
+      <w:r>
+        <w:rPr/>
+        <w:t>2.7. Клиентская часть: дизайн и анимации</w:t>
+      </w:r>
+    </w:p>
+    <w:p>
+      <w:pPr>
+        <w:pStyle w:val="BodyText"/>
+        <w:bidi w:val="0"/>
+        <w:rPr/>
+      </w:pPr>
+      <w:r>
+        <w:rPr/>
+        <w:t>Интерфейс выполнен в тёмной теме с неоновыми акцентами (фиолетовый, розовый, бирюзовый), заданными через CSS-переменные. Применён эффект glassmorphism — полупрозрачные блоки с размытием фона (backdrop-filter). Фон страницы анимирован: плавающие цветные градиентные пятна и сетка точек.</w:t>
+      </w:r>
+    </w:p>
+    <w:p>
+      <w:pPr>
+        <w:pStyle w:val="BodyText"/>
+        <w:bidi w:val="0"/>
+        <w:rPr/>
+      </w:pPr>
+      <w:r>
+        <w:rPr/>
+        <w:t>JavaScript (app.js) реализует три механизма интерактивности:</w:t>
+      </w:r>
+    </w:p>
+    <w:p>
+      <w:pPr>
+        <w:pStyle w:val="BodyText"/>
+        <w:numPr>
+          <w:ilvl w:val="0"/>
+          <w:numId w:val="4"/>
+        </w:numPr>
+        <w:tabs>
+          <w:tab w:val="clear" w:pos="1134"/>
+          <w:tab w:val="left" w:pos="709" w:leader="none"/>
+        </w:tabs>
+        <w:bidi w:val="0"/>
+        <w:spacing w:before="0" w:after="0"/>
+        <w:ind w:firstLine="426" w:left="709"/>
+        <w:rPr/>
+      </w:pPr>
+      <w:r>
+        <w:rPr>
+          <w:rStyle w:val="Strong"/>
+        </w:rPr>
+        <w:t>Появление при скролле.</w:t>
+      </w:r>
+      <w:r>
+        <w:rPr/>
+        <w:t xml:space="preserve"> IntersectionObserver отслеживает попадание блоков в область видимости и добавляет CSS-класс, запускающий анимацию плавного появления. </w:t>
+      </w:r>
+    </w:p>
+    <w:p>
+      <w:pPr>
+        <w:pStyle w:val="BodyText"/>
+        <w:numPr>
+          <w:ilvl w:val="0"/>
+          <w:numId w:val="4"/>
+        </w:numPr>
+        <w:tabs>
+          <w:tab w:val="clear" w:pos="1134"/>
+          <w:tab w:val="left" w:pos="709" w:leader="none"/>
+        </w:tabs>
+        <w:bidi w:val="0"/>
+        <w:spacing w:before="0" w:after="0"/>
+        <w:ind w:firstLine="426" w:left="709"/>
+        <w:rPr/>
+      </w:pPr>
+      <w:r>
+        <w:rPr>
+          <w:rStyle w:val="Strong"/>
+        </w:rPr>
+        <w:t>Анимация счётчиков.</w:t>
+      </w:r>
+      <w:r>
+        <w:rPr/>
+        <w:t xml:space="preserve"> Числа статистики плавно «накручиваются» от нуля до целевого значения с применением функции сглаживания (easing). </w:t>
+      </w:r>
+    </w:p>
+    <w:p>
+      <w:pPr>
+        <w:pStyle w:val="BodyText"/>
+        <w:numPr>
+          <w:ilvl w:val="0"/>
+          <w:numId w:val="4"/>
+        </w:numPr>
+        <w:tabs>
+          <w:tab w:val="clear" w:pos="1134"/>
+          <w:tab w:val="left" w:pos="709" w:leader="none"/>
+        </w:tabs>
+        <w:bidi w:val="0"/>
+        <w:ind w:firstLine="426" w:left="709"/>
+        <w:rPr/>
+      </w:pPr>
+      <w:r>
+        <w:rPr>
+          <w:rStyle w:val="Strong"/>
+        </w:rPr>
+        <w:t>Живой поиск.</w:t>
+      </w:r>
+      <w:r>
+        <w:rPr/>
+        <w:t xml:space="preserve"> При вводе в поле поиска темы фильтруются по заголовку без перезагрузки страницы; пустые категории скрываются. </w:t>
+      </w:r>
+    </w:p>
+    <w:p>
+      <w:pPr>
+        <w:pStyle w:val="BodyText"/>
+        <w:bidi w:val="0"/>
+        <w:rPr/>
+      </w:pPr>
+      <w:r>
+        <w:rPr/>
+        <w:t>Раскладка двухколоночная (контент и боковая панель) на основе CSS Grid. На экранах уже 980 пикселей боковая панель переносится под основной контент — обеспечена адаптивность под мобильные устройства.</w:t>
       </w:r>
     </w:p>
     <w:p>
@@ -2695,7 +2778,165 @@
       </w:pPr>
       <w:r>
         <w:rPr/>
-        <w:t>В ходе выполнения курсовой работы был разработан полноценный сайт — IT-блог с архитектурой MVC, реализованный на чистом PHP без использования готовых фреймворков. Все поставленные задачи выполнены:</w:t>
+        <w:t>В ходе выполнения курсовой работы был разработан полнофункциональный IT-форум сообщества «DevHub» с архитектурой MVC, реализованный на чистом PHP без использования готовых фреймворков. Все поставленные задачи выполнены:</w:t>
+      </w:r>
+    </w:p>
+    <w:p>
+      <w:pPr>
+        <w:pStyle w:val="BodyText"/>
+        <w:numPr>
+          <w:ilvl w:val="0"/>
+          <w:numId w:val="5"/>
+        </w:numPr>
+        <w:tabs>
+          <w:tab w:val="clear" w:pos="1134"/>
+          <w:tab w:val="left" w:pos="709" w:leader="none"/>
+        </w:tabs>
+        <w:bidi w:val="0"/>
+        <w:spacing w:before="0" w:after="0"/>
+        <w:ind w:firstLine="426" w:left="709"/>
+        <w:rPr/>
+      </w:pPr>
+      <w:r>
+        <w:rPr/>
+        <w:t xml:space="preserve">спроектирована и реализована собственная микро-инфраструктура (фронт-контроллер, маршрутизатор, шаблонизатор, автозагрузчик); </w:t>
+      </w:r>
+    </w:p>
+    <w:p>
+      <w:pPr>
+        <w:pStyle w:val="BodyText"/>
+        <w:numPr>
+          <w:ilvl w:val="0"/>
+          <w:numId w:val="5"/>
+        </w:numPr>
+        <w:tabs>
+          <w:tab w:val="clear" w:pos="1134"/>
+          <w:tab w:val="left" w:pos="709" w:leader="none"/>
+        </w:tabs>
+        <w:bidi w:val="0"/>
+        <w:spacing w:before="0" w:after="0"/>
+        <w:ind w:firstLine="426" w:left="709"/>
+        <w:rPr/>
+      </w:pPr>
+      <w:r>
+        <w:rPr/>
+        <w:t xml:space="preserve">разработана нетривиальная модель данных форума (пользователи с ролями, категории, темы, ответы) с агрегирующими SQL-запросами для статистики; </w:t>
+      </w:r>
+    </w:p>
+    <w:p>
+      <w:pPr>
+        <w:pStyle w:val="BodyText"/>
+        <w:numPr>
+          <w:ilvl w:val="0"/>
+          <w:numId w:val="5"/>
+        </w:numPr>
+        <w:tabs>
+          <w:tab w:val="clear" w:pos="1134"/>
+          <w:tab w:val="left" w:pos="709" w:leader="none"/>
+        </w:tabs>
+        <w:bidi w:val="0"/>
+        <w:spacing w:before="0" w:after="0"/>
+        <w:ind w:firstLine="426" w:left="709"/>
+        <w:rPr/>
+      </w:pPr>
+      <w:r>
+        <w:rPr/>
+        <w:t xml:space="preserve">реализована работа с БД через PDO с подготовленными запросами и паттерном Singleton; </w:t>
+      </w:r>
+    </w:p>
+    <w:p>
+      <w:pPr>
+        <w:pStyle w:val="BodyText"/>
+        <w:numPr>
+          <w:ilvl w:val="0"/>
+          <w:numId w:val="5"/>
+        </w:numPr>
+        <w:tabs>
+          <w:tab w:val="clear" w:pos="1134"/>
+          <w:tab w:val="left" w:pos="709" w:leader="none"/>
+        </w:tabs>
+        <w:bidi w:val="0"/>
+        <w:spacing w:before="0" w:after="0"/>
+        <w:ind w:firstLine="426" w:left="709"/>
+        <w:rPr/>
+      </w:pPr>
+      <w:r>
+        <w:rPr/>
+        <w:t xml:space="preserve">реализована полная функциональность форума: группировка тем по категориям, счётчики просмотров, рейтинг авторов, горячие темы, живой поиск, добавление и редактирование тем и ответов; </w:t>
+      </w:r>
+    </w:p>
+    <w:p>
+      <w:pPr>
+        <w:pStyle w:val="BodyText"/>
+        <w:numPr>
+          <w:ilvl w:val="0"/>
+          <w:numId w:val="5"/>
+        </w:numPr>
+        <w:tabs>
+          <w:tab w:val="clear" w:pos="1134"/>
+          <w:tab w:val="left" w:pos="709" w:leader="none"/>
+        </w:tabs>
+        <w:bidi w:val="0"/>
+        <w:spacing w:before="0" w:after="0"/>
+        <w:ind w:firstLine="426" w:left="709"/>
+        <w:rPr/>
+      </w:pPr>
+      <w:r>
+        <w:rPr/>
+        <w:t xml:space="preserve">создан интерактивный калькулятор с рекурсивным разбором выражений; </w:t>
+      </w:r>
+    </w:p>
+    <w:p>
+      <w:pPr>
+        <w:pStyle w:val="BodyText"/>
+        <w:numPr>
+          <w:ilvl w:val="0"/>
+          <w:numId w:val="5"/>
+        </w:numPr>
+        <w:tabs>
+          <w:tab w:val="clear" w:pos="1134"/>
+          <w:tab w:val="left" w:pos="709" w:leader="none"/>
+        </w:tabs>
+        <w:bidi w:val="0"/>
+        <w:ind w:firstLine="426" w:left="709"/>
+        <w:rPr/>
+      </w:pPr>
+      <w:r>
+        <w:rPr/>
+        <w:t xml:space="preserve">разработан современный адаптивный интерфейс с тёмной темой, glassmorphism и анимациями на чистом CSS и JavaScript. </w:t>
+      </w:r>
+    </w:p>
+    <w:p>
+      <w:pPr>
+        <w:pStyle w:val="BodyText"/>
+        <w:bidi w:val="0"/>
+        <w:rPr/>
+      </w:pPr>
+      <w:r>
+        <w:rPr/>
+        <w:t>Проект демонстрирует понимание ключевых концепций серверной веб-разработки: архитектурного паттерна MVC, маршрутизации, шаблонизации, проектирования реляционной модели данных, агрегирующих SQL-запросов, защиты от типичных уязвимостей (SQL-инъекции, XSS) и применения паттернов проектирования (Front Controller, Singleton).</w:t>
+      </w:r>
+    </w:p>
+    <w:p>
+      <w:pPr>
+        <w:pStyle w:val="BodyText"/>
+        <w:bidi w:val="0"/>
+        <w:rPr/>
+      </w:pPr>
+      <w:r>
+        <w:rPr/>
+        <w:t>Самостоятельная реализация микро-фреймворка позволила глубже понять внутреннее устройство популярных PHP-фреймворков и принципы, на которых они построены. Возможные направления развития: авторизация и регистрация пользователей, система лайков и репутации, теги, полнотекстовый поиск на стороне сервера, пагинация, кэширование и развитая админ-панель.</w:t>
+      </w:r>
+    </w:p>
+    <w:p>
+      <w:pPr>
+        <w:pStyle w:val="Heading1"/>
+        <w:bidi w:val="0"/>
+        <w:rPr/>
+      </w:pPr>
+      <w:r>
+        <w:rPr/>
+        <w:t>СПИСОК ИСПОЛЬЗОВАННОЙ ЛИТЕРАТУРЫ</w:t>
       </w:r>
     </w:p>
     <w:p>
@@ -2711,12 +2952,12 @@
         </w:tabs>
         <w:bidi w:val="0"/>
         <w:spacing w:before="0" w:after="0"/>
-        <w:ind w:firstLine="426"/>
-        <w:rPr/>
-      </w:pPr>
-      <w:r>
-        <w:rPr/>
-        <w:t xml:space="preserve">спроектирована и реализована собственная микро-инфраструктура (фронт-контроллер, маршрутизатор, шаблонизатор, автозагрузчик); </w:t>
+        <w:ind w:firstLine="426" w:left="709"/>
+        <w:rPr/>
+      </w:pPr>
+      <w:r>
+        <w:rPr/>
+        <w:t xml:space="preserve">Никсон Р. Создаём динамические веб-сайты с помощью PHP, MySQL, JavaScript, CSS и HTML5. — 5-е изд. — СПб.: Питер, 2019. — 816 с. — ISBN 978-5-4461-1054-1. </w:t>
       </w:r>
     </w:p>
     <w:p>
@@ -2732,12 +2973,12 @@
         </w:tabs>
         <w:bidi w:val="0"/>
         <w:spacing w:before="0" w:after="0"/>
-        <w:ind w:firstLine="426"/>
-        <w:rPr/>
-      </w:pPr>
-      <w:r>
-        <w:rPr/>
-        <w:t xml:space="preserve">организована работа с базой данных через PDO с использованием подготовленных запросов и принципа Singleton для подключения; </w:t>
+        <w:ind w:firstLine="426" w:left="709"/>
+        <w:rPr/>
+      </w:pPr>
+      <w:r>
+        <w:rPr/>
+        <w:t xml:space="preserve">Локхарт Дж. Современный PHP. Новые возможности и передовой опыт. — М.: ДМК Пресс, 2016. — 304 с. — ISBN 978-5-97060-235-9. </w:t>
       </w:r>
     </w:p>
     <w:p>
@@ -2753,12 +2994,12 @@
         </w:tabs>
         <w:bidi w:val="0"/>
         <w:spacing w:before="0" w:after="0"/>
-        <w:ind w:firstLine="426"/>
-        <w:rPr/>
-      </w:pPr>
-      <w:r>
-        <w:rPr/>
-        <w:t xml:space="preserve">реализована функциональность блог-платформы: просмотр и редактирование статей, добавление и редактирование комментариев; </w:t>
+        <w:ind w:firstLine="426" w:left="709"/>
+        <w:rPr/>
+      </w:pPr>
+      <w:r>
+        <w:rPr/>
+        <w:t xml:space="preserve">Зандстра М. PHP: объекты, шаблоны и методики программирования. — 5-е изд. — М.: Вильямс, 2019. — 576 с. — ISBN 978-5-907144-11-4. </w:t>
       </w:r>
     </w:p>
     <w:p>
@@ -2774,12 +3015,12 @@
         </w:tabs>
         <w:bidi w:val="0"/>
         <w:spacing w:before="0" w:after="0"/>
-        <w:ind w:firstLine="426"/>
-        <w:rPr/>
-      </w:pPr>
-      <w:r>
-        <w:rPr/>
-        <w:t xml:space="preserve">создан интерактивный калькулятор с рекурсивным разбором выражений, демонстрирующий применение принципов ООП и рекурсии; </w:t>
+        <w:ind w:firstLine="426" w:left="709"/>
+        <w:rPr/>
+      </w:pPr>
+      <w:r>
+        <w:rPr/>
+        <w:t xml:space="preserve">Фаулер М. Шаблоны корпоративных приложений. — М.: Вильямс, 2017. — 544 с. — ISBN 978-5-8459-2032-1. </w:t>
       </w:r>
     </w:p>
     <w:p>
@@ -2794,56 +3035,13 @@
           <w:tab w:val="left" w:pos="709" w:leader="none"/>
         </w:tabs>
         <w:bidi w:val="0"/>
-        <w:ind w:firstLine="426"/>
-        <w:rPr/>
-      </w:pPr>
-      <w:r>
-        <w:rPr/>
-        <w:t xml:space="preserve">интерфейс выполнен в едином современном стиле с применением CSS Grid и Flexbox. </w:t>
-      </w:r>
-    </w:p>
-    <w:p>
-      <w:pPr>
-        <w:pStyle w:val="BodyText"/>
-        <w:bidi w:val="0"/>
-        <w:rPr/>
-      </w:pPr>
-      <w:r>
-        <w:rPr/>
-        <w:t>Проект демонстрирует понимание ключевых концепций серверной веб-разработки: архитектурного паттерна MVC, маршрутизации, шаблонизации, работы с базами данных через ORM-подобный интерфейс, защиты от типичных уязвимостей (SQL-инъекции, XSS) и применения принципов объектно-ориентированного программирования.</w:t>
-      </w:r>
-    </w:p>
-    <w:p>
-      <w:pPr>
-        <w:pStyle w:val="BodyText"/>
-        <w:bidi w:val="0"/>
-        <w:rPr/>
-      </w:pPr>
-      <w:r>
-        <w:rPr/>
-        <w:t>Самостоятельная реализация микро-фреймворка позволила глубже понять внутреннее устройство популярных PHP-фреймворков (Laravel, Symfony) и принципы, на которых они построены. Полученные знания могут быть применены как при работе с готовыми решениями, так и при разработке собственных небольших проектов, где использование тяжёлых фреймворков избыточно.</w:t>
-      </w:r>
-    </w:p>
-    <w:p>
-      <w:pPr>
-        <w:pStyle w:val="BodyText"/>
-        <w:bidi w:val="0"/>
-        <w:rPr/>
-      </w:pPr>
-      <w:r>
-        <w:rPr/>
-        <w:t>Возможные направления развития проекта: добавление авторизации и регистрации пользователей, реализация системы тегов для статей, поиск по содержимому, RSS-лента, кэширование запросов и более развитой админ-панели.</w:t>
-      </w:r>
-    </w:p>
-    <w:p>
-      <w:pPr>
-        <w:pStyle w:val="Heading1"/>
-        <w:bidi w:val="0"/>
-        <w:rPr/>
-      </w:pPr>
-      <w:r>
-        <w:rPr/>
-        <w:t>СПИСОК ИСПОЛЬЗОВАННОЙ ЛИТЕРАТУРЫ</w:t>
+        <w:spacing w:before="0" w:after="0"/>
+        <w:ind w:firstLine="426" w:left="709"/>
+        <w:rPr/>
+      </w:pPr>
+      <w:r>
+        <w:rPr/>
+        <w:t xml:space="preserve">Гамма Э., Хелм Р., Джонсон Р., Влиссидес Дж. Приёмы объектно-ориентированного проектирования. Паттерны проектирования. — СПб.: Питер, 2020. — 368 с. — ISBN 978-5-4461-1593-5. </w:t>
       </w:r>
     </w:p>
     <w:p>
@@ -2851,7 +3049,7 @@
         <w:pStyle w:val="BodyText"/>
         <w:numPr>
           <w:ilvl w:val="0"/>
-          <w:numId w:val="7"/>
+          <w:numId w:val="6"/>
         </w:numPr>
         <w:tabs>
           <w:tab w:val="clear" w:pos="1134"/>
@@ -2859,12 +3057,12 @@
         </w:tabs>
         <w:bidi w:val="0"/>
         <w:spacing w:before="0" w:after="0"/>
-        <w:ind w:firstLine="426"/>
-        <w:rPr/>
-      </w:pPr>
-      <w:r>
-        <w:rPr/>
-        <w:t xml:space="preserve">Никсон Р. Создаём динамические веб-сайты с помощью PHP, MySQL, JavaScript, CSS и HTML5. — 5-е изд. — СПб.: Питер, 2019. — 816 с. — ISBN 978-5-4461-1054-1. </w:t>
+        <w:ind w:firstLine="426" w:left="709"/>
+        <w:rPr/>
+      </w:pPr>
+      <w:r>
+        <w:rPr/>
+        <w:t xml:space="preserve">Дюбуа П. MySQL. Сборник рецептов. — СПб.: Символ-Плюс, 2018. — 1056 с. — ISBN 978-5-93286-227-6. </w:t>
       </w:r>
     </w:p>
     <w:p>
@@ -2872,7 +3070,7 @@
         <w:pStyle w:val="BodyText"/>
         <w:numPr>
           <w:ilvl w:val="0"/>
-          <w:numId w:val="7"/>
+          <w:numId w:val="6"/>
         </w:numPr>
         <w:tabs>
           <w:tab w:val="clear" w:pos="1134"/>
@@ -2880,12 +3078,12 @@
         </w:tabs>
         <w:bidi w:val="0"/>
         <w:spacing w:before="0" w:after="0"/>
-        <w:ind w:firstLine="426"/>
-        <w:rPr/>
-      </w:pPr>
-      <w:r>
-        <w:rPr/>
-        <w:t xml:space="preserve">Локхарт Дж. Современный PHP. Новые возможности и передовой опыт. — М.: ДМК Пресс, 2016. — 304 с. — ISBN 978-5-97060-235-9. </w:t>
+        <w:ind w:firstLine="426" w:left="709"/>
+        <w:rPr/>
+      </w:pPr>
+      <w:r>
+        <w:rPr/>
+        <w:t xml:space="preserve">Документация PHP : официальный сайт. — URL: https://www.php.net/docs.php (дата обращения: 19.05.2026). — Текст : электронный. </w:t>
       </w:r>
     </w:p>
     <w:p>
@@ -2893,7 +3091,7 @@
         <w:pStyle w:val="BodyText"/>
         <w:numPr>
           <w:ilvl w:val="0"/>
-          <w:numId w:val="7"/>
+          <w:numId w:val="6"/>
         </w:numPr>
         <w:tabs>
           <w:tab w:val="clear" w:pos="1134"/>
@@ -2901,12 +3099,12 @@
         </w:tabs>
         <w:bidi w:val="0"/>
         <w:spacing w:before="0" w:after="0"/>
-        <w:ind w:firstLine="426"/>
-        <w:rPr/>
-      </w:pPr>
-      <w:r>
-        <w:rPr/>
-        <w:t xml:space="preserve">Фримен Э., Робсон Э. Изучаем программирование на JavaScript. — СПб.: Питер, 2018. — 640 с. — ISBN 978-5-496-02257-7. </w:t>
+        <w:ind w:firstLine="426" w:left="709"/>
+        <w:rPr/>
+      </w:pPr>
+      <w:r>
+        <w:rPr/>
+        <w:t xml:space="preserve">Документация SQLite : официальный сайт. — URL: https://www.sqlite.org/docs.html (дата обращения: 19.05.2026). — Текст : электронный. </w:t>
       </w:r>
     </w:p>
     <w:p>
@@ -2914,7 +3112,7 @@
         <w:pStyle w:val="BodyText"/>
         <w:numPr>
           <w:ilvl w:val="0"/>
-          <w:numId w:val="7"/>
+          <w:numId w:val="6"/>
         </w:numPr>
         <w:tabs>
           <w:tab w:val="clear" w:pos="1134"/>
@@ -2922,12 +3120,12 @@
         </w:tabs>
         <w:bidi w:val="0"/>
         <w:spacing w:before="0" w:after="0"/>
-        <w:ind w:firstLine="426"/>
-        <w:rPr/>
-      </w:pPr>
-      <w:r>
-        <w:rPr/>
-        <w:t xml:space="preserve">Зандстра М. PHP: объекты, шаблоны и методики программирования. — 5-е изд. — М.: Вильямс, 2019. — 576 с. — ISBN 978-5-907144-11-4. </w:t>
+        <w:ind w:firstLine="426" w:left="709"/>
+        <w:rPr/>
+      </w:pPr>
+      <w:r>
+        <w:rPr/>
+        <w:t xml:space="preserve">PHP Standards Recommendations (PSR) : сайт PHP-FIG. — URL: https://www.php-fig.org/psr/ (дата обращения: 19.05.2026). — Текст : электронный. </w:t>
       </w:r>
     </w:p>
     <w:p>
@@ -2935,120 +3133,15 @@
         <w:pStyle w:val="BodyText"/>
         <w:numPr>
           <w:ilvl w:val="0"/>
-          <w:numId w:val="7"/>
+          <w:numId w:val="6"/>
         </w:numPr>
         <w:tabs>
           <w:tab w:val="clear" w:pos="1134"/>
           <w:tab w:val="left" w:pos="709" w:leader="none"/>
         </w:tabs>
         <w:bidi w:val="0"/>
-        <w:spacing w:before="0" w:after="0"/>
-        <w:ind w:firstLine="426"/>
-        <w:rPr/>
-      </w:pPr>
-      <w:r>
-        <w:rPr/>
-        <w:t xml:space="preserve">Документация PHP : официальный сайт. — URL: https://www.php.net/docs.php (дата обращения: 19.05.2026). — Текст : электронный. </w:t>
-      </w:r>
-    </w:p>
-    <w:p>
-      <w:pPr>
-        <w:pStyle w:val="BodyText"/>
-        <w:numPr>
-          <w:ilvl w:val="0"/>
-          <w:numId w:val="7"/>
-        </w:numPr>
-        <w:tabs>
-          <w:tab w:val="clear" w:pos="1134"/>
-          <w:tab w:val="left" w:pos="709" w:leader="none"/>
-        </w:tabs>
-        <w:bidi w:val="0"/>
-        <w:spacing w:before="0" w:after="0"/>
-        <w:ind w:firstLine="426"/>
-        <w:rPr/>
-      </w:pPr>
-      <w:r>
-        <w:rPr/>
-        <w:t xml:space="preserve">Документация SQLite : официальный сайт. — URL: https://www.sqlite.org/docs.html (дата обращения: 19.05.2026). — Текст : электронный. </w:t>
-      </w:r>
-    </w:p>
-    <w:p>
-      <w:pPr>
-        <w:pStyle w:val="BodyText"/>
-        <w:numPr>
-          <w:ilvl w:val="0"/>
-          <w:numId w:val="7"/>
-        </w:numPr>
-        <w:tabs>
-          <w:tab w:val="clear" w:pos="1134"/>
-          <w:tab w:val="left" w:pos="709" w:leader="none"/>
-        </w:tabs>
-        <w:bidi w:val="0"/>
-        <w:spacing w:before="0" w:after="0"/>
-        <w:ind w:firstLine="426"/>
-        <w:rPr/>
-      </w:pPr>
-      <w:r>
-        <w:rPr/>
-        <w:t xml:space="preserve">PHP Standards Recommendations (PSR) : официальный сайт PHP-FIG. — URL: https://www.php-fig.org/psr/ (дата обращения: 19.05.2026). — Текст : электронный. </w:t>
-      </w:r>
-    </w:p>
-    <w:p>
-      <w:pPr>
-        <w:pStyle w:val="BodyText"/>
-        <w:numPr>
-          <w:ilvl w:val="0"/>
-          <w:numId w:val="7"/>
-        </w:numPr>
-        <w:tabs>
-          <w:tab w:val="clear" w:pos="1134"/>
-          <w:tab w:val="left" w:pos="709" w:leader="none"/>
-        </w:tabs>
-        <w:bidi w:val="0"/>
-        <w:spacing w:before="0" w:after="0"/>
-        <w:ind w:firstLine="426"/>
-        <w:rPr/>
-      </w:pPr>
-      <w:r>
-        <w:rPr/>
-        <w:t xml:space="preserve">Фаулер М. Шаблоны корпоративных приложений. — М.: Вильямс, 2017. — 544 с. — ISBN 978-5-8459-2032-1. </w:t>
-      </w:r>
-    </w:p>
-    <w:p>
-      <w:pPr>
-        <w:pStyle w:val="BodyText"/>
-        <w:numPr>
-          <w:ilvl w:val="0"/>
-          <w:numId w:val="7"/>
-        </w:numPr>
-        <w:tabs>
-          <w:tab w:val="clear" w:pos="1134"/>
-          <w:tab w:val="left" w:pos="709" w:leader="none"/>
-        </w:tabs>
-        <w:bidi w:val="0"/>
-        <w:spacing w:before="0" w:after="0"/>
-        <w:ind w:firstLine="426"/>
-        <w:rPr/>
-      </w:pPr>
-      <w:r>
-        <w:rPr/>
-        <w:t xml:space="preserve">Гамма Э., Хелм Р., Джонсон Р., Влиссидес Дж. Приёмы объектно-ориентированного проектирования. Паттерны проектирования. — СПб.: Питер, 2020. — 368 с. — ISBN 978-5-4461-1593-5. </w:t>
-      </w:r>
-    </w:p>
-    <w:p>
-      <w:pPr>
-        <w:pStyle w:val="BodyText"/>
-        <w:numPr>
-          <w:ilvl w:val="0"/>
-          <w:numId w:val="7"/>
-        </w:numPr>
-        <w:tabs>
-          <w:tab w:val="clear" w:pos="1134"/>
-          <w:tab w:val="left" w:pos="709" w:leader="none"/>
-        </w:tabs>
-        <w:bidi w:val="0"/>
         <w:spacing w:before="0" w:after="120"/>
-        <w:ind w:firstLine="426"/>
+        <w:ind w:firstLine="426" w:left="709"/>
         <w:rPr/>
       </w:pPr>
       <w:r>
@@ -3348,6 +3441,125 @@
   <w:abstractNum w:abstractNumId="3">
     <w:lvl w:ilvl="0">
       <w:start w:val="1"/>
+      <w:numFmt w:val="decimal"/>
+      <w:lvlText w:val="%1."/>
+      <w:lvlJc w:val="left"/>
+      <w:pPr>
+        <w:tabs>
+          <w:tab w:val="num" w:pos="709"/>
+        </w:tabs>
+        <w:ind w:left="709" w:hanging="283"/>
+      </w:pPr>
+      <w:rPr/>
+    </w:lvl>
+    <w:lvl w:ilvl="1">
+      <w:start w:val="1"/>
+      <w:numFmt w:val="decimal"/>
+      <w:lvlText w:val="%2."/>
+      <w:lvlJc w:val="left"/>
+      <w:pPr>
+        <w:tabs>
+          <w:tab w:val="num" w:pos="1418"/>
+        </w:tabs>
+        <w:ind w:left="1418" w:hanging="283"/>
+      </w:pPr>
+      <w:rPr/>
+    </w:lvl>
+    <w:lvl w:ilvl="2">
+      <w:start w:val="1"/>
+      <w:numFmt w:val="decimal"/>
+      <w:lvlText w:val="%3."/>
+      <w:lvlJc w:val="left"/>
+      <w:pPr>
+        <w:tabs>
+          <w:tab w:val="num" w:pos="2127"/>
+        </w:tabs>
+        <w:ind w:left="2127" w:hanging="283"/>
+      </w:pPr>
+      <w:rPr/>
+    </w:lvl>
+    <w:lvl w:ilvl="3">
+      <w:start w:val="1"/>
+      <w:numFmt w:val="decimal"/>
+      <w:lvlText w:val="%4."/>
+      <w:lvlJc w:val="left"/>
+      <w:pPr>
+        <w:tabs>
+          <w:tab w:val="num" w:pos="2836"/>
+        </w:tabs>
+        <w:ind w:left="2836" w:hanging="283"/>
+      </w:pPr>
+      <w:rPr/>
+    </w:lvl>
+    <w:lvl w:ilvl="4">
+      <w:start w:val="1"/>
+      <w:numFmt w:val="decimal"/>
+      <w:lvlText w:val="%5."/>
+      <w:lvlJc w:val="left"/>
+      <w:pPr>
+        <w:tabs>
+          <w:tab w:val="num" w:pos="3545"/>
+        </w:tabs>
+        <w:ind w:left="3545" w:hanging="283"/>
+      </w:pPr>
+      <w:rPr/>
+    </w:lvl>
+    <w:lvl w:ilvl="5">
+      <w:start w:val="1"/>
+      <w:numFmt w:val="decimal"/>
+      <w:lvlText w:val="%6."/>
+      <w:lvlJc w:val="left"/>
+      <w:pPr>
+        <w:tabs>
+          <w:tab w:val="num" w:pos="4254"/>
+        </w:tabs>
+        <w:ind w:left="4254" w:hanging="283"/>
+      </w:pPr>
+      <w:rPr/>
+    </w:lvl>
+    <w:lvl w:ilvl="6">
+      <w:start w:val="1"/>
+      <w:numFmt w:val="decimal"/>
+      <w:lvlText w:val="%7."/>
+      <w:lvlJc w:val="left"/>
+      <w:pPr>
+        <w:tabs>
+          <w:tab w:val="num" w:pos="4963"/>
+        </w:tabs>
+        <w:ind w:left="4963" w:hanging="283"/>
+      </w:pPr>
+      <w:rPr/>
+    </w:lvl>
+    <w:lvl w:ilvl="7">
+      <w:start w:val="1"/>
+      <w:numFmt w:val="decimal"/>
+      <w:lvlText w:val="%8."/>
+      <w:lvlJc w:val="left"/>
+      <w:pPr>
+        <w:tabs>
+          <w:tab w:val="num" w:pos="5672"/>
+        </w:tabs>
+        <w:ind w:left="5672" w:hanging="283"/>
+      </w:pPr>
+      <w:rPr/>
+    </w:lvl>
+    <w:lvl w:ilvl="8">
+      <w:start w:val="1"/>
+      <w:numFmt w:val="decimal"/>
+      <w:lvlText w:val="%9."/>
+      <w:lvlJc w:val="left"/>
+      <w:pPr>
+        <w:tabs>
+          <w:tab w:val="num" w:pos="6381"/>
+        </w:tabs>
+        <w:ind w:left="6381" w:hanging="283"/>
+      </w:pPr>
+      <w:rPr/>
+    </w:lvl>
+  </w:abstractNum>
+  <w:abstractNum w:abstractNumId="4">
+    <w:lvl w:ilvl="0">
+      <w:start w:val="1"/>
       <w:numFmt w:val="bullet"/>
       <w:lvlText w:val=""/>
       <w:lvlJc w:val="left"/>
@@ -3482,130 +3694,11 @@
       </w:rPr>
     </w:lvl>
   </w:abstractNum>
-  <w:abstractNum w:abstractNumId="4">
-    <w:lvl w:ilvl="0">
-      <w:start w:val="1"/>
-      <w:numFmt w:val="decimal"/>
-      <w:lvlText w:val="%1."/>
-      <w:lvlJc w:val="left"/>
-      <w:pPr>
-        <w:tabs>
-          <w:tab w:val="num" w:pos="709"/>
-        </w:tabs>
-        <w:ind w:left="709" w:hanging="283"/>
-      </w:pPr>
-      <w:rPr/>
-    </w:lvl>
-    <w:lvl w:ilvl="1">
-      <w:start w:val="1"/>
-      <w:numFmt w:val="decimal"/>
-      <w:lvlText w:val="%2."/>
-      <w:lvlJc w:val="left"/>
-      <w:pPr>
-        <w:tabs>
-          <w:tab w:val="num" w:pos="1418"/>
-        </w:tabs>
-        <w:ind w:left="1418" w:hanging="283"/>
-      </w:pPr>
-      <w:rPr/>
-    </w:lvl>
-    <w:lvl w:ilvl="2">
-      <w:start w:val="1"/>
-      <w:numFmt w:val="decimal"/>
-      <w:lvlText w:val="%3."/>
-      <w:lvlJc w:val="left"/>
-      <w:pPr>
-        <w:tabs>
-          <w:tab w:val="num" w:pos="2127"/>
-        </w:tabs>
-        <w:ind w:left="2127" w:hanging="283"/>
-      </w:pPr>
-      <w:rPr/>
-    </w:lvl>
-    <w:lvl w:ilvl="3">
-      <w:start w:val="1"/>
-      <w:numFmt w:val="decimal"/>
-      <w:lvlText w:val="%4."/>
-      <w:lvlJc w:val="left"/>
-      <w:pPr>
-        <w:tabs>
-          <w:tab w:val="num" w:pos="2836"/>
-        </w:tabs>
-        <w:ind w:left="2836" w:hanging="283"/>
-      </w:pPr>
-      <w:rPr/>
-    </w:lvl>
-    <w:lvl w:ilvl="4">
-      <w:start w:val="1"/>
-      <w:numFmt w:val="decimal"/>
-      <w:lvlText w:val="%5."/>
-      <w:lvlJc w:val="left"/>
-      <w:pPr>
-        <w:tabs>
-          <w:tab w:val="num" w:pos="3545"/>
-        </w:tabs>
-        <w:ind w:left="3545" w:hanging="283"/>
-      </w:pPr>
-      <w:rPr/>
-    </w:lvl>
-    <w:lvl w:ilvl="5">
-      <w:start w:val="1"/>
-      <w:numFmt w:val="decimal"/>
-      <w:lvlText w:val="%6."/>
-      <w:lvlJc w:val="left"/>
-      <w:pPr>
-        <w:tabs>
-          <w:tab w:val="num" w:pos="4254"/>
-        </w:tabs>
-        <w:ind w:left="4254" w:hanging="283"/>
-      </w:pPr>
-      <w:rPr/>
-    </w:lvl>
-    <w:lvl w:ilvl="6">
-      <w:start w:val="1"/>
-      <w:numFmt w:val="decimal"/>
-      <w:lvlText w:val="%7."/>
-      <w:lvlJc w:val="left"/>
-      <w:pPr>
-        <w:tabs>
-          <w:tab w:val="num" w:pos="4963"/>
-        </w:tabs>
-        <w:ind w:left="4963" w:hanging="283"/>
-      </w:pPr>
-      <w:rPr/>
-    </w:lvl>
-    <w:lvl w:ilvl="7">
-      <w:start w:val="1"/>
-      <w:numFmt w:val="decimal"/>
-      <w:lvlText w:val="%8."/>
-      <w:lvlJc w:val="left"/>
-      <w:pPr>
-        <w:tabs>
-          <w:tab w:val="num" w:pos="5672"/>
-        </w:tabs>
-        <w:ind w:left="5672" w:hanging="283"/>
-      </w:pPr>
-      <w:rPr/>
-    </w:lvl>
-    <w:lvl w:ilvl="8">
-      <w:start w:val="1"/>
-      <w:numFmt w:val="decimal"/>
-      <w:lvlText w:val="%9."/>
-      <w:lvlJc w:val="left"/>
-      <w:pPr>
-        <w:tabs>
-          <w:tab w:val="num" w:pos="6381"/>
-        </w:tabs>
-        <w:ind w:left="6381" w:hanging="283"/>
-      </w:pPr>
-      <w:rPr/>
-    </w:lvl>
-  </w:abstractNum>
   <w:abstractNum w:abstractNumId="5">
     <w:lvl w:ilvl="0">
       <w:start w:val="1"/>
-      <w:numFmt w:val="decimal"/>
-      <w:lvlText w:val="%1."/>
+      <w:numFmt w:val="bullet"/>
+      <w:lvlText w:val=""/>
       <w:lvlJc w:val="left"/>
       <w:pPr>
         <w:tabs>
@@ -3613,12 +3706,14 @@
         </w:tabs>
         <w:ind w:left="709" w:hanging="283"/>
       </w:pPr>
-      <w:rPr/>
+      <w:rPr>
+        <w:rFonts w:ascii="Symbol" w:hAnsi="Symbol" w:cs="Symbol" w:hint="default"/>
+      </w:rPr>
     </w:lvl>
     <w:lvl w:ilvl="1">
       <w:start w:val="1"/>
-      <w:numFmt w:val="decimal"/>
-      <w:lvlText w:val="%2."/>
+      <w:numFmt w:val="bullet"/>
+      <w:lvlText w:val=""/>
       <w:lvlJc w:val="left"/>
       <w:pPr>
         <w:tabs>
@@ -3626,12 +3721,14 @@
         </w:tabs>
         <w:ind w:left="1418" w:hanging="283"/>
       </w:pPr>
-      <w:rPr/>
+      <w:rPr>
+        <w:rFonts w:ascii="Symbol" w:hAnsi="Symbol" w:cs="Symbol" w:hint="default"/>
+      </w:rPr>
     </w:lvl>
     <w:lvl w:ilvl="2">
       <w:start w:val="1"/>
-      <w:numFmt w:val="decimal"/>
-      <w:lvlText w:val="%3."/>
+      <w:numFmt w:val="bullet"/>
+      <w:lvlText w:val=""/>
       <w:lvlJc w:val="left"/>
       <w:pPr>
         <w:tabs>
@@ -3639,12 +3736,14 @@
         </w:tabs>
         <w:ind w:left="2127" w:hanging="283"/>
       </w:pPr>
-      <w:rPr/>
+      <w:rPr>
+        <w:rFonts w:ascii="Symbol" w:hAnsi="Symbol" w:cs="Symbol" w:hint="default"/>
+      </w:rPr>
     </w:lvl>
     <w:lvl w:ilvl="3">
       <w:start w:val="1"/>
-      <w:numFmt w:val="decimal"/>
-      <w:lvlText w:val="%4."/>
+      <w:numFmt w:val="bullet"/>
+      <w:lvlText w:val=""/>
       <w:lvlJc w:val="left"/>
       <w:pPr>
         <w:tabs>
@@ -3652,12 +3751,14 @@
         </w:tabs>
         <w:ind w:left="2836" w:hanging="283"/>
       </w:pPr>
-      <w:rPr/>
+      <w:rPr>
+        <w:rFonts w:ascii="Symbol" w:hAnsi="Symbol" w:cs="Symbol" w:hint="default"/>
+      </w:rPr>
     </w:lvl>
     <w:lvl w:ilvl="4">
       <w:start w:val="1"/>
-      <w:numFmt w:val="decimal"/>
-      <w:lvlText w:val="%5."/>
+      <w:numFmt w:val="bullet"/>
+      <w:lvlText w:val=""/>
       <w:lvlJc w:val="left"/>
       <w:pPr>
         <w:tabs>
@@ -3665,12 +3766,14 @@
         </w:tabs>
         <w:ind w:left="3545" w:hanging="283"/>
       </w:pPr>
-      <w:rPr/>
+      <w:rPr>
+        <w:rFonts w:ascii="Symbol" w:hAnsi="Symbol" w:cs="Symbol" w:hint="default"/>
+      </w:rPr>
     </w:lvl>
     <w:lvl w:ilvl="5">
       <w:start w:val="1"/>
-      <w:numFmt w:val="decimal"/>
-      <w:lvlText w:val="%6."/>
+      <w:numFmt w:val="bullet"/>
+      <w:lvlText w:val=""/>
       <w:lvlJc w:val="left"/>
       <w:pPr>
         <w:tabs>
@@ -3678,12 +3781,14 @@
         </w:tabs>
         <w:ind w:left="4254" w:hanging="283"/>
       </w:pPr>
-      <w:rPr/>
+      <w:rPr>
+        <w:rFonts w:ascii="Symbol" w:hAnsi="Symbol" w:cs="Symbol" w:hint="default"/>
+      </w:rPr>
     </w:lvl>
     <w:lvl w:ilvl="6">
       <w:start w:val="1"/>
-      <w:numFmt w:val="decimal"/>
-      <w:lvlText w:val="%7."/>
+      <w:numFmt w:val="bullet"/>
+      <w:lvlText w:val=""/>
       <w:lvlJc w:val="left"/>
       <w:pPr>
         <w:tabs>
@@ -3691,12 +3796,14 @@
         </w:tabs>
         <w:ind w:left="4963" w:hanging="283"/>
       </w:pPr>
-      <w:rPr/>
+      <w:rPr>
+        <w:rFonts w:ascii="Symbol" w:hAnsi="Symbol" w:cs="Symbol" w:hint="default"/>
+      </w:rPr>
     </w:lvl>
     <w:lvl w:ilvl="7">
       <w:start w:val="1"/>
-      <w:numFmt w:val="decimal"/>
-      <w:lvlText w:val="%8."/>
+      <w:numFmt w:val="bullet"/>
+      <w:lvlText w:val=""/>
       <w:lvlJc w:val="left"/>
       <w:pPr>
         <w:tabs>
@@ -3704,12 +3811,14 @@
         </w:tabs>
         <w:ind w:left="5672" w:hanging="283"/>
       </w:pPr>
-      <w:rPr/>
+      <w:rPr>
+        <w:rFonts w:ascii="Symbol" w:hAnsi="Symbol" w:cs="Symbol" w:hint="default"/>
+      </w:rPr>
     </w:lvl>
     <w:lvl w:ilvl="8">
       <w:start w:val="1"/>
-      <w:numFmt w:val="decimal"/>
-      <w:lvlText w:val="%9."/>
+      <w:numFmt w:val="bullet"/>
+      <w:lvlText w:val=""/>
       <w:lvlJc w:val="left"/>
       <w:pPr>
         <w:tabs>
@@ -3717,14 +3826,16 @@
         </w:tabs>
         <w:ind w:left="6381" w:hanging="283"/>
       </w:pPr>
-      <w:rPr/>
+      <w:rPr>
+        <w:rFonts w:ascii="Symbol" w:hAnsi="Symbol" w:cs="Symbol" w:hint="default"/>
+      </w:rPr>
     </w:lvl>
   </w:abstractNum>
   <w:abstractNum w:abstractNumId="6">
     <w:lvl w:ilvl="0">
       <w:start w:val="1"/>
-      <w:numFmt w:val="bullet"/>
-      <w:lvlText w:val=""/>
+      <w:numFmt w:val="decimal"/>
+      <w:lvlText w:val="%1."/>
       <w:lvlJc w:val="left"/>
       <w:pPr>
         <w:tabs>
@@ -3732,14 +3843,12 @@
         </w:tabs>
         <w:ind w:left="709" w:hanging="283"/>
       </w:pPr>
-      <w:rPr>
-        <w:rFonts w:ascii="Symbol" w:hAnsi="Symbol" w:cs="Symbol" w:hint="default"/>
-      </w:rPr>
+      <w:rPr/>
     </w:lvl>
     <w:lvl w:ilvl="1">
       <w:start w:val="1"/>
-      <w:numFmt w:val="bullet"/>
-      <w:lvlText w:val=""/>
+      <w:numFmt w:val="decimal"/>
+      <w:lvlText w:val="%2."/>
       <w:lvlJc w:val="left"/>
       <w:pPr>
         <w:tabs>
@@ -3747,14 +3856,12 @@
         </w:tabs>
         <w:ind w:left="1418" w:hanging="283"/>
       </w:pPr>
-      <w:rPr>
-        <w:rFonts w:ascii="Symbol" w:hAnsi="Symbol" w:cs="Symbol" w:hint="default"/>
-      </w:rPr>
+      <w:rPr/>
     </w:lvl>
     <w:lvl w:ilvl="2">
       <w:start w:val="1"/>
-      <w:numFmt w:val="bullet"/>
-      <w:lvlText w:val=""/>
+      <w:numFmt w:val="decimal"/>
+      <w:lvlText w:val="%3."/>
       <w:lvlJc w:val="left"/>
       <w:pPr>
         <w:tabs>
@@ -3762,14 +3869,12 @@
         </w:tabs>
         <w:ind w:left="2127" w:hanging="283"/>
       </w:pPr>
-      <w:rPr>
-        <w:rFonts w:ascii="Symbol" w:hAnsi="Symbol" w:cs="Symbol" w:hint="default"/>
-      </w:rPr>
+      <w:rPr/>
     </w:lvl>
     <w:lvl w:ilvl="3">
       <w:start w:val="1"/>
-      <w:numFmt w:val="bullet"/>
-      <w:lvlText w:val=""/>
+      <w:numFmt w:val="decimal"/>
+      <w:lvlText w:val="%4."/>
       <w:lvlJc w:val="left"/>
       <w:pPr>
         <w:tabs>
@@ -3777,14 +3882,12 @@
         </w:tabs>
         <w:ind w:left="2836" w:hanging="283"/>
       </w:pPr>
-      <w:rPr>
-        <w:rFonts w:ascii="Symbol" w:hAnsi="Symbol" w:cs="Symbol" w:hint="default"/>
-      </w:rPr>
+      <w:rPr/>
     </w:lvl>
     <w:lvl w:ilvl="4">
       <w:start w:val="1"/>
-      <w:numFmt w:val="bullet"/>
-      <w:lvlText w:val=""/>
+      <w:numFmt w:val="decimal"/>
+      <w:lvlText w:val="%5."/>
       <w:lvlJc w:val="left"/>
       <w:pPr>
         <w:tabs>
@@ -3792,14 +3895,12 @@
         </w:tabs>
         <w:ind w:left="3545" w:hanging="283"/>
       </w:pPr>
-      <w:rPr>
-        <w:rFonts w:ascii="Symbol" w:hAnsi="Symbol" w:cs="Symbol" w:hint="default"/>
-      </w:rPr>
+      <w:rPr/>
     </w:lvl>
     <w:lvl w:ilvl="5">
       <w:start w:val="1"/>
-      <w:numFmt w:val="bullet"/>
-      <w:lvlText w:val=""/>
+      <w:numFmt w:val="decimal"/>
+      <w:lvlText w:val="%6."/>
       <w:lvlJc w:val="left"/>
       <w:pPr>
         <w:tabs>
@@ -3807,14 +3908,12 @@
         </w:tabs>
         <w:ind w:left="4254" w:hanging="283"/>
       </w:pPr>
-      <w:rPr>
-        <w:rFonts w:ascii="Symbol" w:hAnsi="Symbol" w:cs="Symbol" w:hint="default"/>
-      </w:rPr>
+      <w:rPr/>
     </w:lvl>
     <w:lvl w:ilvl="6">
       <w:start w:val="1"/>
-      <w:numFmt w:val="bullet"/>
-      <w:lvlText w:val=""/>
+      <w:numFmt w:val="decimal"/>
+      <w:lvlText w:val="%7."/>
       <w:lvlJc w:val="left"/>
       <w:pPr>
         <w:tabs>
@@ -3822,14 +3921,12 @@
         </w:tabs>
         <w:ind w:left="4963" w:hanging="283"/>
       </w:pPr>
-      <w:rPr>
-        <w:rFonts w:ascii="Symbol" w:hAnsi="Symbol" w:cs="Symbol" w:hint="default"/>
-      </w:rPr>
+      <w:rPr/>
     </w:lvl>
     <w:lvl w:ilvl="7">
       <w:start w:val="1"/>
-      <w:numFmt w:val="bullet"/>
-      <w:lvlText w:val=""/>
+      <w:numFmt w:val="decimal"/>
+      <w:lvlText w:val="%8."/>
       <w:lvlJc w:val="left"/>
       <w:pPr>
         <w:tabs>
@@ -3837,14 +3934,12 @@
         </w:tabs>
         <w:ind w:left="5672" w:hanging="283"/>
       </w:pPr>
-      <w:rPr>
-        <w:rFonts w:ascii="Symbol" w:hAnsi="Symbol" w:cs="Symbol" w:hint="default"/>
-      </w:rPr>
+      <w:rPr/>
     </w:lvl>
     <w:lvl w:ilvl="8">
       <w:start w:val="1"/>
-      <w:numFmt w:val="bullet"/>
-      <w:lvlText w:val=""/>
+      <w:numFmt w:val="decimal"/>
+      <w:lvlText w:val="%9."/>
       <w:lvlJc w:val="left"/>
       <w:pPr>
         <w:tabs>
@@ -3852,133 +3947,12 @@
         </w:tabs>
         <w:ind w:left="6381" w:hanging="283"/>
       </w:pPr>
-      <w:rPr>
-        <w:rFonts w:ascii="Symbol" w:hAnsi="Symbol" w:cs="Symbol" w:hint="default"/>
-      </w:rPr>
+      <w:rPr/>
     </w:lvl>
   </w:abstractNum>
   <w:abstractNum w:abstractNumId="7">
     <w:lvl w:ilvl="0">
       <w:start w:val="1"/>
-      <w:numFmt w:val="decimal"/>
-      <w:lvlText w:val="%1."/>
-      <w:lvlJc w:val="left"/>
-      <w:pPr>
-        <w:tabs>
-          <w:tab w:val="num" w:pos="709"/>
-        </w:tabs>
-        <w:ind w:left="709" w:hanging="283"/>
-      </w:pPr>
-      <w:rPr/>
-    </w:lvl>
-    <w:lvl w:ilvl="1">
-      <w:start w:val="1"/>
-      <w:numFmt w:val="decimal"/>
-      <w:lvlText w:val="%2."/>
-      <w:lvlJc w:val="left"/>
-      <w:pPr>
-        <w:tabs>
-          <w:tab w:val="num" w:pos="1418"/>
-        </w:tabs>
-        <w:ind w:left="1418" w:hanging="283"/>
-      </w:pPr>
-      <w:rPr/>
-    </w:lvl>
-    <w:lvl w:ilvl="2">
-      <w:start w:val="1"/>
-      <w:numFmt w:val="decimal"/>
-      <w:lvlText w:val="%3."/>
-      <w:lvlJc w:val="left"/>
-      <w:pPr>
-        <w:tabs>
-          <w:tab w:val="num" w:pos="2127"/>
-        </w:tabs>
-        <w:ind w:left="2127" w:hanging="283"/>
-      </w:pPr>
-      <w:rPr/>
-    </w:lvl>
-    <w:lvl w:ilvl="3">
-      <w:start w:val="1"/>
-      <w:numFmt w:val="decimal"/>
-      <w:lvlText w:val="%4."/>
-      <w:lvlJc w:val="left"/>
-      <w:pPr>
-        <w:tabs>
-          <w:tab w:val="num" w:pos="2836"/>
-        </w:tabs>
-        <w:ind w:left="2836" w:hanging="283"/>
-      </w:pPr>
-      <w:rPr/>
-    </w:lvl>
-    <w:lvl w:ilvl="4">
-      <w:start w:val="1"/>
-      <w:numFmt w:val="decimal"/>
-      <w:lvlText w:val="%5."/>
-      <w:lvlJc w:val="left"/>
-      <w:pPr>
-        <w:tabs>
-          <w:tab w:val="num" w:pos="3545"/>
-        </w:tabs>
-        <w:ind w:left="3545" w:hanging="283"/>
-      </w:pPr>
-      <w:rPr/>
-    </w:lvl>
-    <w:lvl w:ilvl="5">
-      <w:start w:val="1"/>
-      <w:numFmt w:val="decimal"/>
-      <w:lvlText w:val="%6."/>
-      <w:lvlJc w:val="left"/>
-      <w:pPr>
-        <w:tabs>
-          <w:tab w:val="num" w:pos="4254"/>
-        </w:tabs>
-        <w:ind w:left="4254" w:hanging="283"/>
-      </w:pPr>
-      <w:rPr/>
-    </w:lvl>
-    <w:lvl w:ilvl="6">
-      <w:start w:val="1"/>
-      <w:numFmt w:val="decimal"/>
-      <w:lvlText w:val="%7."/>
-      <w:lvlJc w:val="left"/>
-      <w:pPr>
-        <w:tabs>
-          <w:tab w:val="num" w:pos="4963"/>
-        </w:tabs>
-        <w:ind w:left="4963" w:hanging="283"/>
-      </w:pPr>
-      <w:rPr/>
-    </w:lvl>
-    <w:lvl w:ilvl="7">
-      <w:start w:val="1"/>
-      <w:numFmt w:val="decimal"/>
-      <w:lvlText w:val="%8."/>
-      <w:lvlJc w:val="left"/>
-      <w:pPr>
-        <w:tabs>
-          <w:tab w:val="num" w:pos="5672"/>
-        </w:tabs>
-        <w:ind w:left="5672" w:hanging="283"/>
-      </w:pPr>
-      <w:rPr/>
-    </w:lvl>
-    <w:lvl w:ilvl="8">
-      <w:start w:val="1"/>
-      <w:numFmt w:val="decimal"/>
-      <w:lvlText w:val="%9."/>
-      <w:lvlJc w:val="left"/>
-      <w:pPr>
-        <w:tabs>
-          <w:tab w:val="num" w:pos="6381"/>
-        </w:tabs>
-        <w:ind w:left="6381" w:hanging="283"/>
-      </w:pPr>
-      <w:rPr/>
-    </w:lvl>
-  </w:abstractNum>
-  <w:abstractNum w:abstractNumId="8">
-    <w:lvl w:ilvl="0">
-      <w:start w:val="1"/>
       <w:numFmt w:val="none"/>
       <w:suff w:val="nothing"/>
       <w:lvlText w:val=""/>
@@ -3993,6 +3967,7 @@
     <w:lvl w:ilvl="1">
       <w:start w:val="1"/>
       <w:numFmt w:val="none"/>
+      <w:pStyle w:val="Heading2"/>
       <w:suff w:val="nothing"/>
       <w:lvlText w:val=""/>
       <w:lvlJc w:val="left"/>
@@ -4006,6 +3981,7 @@
     <w:lvl w:ilvl="2">
       <w:start w:val="1"/>
       <w:numFmt w:val="none"/>
+      <w:pStyle w:val="Heading3"/>
       <w:suff w:val="nothing"/>
       <w:lvlText w:val=""/>
       <w:lvlJc w:val="left"/>
@@ -4116,9 +4092,6 @@
   <w:num w:numId="7">
     <w:abstractNumId w:val="7"/>
   </w:num>
-  <w:num w:numId="8">
-    <w:abstractNumId w:val="8"/>
-  </w:num>
 </w:numbering>
 </file>
 
@@ -4144,15 +4117,13 @@
     <w:qFormat/>
     <w:pPr>
       <w:widowControl w:val="false"/>
-      <w:suppressAutoHyphens w:val="true"/>
       <w:bidi w:val="0"/>
-      <w:spacing w:lineRule="auto" w:line="360" w:before="0" w:after="0"/>
+      <w:spacing w:lineRule="auto" w:line="360"/>
       <w:jc w:val="both"/>
     </w:pPr>
     <w:rPr>
       <w:rFonts w:ascii="Times New Roman;serif" w:hAnsi="Times New Roman;serif" w:eastAsia="Times New Roman;serif" w:cs="Times New Roman;serif"/>
       <w:color w:val="auto"/>
-      <w:kern w:val="0"/>
       <w:sz w:val="28"/>
       <w:szCs w:val="28"/>
       <w:lang w:val="ru-RU" w:eastAsia="zh-CN" w:bidi="hi-IN"/>
@@ -4160,7 +4131,7 @@
   </w:style>
   <w:style w:type="paragraph" w:styleId="Heading1">
     <w:name w:val="heading 1"/>
-    <w:basedOn w:val="user8"/>
+    <w:basedOn w:val="Style19"/>
     <w:next w:val="BodyText"/>
     <w:qFormat/>
     <w:pPr>
@@ -4179,7 +4150,7 @@
   </w:style>
   <w:style w:type="paragraph" w:styleId="Heading2">
     <w:name w:val="heading 2"/>
-    <w:basedOn w:val="user8"/>
+    <w:basedOn w:val="Style19"/>
     <w:next w:val="BodyText"/>
     <w:qFormat/>
     <w:pPr>
@@ -4198,7 +4169,7 @@
   </w:style>
   <w:style w:type="paragraph" w:styleId="Heading3">
     <w:name w:val="heading 3"/>
-    <w:basedOn w:val="user8"/>
+    <w:basedOn w:val="Style19"/>
     <w:next w:val="BodyText"/>
     <w:qFormat/>
     <w:pPr>
@@ -4215,22 +4186,8 @@
       <w:szCs w:val="28"/>
     </w:rPr>
   </w:style>
-  <w:style w:type="character" w:styleId="Style11">
-    <w:name w:val="Символ концевой сноски"/>
-    <w:qFormat/>
-    <w:rPr>
-      <w:vertAlign w:val="superscript"/>
-    </w:rPr>
-  </w:style>
   <w:style w:type="character" w:styleId="EndnoteReference">
     <w:name w:val="endnote reference"/>
-    <w:rPr>
-      <w:vertAlign w:val="superscript"/>
-    </w:rPr>
-  </w:style>
-  <w:style w:type="character" w:styleId="Style12">
-    <w:name w:val="Символ сноски"/>
-    <w:qFormat/>
     <w:rPr>
       <w:vertAlign w:val="superscript"/>
     </w:rPr>
@@ -4241,13 +4198,13 @@
       <w:vertAlign w:val="superscript"/>
     </w:rPr>
   </w:style>
-  <w:style w:type="character" w:styleId="user">
-    <w:name w:val="Символ концевой сноски (user)"/>
+  <w:style w:type="character" w:styleId="Style11">
+    <w:name w:val="Символ концевой сноски"/>
     <w:qFormat/>
     <w:rPr/>
   </w:style>
-  <w:style w:type="character" w:styleId="user1">
-    <w:name w:val="Символ сноски (user)"/>
+  <w:style w:type="character" w:styleId="Style12">
+    <w:name w:val="Символ сноски"/>
     <w:qFormat/>
     <w:rPr/>
   </w:style>
@@ -4258,8 +4215,8 @@
       <w:u w:val="single"/>
     </w:rPr>
   </w:style>
-  <w:style w:type="character" w:styleId="user2">
-    <w:name w:val="Исходный текст (user)"/>
+  <w:style w:type="character" w:styleId="Style13">
+    <w:name w:val="Исходный текст"/>
     <w:qFormat/>
     <w:rPr>
       <w:rFonts w:ascii="Courier New;monospace" w:hAnsi="Courier New;monospace" w:eastAsia="Courier New;monospace" w:cs="Courier New;monospace"/>
@@ -4275,79 +4232,20 @@
       <w:bCs/>
     </w:rPr>
   </w:style>
-  <w:style w:type="character" w:styleId="user3">
-    <w:name w:val="Маркеры (user)"/>
+  <w:style w:type="character" w:styleId="Style14">
+    <w:name w:val="Маркеры"/>
     <w:qFormat/>
     <w:rPr>
       <w:rFonts w:ascii="OpenSymbol" w:hAnsi="OpenSymbol" w:eastAsia="OpenSymbol" w:cs="OpenSymbol"/>
     </w:rPr>
   </w:style>
-  <w:style w:type="character" w:styleId="user4">
-    <w:name w:val="Символ нумерации (user)"/>
+  <w:style w:type="character" w:styleId="Style15">
+    <w:name w:val="Символ нумерации"/>
     <w:qFormat/>
     <w:rPr/>
   </w:style>
-  <w:style w:type="paragraph" w:styleId="Style13">
-    <w:name w:val="Заголовок"/>
-    <w:basedOn w:val="Normal"/>
-    <w:next w:val="BodyText"/>
-    <w:qFormat/>
-    <w:pPr>
-      <w:keepNext w:val="true"/>
-      <w:spacing w:before="240" w:after="120"/>
-    </w:pPr>
-    <w:rPr>
-      <w:rFonts w:ascii="Liberation Sans" w:hAnsi="Liberation Sans" w:eastAsia="Noto Sans CJK SC" w:cs="Noto Sans Devanagari"/>
-      <w:sz w:val="28"/>
-      <w:szCs w:val="28"/>
-    </w:rPr>
-  </w:style>
-  <w:style w:type="paragraph" w:styleId="BodyText">
-    <w:name w:val="Body Text"/>
-    <w:basedOn w:val="Normal"/>
-    <w:pPr>
-      <w:spacing w:before="0" w:after="120"/>
-      <w:ind w:firstLine="709"/>
-    </w:pPr>
-    <w:rPr/>
-  </w:style>
-  <w:style w:type="paragraph" w:styleId="List">
-    <w:name w:val="List"/>
-    <w:basedOn w:val="BodyText"/>
-    <w:pPr/>
-    <w:rPr>
-      <w:rFonts w:cs="Noto Sans Devanagari"/>
-    </w:rPr>
-  </w:style>
-  <w:style w:type="paragraph" w:styleId="Caption">
-    <w:name w:val="caption"/>
-    <w:basedOn w:val="Normal"/>
-    <w:qFormat/>
-    <w:pPr>
-      <w:suppressLineNumbers/>
-      <w:spacing w:before="120" w:after="120"/>
-    </w:pPr>
-    <w:rPr>
-      <w:rFonts w:cs="Noto Sans Devanagari"/>
-      <w:i/>
-      <w:iCs/>
-      <w:sz w:val="24"/>
-      <w:szCs w:val="24"/>
-    </w:rPr>
-  </w:style>
-  <w:style w:type="paragraph" w:styleId="Style14">
-    <w:name w:val="Указатель"/>
-    <w:basedOn w:val="Normal"/>
-    <w:qFormat/>
-    <w:pPr>
-      <w:suppressLineNumbers/>
-    </w:pPr>
-    <w:rPr>
-      <w:rFonts w:cs="Noto Sans Devanagari"/>
-    </w:rPr>
-  </w:style>
-  <w:style w:type="paragraph" w:styleId="user5">
-    <w:name w:val="Горизонтальная линия (user)"/>
+  <w:style w:type="paragraph" w:styleId="Style16">
+    <w:name w:val="Горизонтальная линия"/>
     <w:basedOn w:val="Normal"/>
     <w:next w:val="BodyText"/>
     <w:qFormat/>
@@ -4369,17 +4267,20 @@
       <w:i/>
     </w:rPr>
   </w:style>
-  <w:style w:type="paragraph" w:styleId="user6">
-    <w:name w:val="Содержимое таблицы (user)"/>
+  <w:style w:type="paragraph" w:styleId="Style17">
+    <w:name w:val="Содержимое таблицы"/>
     <w:basedOn w:val="BodyText"/>
     <w:qFormat/>
     <w:pPr>
       <w:jc w:val="left"/>
     </w:pPr>
-    <w:rPr/>
+    <w:rPr>
+      <w:sz w:val="24"/>
+      <w:szCs w:val="24"/>
+    </w:rPr>
   </w:style>
-  <w:style w:type="paragraph" w:styleId="user7">
-    <w:name w:val="Указатель (user)"/>
+  <w:style w:type="paragraph" w:styleId="Style18">
+    <w:name w:val="Указатель"/>
     <w:basedOn w:val="Normal"/>
     <w:qFormat/>
     <w:pPr>
@@ -4389,8 +4290,41 @@
       <w:rFonts w:cs="Noto Sans Devanagari"/>
     </w:rPr>
   </w:style>
-  <w:style w:type="paragraph" w:styleId="user8">
-    <w:name w:val="Заголовок (user)"/>
+  <w:style w:type="paragraph" w:styleId="Caption">
+    <w:name w:val="caption"/>
+    <w:basedOn w:val="Normal"/>
+    <w:qFormat/>
+    <w:pPr>
+      <w:suppressLineNumbers/>
+      <w:spacing w:before="120" w:after="120"/>
+    </w:pPr>
+    <w:rPr>
+      <w:rFonts w:cs="Noto Sans Devanagari"/>
+      <w:i/>
+      <w:iCs/>
+      <w:sz w:val="24"/>
+      <w:szCs w:val="24"/>
+    </w:rPr>
+  </w:style>
+  <w:style w:type="paragraph" w:styleId="List">
+    <w:name w:val="List"/>
+    <w:basedOn w:val="BodyText"/>
+    <w:pPr/>
+    <w:rPr>
+      <w:rFonts w:cs="Noto Sans Devanagari"/>
+    </w:rPr>
+  </w:style>
+  <w:style w:type="paragraph" w:styleId="BodyText">
+    <w:name w:val="Body Text"/>
+    <w:basedOn w:val="Normal"/>
+    <w:pPr>
+      <w:spacing w:before="0" w:after="120"/>
+      <w:ind w:firstLine="709"/>
+    </w:pPr>
+    <w:rPr/>
+  </w:style>
+  <w:style w:type="paragraph" w:styleId="Style19">
+    <w:name w:val="Заголовок"/>
     <w:basedOn w:val="Normal"/>
     <w:next w:val="BodyText"/>
     <w:qFormat/>
@@ -4404,12 +4338,13 @@
       <w:szCs w:val="28"/>
     </w:rPr>
   </w:style>
-  <w:style w:type="paragraph" w:styleId="user9">
-    <w:name w:val="Текст в заданном формате (user)"/>
+  <w:style w:type="paragraph" w:styleId="Style20">
+    <w:name w:val="Текст в заданном формате"/>
     <w:basedOn w:val="Normal"/>
     <w:qFormat/>
     <w:pPr>
-      <w:shd w:val="clear" w:fill="F5F5F5"/>
+      <w:pBdr/>
+      <w:shd w:fill="F5F5F5" w:val="clear"/>
       <w:spacing w:before="0" w:after="0"/>
     </w:pPr>
     <w:rPr>
@@ -4418,9 +4353,9 @@
       <w:szCs w:val="24"/>
     </w:rPr>
   </w:style>
-  <w:style w:type="paragraph" w:styleId="user10">
-    <w:name w:val="Заголовок таблицы (user)"/>
-    <w:basedOn w:val="user6"/>
+  <w:style w:type="paragraph" w:styleId="Style21">
+    <w:name w:val="Заголовок таблицы"/>
+    <w:basedOn w:val="Style17"/>
     <w:qFormat/>
     <w:pPr>
       <w:suppressLineNumbers/>
@@ -4429,6 +4364,22 @@
     <w:rPr>
       <w:b/>
       <w:bCs/>
+      <w:sz w:val="24"/>
+      <w:szCs w:val="24"/>
+    </w:rPr>
+  </w:style>
+  <w:style w:type="paragraph" w:styleId="caption1">
+    <w:name w:val="Основной текст.caption"/>
+    <w:basedOn w:val="BodyText"/>
+    <w:qFormat/>
+    <w:pPr>
+      <w:jc w:val="center"/>
+    </w:pPr>
+    <w:rPr>
+      <w:i/>
+      <w:iCs/>
+      <w:sz w:val="24"/>
+      <w:szCs w:val="24"/>
     </w:rPr>
   </w:style>
 </w:styles>
